--- a/Analog_Computing_D14/D14_Analog_Computing_Report.docx
+++ b/Analog_Computing_D14/D14_Analog_Computing_Report.docx
@@ -1,31 +1,30 @@
 
 <file path=word/document.xml><?xml version="1.0" encoding="utf-8"?>
-<w:document xmlns:wpc="http://schemas.microsoft.com/office/word/2010/wordprocessingCanvas" xmlns:mc="http://schemas.openxmlformats.org/markup-compatibility/2006" xmlns:o="urn:schemas-microsoft-com:office:office" xmlns:r="http://schemas.openxmlformats.org/officeDocument/2006/relationships" xmlns:m="http://schemas.openxmlformats.org/officeDocument/2006/math" xmlns:v="urn:schemas-microsoft-com:vml" xmlns:wp14="http://schemas.microsoft.com/office/word/2010/wordprocessingDrawing" xmlns:wp="http://schemas.openxmlformats.org/drawingml/2006/wordprocessingDrawing" xmlns:w10="urn:schemas-microsoft-com:office:word" xmlns:w="http://schemas.openxmlformats.org/wordprocessingml/2006/main" xmlns:w14="http://schemas.microsoft.com/office/word/2010/wordml" xmlns:w15="http://schemas.microsoft.com/office/word/2012/wordml" xmlns:wpg="http://schemas.microsoft.com/office/word/2010/wordprocessingGroup" xmlns:wpi="http://schemas.microsoft.com/office/word/2010/wordprocessingInk" xmlns:wne="http://schemas.microsoft.com/office/word/2006/wordml" xmlns:wps="http://schemas.microsoft.com/office/word/2010/wordprocessingShape" xmlns:w16se="http://schemas.microsoft.com/office/word/2015/wordml/symex" xmlns:w16cid="http://schemas.microsoft.com/office/word/2016/wordml/cid" xmlns:w16="http://schemas.microsoft.com/office/word/2018/wordml" xmlns:w16cex="http://schemas.microsoft.com/office/word/2018/wordml/cex" xmlns:w16sdtdh="http://schemas.microsoft.com/office/word/2020/wordml/sdtdatahash" xmlns:w16sdtfl="http://schemas.microsoft.com/office/word/2024/wordml/sdtformatlock" xmlns:a="http://schemas.openxmlformats.org/drawingml/2006/main" xmlns:pic="http://schemas.openxmlformats.org/drawingml/2006/picture" xmlns:a14="http://schemas.microsoft.com/office/drawing/2010/main" mc:Ignorable="w14 w15 wp14 w16se w16cid w16 w16cex w16sdtdh w16sdtfl">
+<w:document xmlns:wpc="http://schemas.microsoft.com/office/word/2010/wordprocessingCanvas" xmlns:mc="http://schemas.openxmlformats.org/markup-compatibility/2006" xmlns:o="urn:schemas-microsoft-com:office:office" xmlns:r="http://schemas.openxmlformats.org/officeDocument/2006/relationships" xmlns:m="http://schemas.openxmlformats.org/officeDocument/2006/math" xmlns:v="urn:schemas-microsoft-com:vml" xmlns:wp14="http://schemas.microsoft.com/office/word/2010/wordprocessingDrawing" xmlns:wp="http://schemas.openxmlformats.org/drawingml/2006/wordprocessingDrawing" xmlns:w="http://schemas.openxmlformats.org/wordprocessingml/2006/main" xmlns:w14="http://schemas.microsoft.com/office/word/2010/wordml" xmlns:w10="urn:schemas-microsoft-com:office:word" xmlns:w15="http://schemas.microsoft.com/office/word/2012/wordml" xmlns:wpg="http://schemas.microsoft.com/office/word/2010/wordprocessingGroup" xmlns:wpi="http://schemas.microsoft.com/office/word/2010/wordprocessingInk" xmlns:wne="http://schemas.microsoft.com/office/word/2006/wordml" xmlns:wps="http://schemas.microsoft.com/office/word/2010/wordprocessingShape" xmlns:wpsCustomData="http://www.wps.cn/officeDocument/2013/wpsCustomData" mc:Ignorable="w14 w15 wp14">
   <w:body>
-    <w:p xmlns:wp14="http://schemas.microsoft.com/office/word/2010/wordml" wp14:paraId="2C078E63" wp14:textId="3DCC7A51">
-      <w:pPr>
-        <w:pStyle w:val="Normal"/>
-      </w:pPr>
+    <w:p>
       <w:r>
         <w:drawing>
-          <wp:inline xmlns:wp14="http://schemas.microsoft.com/office/word/2010/wordprocessingDrawing" wp14:editId="5B3B7F4D" wp14:anchorId="2E2EAE71">
+          <wp:inline distT="0" distB="0" distL="114300" distR="114300">
             <wp:extent cx="5943600" cy="1343025"/>
             <wp:effectExtent l="0" t="0" r="0" b="0"/>
             <wp:docPr id="1318272772" name="drawing"/>
             <wp:cNvGraphicFramePr>
-              <a:graphicFrameLocks noChangeAspect="1"/>
+              <a:graphicFrameLocks xmlns:a="http://schemas.openxmlformats.org/drawingml/2006/main" noChangeAspect="1"/>
             </wp:cNvGraphicFramePr>
-            <a:graphic>
-              <a:graphicData xmlns:a="http://schemas.openxmlformats.org/drawingml/2006/main" uri="http://schemas.openxmlformats.org/drawingml/2006/picture">
+            <a:graphic xmlns:a="http://schemas.openxmlformats.org/drawingml/2006/main">
+              <a:graphicData uri="http://schemas.openxmlformats.org/drawingml/2006/picture">
                 <pic:pic xmlns:pic="http://schemas.openxmlformats.org/drawingml/2006/picture">
                   <pic:nvPicPr>
-                    <pic:cNvPr id="1318272772" name=""/>
-                    <pic:cNvPicPr/>
+                    <pic:cNvPr id="1318272772" name="drawing"/>
+                    <pic:cNvPicPr>
+                      <a:picLocks noChangeAspect="1"/>
+                    </pic:cNvPicPr>
                   </pic:nvPicPr>
                   <pic:blipFill>
-                    <a:blip xmlns:r="http://schemas.openxmlformats.org/officeDocument/2006/relationships" r:embed="rId1764787724">
+                    <a:blip r:embed="rId6">
                       <a:extLst>
-                        <a:ext xmlns:a="http://schemas.openxmlformats.org/drawingml/2006/main" uri="{28A0092B-C50C-407E-A947-70E740481C1C}">
+                        <a:ext uri="{28A0092B-C50C-407E-A947-70E740481C1C}">
                           <a14:useLocalDpi xmlns:a14="http://schemas.microsoft.com/office/drawing/2010/main" val="0"/>
                         </a:ext>
                       </a:extLst>
@@ -51,20 +50,18 @@
       </w:r>
     </w:p>
     <w:p>
-      <w:pPr>
-        <w:pStyle w:val="Normal"/>
-      </w:pPr>
-    </w:p>
-    <w:p>
-      <w:pPr>
-        <w:spacing w:before="0" w:beforeAutospacing="off" w:after="160" w:afterAutospacing="off" w:line="257" w:lineRule="auto"/>
+      <w:bookmarkStart w:id="0" w:name="_GoBack"/>
+      <w:bookmarkEnd w:id="0"/>
+    </w:p>
+    <w:p>
+      <w:pPr>
+        <w:spacing w:before="0" w:beforeAutospacing="0" w:after="160" w:afterAutospacing="0" w:line="257" w:lineRule="auto"/>
         <w:jc w:val="center"/>
         <w:rPr>
           <w:rFonts w:ascii="ADLaM Display" w:hAnsi="ADLaM Display" w:eastAsia="ADLaM Display" w:cs="ADLaM Display"/>
-          <w:b w:val="1"/>
-          <w:bCs w:val="1"/>
-          <w:caps w:val="1"/>
-          <w:noProof w:val="0"/>
+          <w:b/>
+          <w:bCs/>
+          <w:caps/>
           <w:sz w:val="40"/>
           <w:szCs w:val="40"/>
           <w:lang w:val="en-IN"/>
@@ -73,10 +70,9 @@
       <w:r>
         <w:rPr>
           <w:rFonts w:ascii="ADLaM Display" w:hAnsi="ADLaM Display" w:eastAsia="ADLaM Display" w:cs="ADLaM Display"/>
-          <w:b w:val="1"/>
-          <w:bCs w:val="1"/>
-          <w:caps w:val="1"/>
-          <w:noProof w:val="0"/>
+          <w:b/>
+          <w:bCs/>
+          <w:caps/>
           <w:sz w:val="40"/>
           <w:szCs w:val="40"/>
           <w:lang w:val="en-IN"/>
@@ -86,14 +82,13 @@
     </w:p>
     <w:p>
       <w:pPr>
-        <w:spacing w:before="0" w:beforeAutospacing="off" w:after="160" w:afterAutospacing="off" w:line="257" w:lineRule="auto"/>
+        <w:spacing w:before="0" w:beforeAutospacing="0" w:after="160" w:afterAutospacing="0" w:line="257" w:lineRule="auto"/>
         <w:jc w:val="center"/>
         <w:rPr>
           <w:rFonts w:ascii="ADLaM Display" w:hAnsi="ADLaM Display" w:eastAsia="ADLaM Display" w:cs="ADLaM Display"/>
-          <w:b w:val="1"/>
-          <w:bCs w:val="1"/>
-          <w:caps w:val="1"/>
-          <w:noProof w:val="0"/>
+          <w:b/>
+          <w:bCs/>
+          <w:caps/>
           <w:sz w:val="40"/>
           <w:szCs w:val="40"/>
           <w:lang w:val="en-IN"/>
@@ -102,14 +97,13 @@
     </w:p>
     <w:p>
       <w:pPr>
-        <w:spacing w:before="0" w:beforeAutospacing="off" w:after="160" w:afterAutospacing="off" w:line="257" w:lineRule="auto"/>
+        <w:spacing w:before="0" w:beforeAutospacing="0" w:after="160" w:afterAutospacing="0" w:line="257" w:lineRule="auto"/>
         <w:jc w:val="center"/>
         <w:rPr>
           <w:rFonts w:ascii="ADLaM Display" w:hAnsi="ADLaM Display" w:eastAsia="ADLaM Display" w:cs="ADLaM Display"/>
-          <w:b w:val="1"/>
-          <w:bCs w:val="1"/>
-          <w:caps w:val="1"/>
-          <w:noProof w:val="0"/>
+          <w:b/>
+          <w:bCs/>
+          <w:caps/>
           <w:sz w:val="40"/>
           <w:szCs w:val="40"/>
           <w:lang w:val="en-IN"/>
@@ -118,10 +112,9 @@
       <w:r>
         <w:rPr>
           <w:rFonts w:ascii="ADLaM Display" w:hAnsi="ADLaM Display" w:eastAsia="ADLaM Display" w:cs="ADLaM Display"/>
-          <w:b w:val="1"/>
-          <w:bCs w:val="1"/>
-          <w:caps w:val="1"/>
-          <w:noProof w:val="0"/>
+          <w:b/>
+          <w:bCs/>
+          <w:caps/>
           <w:sz w:val="40"/>
           <w:szCs w:val="40"/>
           <w:lang w:val="en-IN"/>
@@ -131,14 +124,13 @@
     </w:p>
     <w:p>
       <w:pPr>
-        <w:spacing w:before="0" w:beforeAutospacing="off" w:after="160" w:afterAutospacing="off" w:line="257" w:lineRule="auto"/>
+        <w:spacing w:before="0" w:beforeAutospacing="0" w:after="160" w:afterAutospacing="0" w:line="257" w:lineRule="auto"/>
         <w:jc w:val="center"/>
         <w:rPr>
           <w:rFonts w:ascii="ADLaM Display" w:hAnsi="ADLaM Display" w:eastAsia="ADLaM Display" w:cs="ADLaM Display"/>
-          <w:b w:val="1"/>
-          <w:bCs w:val="1"/>
-          <w:caps w:val="1"/>
-          <w:noProof w:val="0"/>
+          <w:b/>
+          <w:bCs/>
+          <w:caps/>
           <w:sz w:val="40"/>
           <w:szCs w:val="40"/>
           <w:lang w:val="en-IN"/>
@@ -147,14 +139,13 @@
     </w:p>
     <w:p>
       <w:pPr>
-        <w:spacing w:before="0" w:beforeAutospacing="off" w:after="160" w:afterAutospacing="off" w:line="257" w:lineRule="auto"/>
+        <w:spacing w:before="0" w:beforeAutospacing="0" w:after="160" w:afterAutospacing="0" w:line="257" w:lineRule="auto"/>
         <w:jc w:val="center"/>
         <w:rPr>
           <w:rFonts w:ascii="ADLaM Display" w:hAnsi="ADLaM Display" w:eastAsia="ADLaM Display" w:cs="ADLaM Display"/>
-          <w:b w:val="1"/>
-          <w:bCs w:val="1"/>
-          <w:caps w:val="1"/>
-          <w:noProof w:val="0"/>
+          <w:b/>
+          <w:bCs/>
+          <w:caps/>
           <w:sz w:val="40"/>
           <w:szCs w:val="40"/>
           <w:lang w:val="en-IN"/>
@@ -163,10 +154,9 @@
       <w:r>
         <w:rPr>
           <w:rFonts w:ascii="ADLaM Display" w:hAnsi="ADLaM Display" w:eastAsia="ADLaM Display" w:cs="ADLaM Display"/>
-          <w:b w:val="1"/>
-          <w:bCs w:val="1"/>
-          <w:caps w:val="1"/>
-          <w:noProof w:val="0"/>
+          <w:b/>
+          <w:bCs/>
+          <w:caps/>
           <w:sz w:val="40"/>
           <w:szCs w:val="40"/>
           <w:lang w:val="en-IN"/>
@@ -174,41 +164,7 @@
         <w:t>SHM oscillation</w:t>
       </w:r>
     </w:p>
-    <w:p>
-      <w:pPr>
-        <w:pStyle w:val="Normal"/>
-      </w:pPr>
-    </w:p>
-    <w:p>
-      <w:pPr>
-        <w:pStyle w:val="Normal"/>
-      </w:pPr>
-    </w:p>
-    <w:p>
-      <w:pPr>
-        <w:pStyle w:val="Normal"/>
-      </w:pPr>
-    </w:p>
-    <w:p>
-      <w:pPr>
-        <w:pStyle w:val="Normal"/>
-      </w:pPr>
-    </w:p>
-    <w:p>
-      <w:pPr>
-        <w:pStyle w:val="Normal"/>
-      </w:pPr>
-    </w:p>
-    <w:p>
-      <w:pPr>
-        <w:pStyle w:val="Normal"/>
-      </w:pPr>
-    </w:p>
-    <w:p>
-      <w:pPr>
-        <w:pStyle w:val="Normal"/>
-      </w:pPr>
-    </w:p>
+    <w:p/>
     <w:p>
       <w:pPr>
         <w:jc w:val="right"/>
@@ -220,27 +176,41 @@
           <w:iCs w:val="0"/>
           <w:caps w:val="0"/>
           <w:smallCaps w:val="0"/>
-          <w:noProof w:val="0"/>
-          <w:color w:val="000000" w:themeColor="text1" w:themeTint="FF" w:themeShade="FF"/>
+          <w:color w:val="000000" w:themeColor="text1" w:themeTint="FF"/>
           <w:sz w:val="32"/>
           <w:szCs w:val="32"/>
           <w:lang w:val="en-US"/>
+          <w14:textFill>
+            <w14:solidFill>
+              <w14:schemeClr w14:val="tx1">
+                <w14:lumMod w14:val="100000"/>
+                <w14:lumOff w14:val="0"/>
+              </w14:schemeClr>
+            </w14:solidFill>
+          </w14:textFill>
         </w:rPr>
       </w:pPr>
       <w:r>
         <w:rPr>
           <w:rFonts w:ascii="Aptos" w:hAnsi="Aptos" w:eastAsia="Aptos" w:cs="Aptos"/>
-          <w:b w:val="1"/>
-          <w:bCs w:val="1"/>
+          <w:b/>
+          <w:bCs/>
           <w:i w:val="0"/>
           <w:iCs w:val="0"/>
           <w:caps w:val="0"/>
           <w:smallCaps w:val="0"/>
-          <w:noProof w:val="0"/>
-          <w:color w:val="000000" w:themeColor="text1" w:themeTint="FF" w:themeShade="FF"/>
+          <w:color w:val="000000" w:themeColor="text1" w:themeTint="FF"/>
           <w:sz w:val="32"/>
           <w:szCs w:val="32"/>
           <w:lang w:val="en-US"/>
+          <w14:textFill>
+            <w14:solidFill>
+              <w14:schemeClr w14:val="tx1">
+                <w14:lumMod w14:val="100000"/>
+                <w14:lumOff w14:val="0"/>
+              </w14:schemeClr>
+            </w14:solidFill>
+          </w14:textFill>
         </w:rPr>
         <w:t>D14-Team Members:</w:t>
       </w:r>
@@ -256,27 +226,41 @@
           <w:iCs w:val="0"/>
           <w:caps w:val="0"/>
           <w:smallCaps w:val="0"/>
-          <w:noProof w:val="0"/>
-          <w:color w:val="000000" w:themeColor="text1" w:themeTint="FF" w:themeShade="FF"/>
+          <w:color w:val="000000" w:themeColor="text1" w:themeTint="FF"/>
           <w:sz w:val="32"/>
           <w:szCs w:val="32"/>
           <w:lang w:val="en-US"/>
+          <w14:textFill>
+            <w14:solidFill>
+              <w14:schemeClr w14:val="tx1">
+                <w14:lumMod w14:val="100000"/>
+                <w14:lumOff w14:val="0"/>
+              </w14:schemeClr>
+            </w14:solidFill>
+          </w14:textFill>
         </w:rPr>
       </w:pPr>
       <w:r>
         <w:rPr>
           <w:rFonts w:ascii="Aptos" w:hAnsi="Aptos" w:eastAsia="Aptos" w:cs="Aptos"/>
-          <w:b w:val="1"/>
-          <w:bCs w:val="1"/>
+          <w:b/>
+          <w:bCs/>
           <w:i w:val="0"/>
           <w:iCs w:val="0"/>
           <w:caps w:val="0"/>
           <w:smallCaps w:val="0"/>
-          <w:noProof w:val="0"/>
-          <w:color w:val="000000" w:themeColor="text1" w:themeTint="FF" w:themeShade="FF"/>
+          <w:color w:val="000000" w:themeColor="text1" w:themeTint="FF"/>
           <w:sz w:val="32"/>
           <w:szCs w:val="32"/>
           <w:lang w:val="en-US"/>
+          <w14:textFill>
+            <w14:solidFill>
+              <w14:schemeClr w14:val="tx1">
+                <w14:lumMod w14:val="100000"/>
+                <w14:lumOff w14:val="0"/>
+              </w14:schemeClr>
+            </w14:solidFill>
+          </w14:textFill>
         </w:rPr>
         <w:t>Ravishanmugam K – CB.SC.U4AIE24347</w:t>
       </w:r>
@@ -292,27 +276,41 @@
           <w:iCs w:val="0"/>
           <w:caps w:val="0"/>
           <w:smallCaps w:val="0"/>
-          <w:noProof w:val="0"/>
-          <w:color w:val="000000" w:themeColor="text1" w:themeTint="FF" w:themeShade="FF"/>
+          <w:color w:val="000000" w:themeColor="text1" w:themeTint="FF"/>
           <w:sz w:val="32"/>
           <w:szCs w:val="32"/>
           <w:lang w:val="en-US"/>
+          <w14:textFill>
+            <w14:solidFill>
+              <w14:schemeClr w14:val="tx1">
+                <w14:lumMod w14:val="100000"/>
+                <w14:lumOff w14:val="0"/>
+              </w14:schemeClr>
+            </w14:solidFill>
+          </w14:textFill>
         </w:rPr>
       </w:pPr>
       <w:r>
         <w:rPr>
           <w:rFonts w:ascii="Aptos" w:hAnsi="Aptos" w:eastAsia="Aptos" w:cs="Aptos"/>
-          <w:b w:val="1"/>
-          <w:bCs w:val="1"/>
+          <w:b/>
+          <w:bCs/>
           <w:i w:val="0"/>
           <w:iCs w:val="0"/>
           <w:caps w:val="0"/>
           <w:smallCaps w:val="0"/>
-          <w:noProof w:val="0"/>
-          <w:color w:val="000000" w:themeColor="text1" w:themeTint="FF" w:themeShade="FF"/>
+          <w:color w:val="000000" w:themeColor="text1" w:themeTint="FF"/>
           <w:sz w:val="32"/>
           <w:szCs w:val="32"/>
           <w:lang w:val="en-US"/>
+          <w14:textFill>
+            <w14:solidFill>
+              <w14:schemeClr w14:val="tx1">
+                <w14:lumMod w14:val="100000"/>
+                <w14:lumOff w14:val="0"/>
+              </w14:schemeClr>
+            </w14:solidFill>
+          </w14:textFill>
         </w:rPr>
         <w:t>Sharvesh Sivagnanam – CB.SC.U4AIE24355</w:t>
       </w:r>
@@ -328,27 +326,41 @@
           <w:iCs w:val="0"/>
           <w:caps w:val="0"/>
           <w:smallCaps w:val="0"/>
-          <w:noProof w:val="0"/>
-          <w:color w:val="000000" w:themeColor="text1" w:themeTint="FF" w:themeShade="FF"/>
+          <w:color w:val="000000" w:themeColor="text1" w:themeTint="FF"/>
           <w:sz w:val="32"/>
           <w:szCs w:val="32"/>
           <w:lang w:val="en-US"/>
+          <w14:textFill>
+            <w14:solidFill>
+              <w14:schemeClr w14:val="tx1">
+                <w14:lumMod w14:val="100000"/>
+                <w14:lumOff w14:val="0"/>
+              </w14:schemeClr>
+            </w14:solidFill>
+          </w14:textFill>
         </w:rPr>
       </w:pPr>
       <w:r>
         <w:rPr>
           <w:rFonts w:ascii="Aptos" w:hAnsi="Aptos" w:eastAsia="Aptos" w:cs="Aptos"/>
-          <w:b w:val="1"/>
-          <w:bCs w:val="1"/>
+          <w:b/>
+          <w:bCs/>
           <w:i w:val="0"/>
           <w:iCs w:val="0"/>
           <w:caps w:val="0"/>
           <w:smallCaps w:val="0"/>
-          <w:noProof w:val="0"/>
-          <w:color w:val="000000" w:themeColor="text1" w:themeTint="FF" w:themeShade="FF"/>
+          <w:color w:val="000000" w:themeColor="text1" w:themeTint="FF"/>
           <w:sz w:val="32"/>
           <w:szCs w:val="32"/>
           <w:lang w:val="en-US"/>
+          <w14:textFill>
+            <w14:solidFill>
+              <w14:schemeClr w14:val="tx1">
+                <w14:lumMod w14:val="100000"/>
+                <w14:lumOff w14:val="0"/>
+              </w14:schemeClr>
+            </w14:solidFill>
+          </w14:textFill>
         </w:rPr>
         <w:t>Sri Harini MP – CB.SC.U4AIE24358</w:t>
       </w:r>
@@ -364,38 +376,51 @@
           <w:iCs w:val="0"/>
           <w:caps w:val="0"/>
           <w:smallCaps w:val="0"/>
-          <w:noProof w:val="0"/>
-          <w:color w:val="000000" w:themeColor="text1" w:themeTint="FF" w:themeShade="FF"/>
+          <w:color w:val="000000" w:themeColor="text1" w:themeTint="FF"/>
           <w:sz w:val="32"/>
           <w:szCs w:val="32"/>
           <w:lang w:val="en-US"/>
+          <w14:textFill>
+            <w14:solidFill>
+              <w14:schemeClr w14:val="tx1">
+                <w14:lumMod w14:val="100000"/>
+                <w14:lumOff w14:val="0"/>
+              </w14:schemeClr>
+            </w14:solidFill>
+          </w14:textFill>
         </w:rPr>
       </w:pPr>
       <w:r>
         <w:rPr>
           <w:rFonts w:ascii="Aptos" w:hAnsi="Aptos" w:eastAsia="Aptos" w:cs="Aptos"/>
-          <w:b w:val="1"/>
-          <w:bCs w:val="1"/>
+          <w:b/>
+          <w:bCs/>
           <w:i w:val="0"/>
           <w:iCs w:val="0"/>
           <w:caps w:val="0"/>
           <w:smallCaps w:val="0"/>
-          <w:noProof w:val="0"/>
-          <w:color w:val="000000" w:themeColor="text1" w:themeTint="FF" w:themeShade="FF"/>
+          <w:color w:val="000000" w:themeColor="text1" w:themeTint="FF"/>
           <w:sz w:val="32"/>
           <w:szCs w:val="32"/>
           <w:lang w:val="en-US"/>
+          <w14:textFill>
+            <w14:solidFill>
+              <w14:schemeClr w14:val="tx1">
+                <w14:lumMod w14:val="100000"/>
+                <w14:lumOff w14:val="0"/>
+              </w14:schemeClr>
+            </w14:solidFill>
+          </w14:textFill>
         </w:rPr>
         <w:t>Vignes V M –CB.SC.U4AIE24359</w:t>
       </w:r>
     </w:p>
     <w:p>
       <w:pPr>
-        <w:pStyle w:val="Heading2"/>
-        <w:rPr>
-          <w:b w:val="1"/>
-          <w:bCs w:val="1"/>
-          <w:noProof w:val="0"/>
+        <w:pStyle w:val="3"/>
+        <w:rPr>
+          <w:b/>
+          <w:bCs/>
           <w:sz w:val="40"/>
           <w:szCs w:val="40"/>
           <w:lang w:val="en-US"/>
@@ -405,7 +430,6 @@
         <w:rPr>
           <w:b w:val="0"/>
           <w:bCs w:val="0"/>
-          <w:noProof w:val="0"/>
           <w:sz w:val="36"/>
           <w:szCs w:val="36"/>
           <w:lang w:val="en-US"/>
@@ -414,9 +438,8 @@
       </w:r>
       <w:r>
         <w:rPr>
-          <w:b w:val="1"/>
-          <w:bCs w:val="1"/>
-          <w:noProof w:val="0"/>
+          <w:b/>
+          <w:bCs/>
           <w:sz w:val="36"/>
           <w:szCs w:val="36"/>
           <w:lang w:val="en-US"/>
@@ -426,7 +449,6 @@
     </w:p>
     <w:p>
       <w:pPr>
-        <w:pStyle w:val="Normal"/>
         <w:jc w:val="left"/>
         <w:rPr>
           <w:rFonts w:ascii="Bahnschrift" w:hAnsi="Bahnschrift" w:eastAsia="Bahnschrift" w:cs="Bahnschrift"/>
@@ -436,11 +458,18 @@
           <w:iCs w:val="0"/>
           <w:caps w:val="0"/>
           <w:smallCaps w:val="0"/>
-          <w:noProof w:val="0"/>
-          <w:color w:val="000000" w:themeColor="text1" w:themeTint="FF" w:themeShade="FF"/>
+          <w:color w:val="000000" w:themeColor="text1" w:themeTint="FF"/>
           <w:sz w:val="22"/>
           <w:szCs w:val="22"/>
           <w:lang w:val="en-US"/>
+          <w14:textFill>
+            <w14:solidFill>
+              <w14:schemeClr w14:val="tx1">
+                <w14:lumMod w14:val="100000"/>
+                <w14:lumOff w14:val="0"/>
+              </w14:schemeClr>
+            </w14:solidFill>
+          </w14:textFill>
         </w:rPr>
       </w:pPr>
       <w:r>
@@ -452,139 +481,26 @@
           <w:iCs w:val="0"/>
           <w:caps w:val="0"/>
           <w:smallCaps w:val="0"/>
-          <w:noProof w:val="0"/>
-          <w:color w:val="000000" w:themeColor="text1" w:themeTint="FF" w:themeShade="FF"/>
-          <w:sz w:val="24"/>
-          <w:szCs w:val="24"/>
-          <w:lang w:val="en-US"/>
-        </w:rPr>
-        <w:t>Goal of the our Analog computing project to understand the working model of the analog computing with the Operational Amplifier to solve the Ordinary Differential E</w:t>
-      </w:r>
-      <w:r>
-        <w:rPr>
-          <w:rFonts w:ascii="Bahnschrift" w:hAnsi="Bahnschrift" w:eastAsia="Bahnschrift" w:cs="Bahnschrift"/>
-          <w:b w:val="0"/>
-          <w:bCs w:val="0"/>
-          <w:i w:val="0"/>
-          <w:iCs w:val="0"/>
-          <w:caps w:val="0"/>
-          <w:smallCaps w:val="0"/>
-          <w:noProof w:val="0"/>
-          <w:color w:val="000000" w:themeColor="text1" w:themeTint="FF" w:themeShade="FF"/>
-          <w:sz w:val="24"/>
-          <w:szCs w:val="24"/>
-          <w:lang w:val="en-US"/>
-        </w:rPr>
-        <w:t xml:space="preserve">quation , on the basis of Simple Harmonic Motion equation of Oscillations of an </w:t>
-      </w:r>
-      <w:r>
-        <w:rPr>
-          <w:rFonts w:ascii="Bahnschrift" w:hAnsi="Bahnschrift" w:eastAsia="Bahnschrift" w:cs="Bahnschrift"/>
-          <w:b w:val="0"/>
-          <w:bCs w:val="0"/>
-          <w:i w:val="0"/>
-          <w:iCs w:val="0"/>
-          <w:caps w:val="0"/>
-          <w:smallCaps w:val="0"/>
-          <w:noProof w:val="0"/>
-          <w:color w:val="000000" w:themeColor="text1" w:themeTint="FF" w:themeShade="FF"/>
-          <w:sz w:val="24"/>
-          <w:szCs w:val="24"/>
-          <w:lang w:val="en-US"/>
-        </w:rPr>
-        <w:t>body.</w:t>
-      </w:r>
-      <w:r>
-        <w:rPr>
-          <w:rFonts w:ascii="Bahnschrift" w:hAnsi="Bahnschrift" w:eastAsia="Bahnschrift" w:cs="Bahnschrift"/>
-          <w:b w:val="0"/>
-          <w:bCs w:val="0"/>
-          <w:i w:val="0"/>
-          <w:iCs w:val="0"/>
-          <w:caps w:val="0"/>
-          <w:smallCaps w:val="0"/>
-          <w:noProof w:val="0"/>
-          <w:color w:val="000000" w:themeColor="text1" w:themeTint="FF" w:themeShade="FF"/>
-          <w:sz w:val="24"/>
-          <w:szCs w:val="24"/>
-          <w:lang w:val="en-US"/>
-        </w:rPr>
-        <w:t>Study</w:t>
-      </w:r>
-      <w:r>
-        <w:rPr>
-          <w:rFonts w:ascii="Bahnschrift" w:hAnsi="Bahnschrift" w:eastAsia="Bahnschrift" w:cs="Bahnschrift"/>
-          <w:b w:val="0"/>
-          <w:bCs w:val="0"/>
-          <w:i w:val="0"/>
-          <w:iCs w:val="0"/>
-          <w:caps w:val="0"/>
-          <w:smallCaps w:val="0"/>
-          <w:noProof w:val="0"/>
-          <w:color w:val="000000" w:themeColor="text1" w:themeTint="FF" w:themeShade="FF"/>
-          <w:sz w:val="24"/>
-          <w:szCs w:val="24"/>
-          <w:lang w:val="en-US"/>
-        </w:rPr>
-        <w:t xml:space="preserve"> of </w:t>
-      </w:r>
-      <w:r>
-        <w:rPr>
-          <w:rFonts w:ascii="Bahnschrift" w:hAnsi="Bahnschrift" w:eastAsia="Bahnschrift" w:cs="Bahnschrift"/>
-          <w:b w:val="0"/>
-          <w:bCs w:val="0"/>
-          <w:i w:val="0"/>
-          <w:iCs w:val="0"/>
-          <w:caps w:val="0"/>
-          <w:smallCaps w:val="0"/>
-          <w:noProof w:val="0"/>
-          <w:color w:val="000000" w:themeColor="text1" w:themeTint="FF" w:themeShade="FF"/>
-          <w:sz w:val="24"/>
-          <w:szCs w:val="24"/>
-          <w:lang w:val="en-US"/>
-        </w:rPr>
-        <w:t>ADALM</w:t>
-      </w:r>
-      <w:r>
-        <w:rPr>
-          <w:rFonts w:ascii="Bahnschrift" w:hAnsi="Bahnschrift" w:eastAsia="Bahnschrift" w:cs="Bahnschrift"/>
-          <w:b w:val="0"/>
-          <w:bCs w:val="0"/>
-          <w:i w:val="0"/>
-          <w:iCs w:val="0"/>
-          <w:caps w:val="0"/>
-          <w:smallCaps w:val="0"/>
-          <w:noProof w:val="0"/>
-          <w:color w:val="000000" w:themeColor="text1" w:themeTint="FF" w:themeShade="FF"/>
-          <w:sz w:val="24"/>
-          <w:szCs w:val="24"/>
-          <w:lang w:val="en-US"/>
-        </w:rPr>
-        <w:t xml:space="preserve"> m2k device gives us the basic level analog computing , with the</w:t>
-      </w:r>
-      <w:r>
-        <w:rPr>
-          <w:rFonts w:ascii="Bahnschrift" w:hAnsi="Bahnschrift" w:eastAsia="Bahnschrift" w:cs="Bahnschrift"/>
-          <w:b w:val="0"/>
-          <w:bCs w:val="0"/>
-          <w:i w:val="0"/>
-          <w:iCs w:val="0"/>
-          <w:caps w:val="0"/>
-          <w:smallCaps w:val="0"/>
-          <w:noProof w:val="0"/>
-          <w:color w:val="000000" w:themeColor="text1" w:themeTint="FF" w:themeShade="FF"/>
-          <w:sz w:val="24"/>
-          <w:szCs w:val="24"/>
-          <w:lang w:val="en-US"/>
-        </w:rPr>
-        <w:t xml:space="preserve"> OP-AMP and circuit components to solve and learn the ODE .</w:t>
-      </w:r>
-    </w:p>
-    <w:p>
-      <w:pPr>
-        <w:pStyle w:val="Heading1"/>
-        <w:rPr>
-          <w:noProof w:val="0"/>
+          <w:color w:val="000000" w:themeColor="text1" w:themeTint="FF"/>
+          <w:sz w:val="24"/>
+          <w:szCs w:val="24"/>
+          <w:lang w:val="en-US"/>
+          <w14:textFill>
+            <w14:solidFill>
+              <w14:schemeClr w14:val="tx1">
+                <w14:lumMod w14:val="100000"/>
+                <w14:lumOff w14:val="0"/>
+              </w14:schemeClr>
+            </w14:solidFill>
+          </w14:textFill>
+        </w:rPr>
+        <w:t>Goal of the our Analog computing project to understand the working model of the analog computing with the Operational Amplifier to solve the Ordinary Differential Equation , on the basis of Simple Harmonic Motion equation of Oscillations of an body.Study of ADALM m2k device gives us the basic level analog computing , with the OP-AMP and circuit components to solve and learn the ODE .</w:t>
+      </w:r>
+    </w:p>
+    <w:p>
+      <w:pPr>
+        <w:pStyle w:val="2"/>
+        <w:rPr>
           <w:sz w:val="36"/>
           <w:szCs w:val="36"/>
           <w:lang w:val="en-US"/>
@@ -592,7 +508,6 @@
       </w:pPr>
       <w:r>
         <w:rPr>
-          <w:noProof w:val="0"/>
           <w:sz w:val="36"/>
           <w:szCs w:val="36"/>
           <w:lang w:val="en-US"/>
@@ -602,19 +517,16 @@
     </w:p>
     <w:p>
       <w:pPr>
-        <w:pStyle w:val="Normal"/>
-        <w:rPr>
-          <w:rFonts w:ascii="Bahnschrift" w:hAnsi="Bahnschrift" w:eastAsia="Bahnschrift" w:cs="Bahnschrift"/>
-          <w:noProof w:val="0"/>
-          <w:sz w:val="24"/>
-          <w:szCs w:val="24"/>
-          <w:lang w:val="en-US"/>
-        </w:rPr>
-      </w:pPr>
-      <w:r>
-        <w:rPr>
-          <w:rFonts w:ascii="Bahnschrift" w:hAnsi="Bahnschrift" w:eastAsia="Bahnschrift" w:cs="Bahnschrift"/>
-          <w:noProof w:val="0"/>
+        <w:rPr>
+          <w:rFonts w:ascii="Bahnschrift" w:hAnsi="Bahnschrift" w:eastAsia="Bahnschrift" w:cs="Bahnschrift"/>
+          <w:sz w:val="24"/>
+          <w:szCs w:val="24"/>
+          <w:lang w:val="en-US"/>
+        </w:rPr>
+      </w:pPr>
+      <w:r>
+        <w:rPr>
+          <w:rFonts w:ascii="Bahnschrift" w:hAnsi="Bahnschrift" w:eastAsia="Bahnschrift" w:cs="Bahnschrift"/>
           <w:sz w:val="24"/>
           <w:szCs w:val="24"/>
           <w:lang w:val="en-US"/>
@@ -624,9 +536,8 @@
       <w:r>
         <w:rPr>
           <w:rFonts w:ascii="Bahnschrift" w:hAnsi="Bahnschrift" w:eastAsia="Bahnschrift" w:cs="Bahnschrift"/>
-          <w:b w:val="1"/>
-          <w:bCs w:val="1"/>
-          <w:noProof w:val="0"/>
+          <w:b/>
+          <w:bCs/>
           <w:sz w:val="24"/>
           <w:szCs w:val="24"/>
           <w:lang w:val="en-US"/>
@@ -636,82 +547,53 @@
       <w:r>
         <w:rPr>
           <w:rFonts w:ascii="Bahnschrift" w:hAnsi="Bahnschrift" w:eastAsia="Bahnschrift" w:cs="Bahnschrift"/>
-          <w:noProof w:val="0"/>
-          <w:sz w:val="24"/>
-          <w:szCs w:val="24"/>
-          <w:lang w:val="en-US"/>
-        </w:rPr>
-        <w:t xml:space="preserve"> is a general-purpose integrated circuit used for amplification, filtering, and signal processing. It provides high voltage gain, high input impedance, and low output impedance, making it ideal for analog applications such as amplifiers and signal conditioners. It is internally compensated for stability and usually </w:t>
-      </w:r>
-      <w:r>
-        <w:rPr>
-          <w:rFonts w:ascii="Bahnschrift" w:hAnsi="Bahnschrift" w:eastAsia="Bahnschrift" w:cs="Bahnschrift"/>
-          <w:noProof w:val="0"/>
-          <w:sz w:val="24"/>
-          <w:szCs w:val="24"/>
-          <w:lang w:val="en-US"/>
-        </w:rPr>
-        <w:t>operates</w:t>
-      </w:r>
-      <w:r>
-        <w:rPr>
-          <w:rFonts w:ascii="Bahnschrift" w:hAnsi="Bahnschrift" w:eastAsia="Bahnschrift" w:cs="Bahnschrift"/>
-          <w:noProof w:val="0"/>
-          <w:sz w:val="24"/>
-          <w:szCs w:val="24"/>
-          <w:lang w:val="en-US"/>
-        </w:rPr>
-        <w:t xml:space="preserve"> with a dual power supply of ±15V.</w:t>
-      </w:r>
-    </w:p>
-    <w:p>
-      <w:pPr>
-        <w:pStyle w:val="Normal"/>
-        <w:rPr>
-          <w:noProof w:val="0"/>
-          <w:lang w:val="en-US"/>
-        </w:rPr>
-      </w:pPr>
-    </w:p>
-    <w:p>
-      <w:pPr>
-        <w:pStyle w:val="Normal"/>
+          <w:sz w:val="24"/>
+          <w:szCs w:val="24"/>
+          <w:lang w:val="en-US"/>
+        </w:rPr>
+        <w:t xml:space="preserve"> is a general-purpose integrated circuit used for amplification, filtering, and signal processing. It provides high voltage gain, high input impedance, and low output impedance, making it ideal for analog applications such as amplifiers and signal conditioners. It is internally compensated for stability and usually operates with a dual power supply of ±15V.</w:t>
+      </w:r>
+    </w:p>
+    <w:p>
+      <w:pPr>
+        <w:rPr>
+          <w:lang w:val="en-US"/>
+        </w:rPr>
+      </w:pPr>
+    </w:p>
+    <w:p>
+      <w:pPr>
         <w:jc w:val="center"/>
       </w:pPr>
       <w:r>
-        <w:rPr/>
         <w:t xml:space="preserve">          </w:t>
       </w:r>
       <w:r>
         <w:drawing>
-          <wp:inline wp14:editId="2FC349FB" wp14:anchorId="754711E4">
-            <wp:extent cx="4857750" cy="2732485"/>
+          <wp:inline distT="0" distB="0" distL="114300" distR="114300">
+            <wp:extent cx="4857750" cy="2732405"/>
             <wp:effectExtent l="0" t="0" r="0" b="0"/>
             <wp:docPr id="1500643551" name="drawing"/>
             <wp:cNvGraphicFramePr>
-              <a:graphicFrameLocks noChangeAspect="1"/>
+              <a:graphicFrameLocks xmlns:a="http://schemas.openxmlformats.org/drawingml/2006/main" noChangeAspect="1"/>
             </wp:cNvGraphicFramePr>
-            <a:graphic>
-              <a:graphicData xmlns:a="http://schemas.openxmlformats.org/drawingml/2006/main" uri="http://schemas.openxmlformats.org/drawingml/2006/picture">
+            <a:graphic xmlns:a="http://schemas.openxmlformats.org/drawingml/2006/main">
+              <a:graphicData uri="http://schemas.openxmlformats.org/drawingml/2006/picture">
                 <pic:pic xmlns:pic="http://schemas.openxmlformats.org/drawingml/2006/picture">
                   <pic:nvPicPr>
-                    <pic:cNvPr id="1500643551" name=""/>
-                    <pic:cNvPicPr/>
+                    <pic:cNvPr id="1500643551" name="drawing"/>
+                    <pic:cNvPicPr>
+                      <a:picLocks noChangeAspect="1"/>
+                    </pic:cNvPicPr>
                   </pic:nvPicPr>
                   <pic:blipFill>
-                    <a:blip xmlns:r="http://schemas.openxmlformats.org/officeDocument/2006/relationships" r:embed="rId1959028131">
-                      <a:extLst>
-                        <a:ext uri="{28A0092B-C50C-407E-A947-70E740481C1C}">
-                          <a14:useLocalDpi xmlns:a14="http://schemas.microsoft.com/office/drawing/2010/main"/>
-                        </a:ext>
-                      </a:extLst>
-                    </a:blip>
+                    <a:blip r:embed="rId7"/>
                     <a:stretch>
                       <a:fillRect/>
                     </a:stretch>
                   </pic:blipFill>
                   <pic:spPr>
-                    <a:xfrm rot="0">
+                    <a:xfrm>
                       <a:off x="0" y="0"/>
                       <a:ext cx="4857750" cy="2732485"/>
                     </a:xfrm>
@@ -728,20 +610,17 @@
     </w:p>
     <w:p>
       <w:pPr>
-        <w:pStyle w:val="Normal"/>
         <w:jc w:val="left"/>
         <w:rPr>
           <w:rFonts w:ascii="Bahnschrift" w:hAnsi="Bahnschrift" w:eastAsia="Bahnschrift" w:cs="Bahnschrift"/>
-          <w:noProof w:val="0"/>
-          <w:sz w:val="24"/>
-          <w:szCs w:val="24"/>
-          <w:lang w:val="en-US"/>
-        </w:rPr>
-      </w:pPr>
-      <w:r>
-        <w:rPr>
-          <w:rFonts w:ascii="Bahnschrift" w:hAnsi="Bahnschrift" w:eastAsia="Bahnschrift" w:cs="Bahnschrift"/>
-          <w:noProof w:val="0"/>
+          <w:sz w:val="24"/>
+          <w:szCs w:val="24"/>
+          <w:lang w:val="en-US"/>
+        </w:rPr>
+      </w:pPr>
+      <w:r>
+        <w:rPr>
+          <w:rFonts w:ascii="Bahnschrift" w:hAnsi="Bahnschrift" w:eastAsia="Bahnschrift" w:cs="Bahnschrift"/>
           <w:sz w:val="24"/>
           <w:szCs w:val="24"/>
           <w:lang w:val="en-US"/>
@@ -751,9 +630,8 @@
       <w:r>
         <w:rPr>
           <w:rFonts w:ascii="Bahnschrift" w:hAnsi="Bahnschrift" w:eastAsia="Bahnschrift" w:cs="Bahnschrift"/>
-          <w:b w:val="1"/>
-          <w:bCs w:val="1"/>
-          <w:noProof w:val="0"/>
+          <w:b/>
+          <w:bCs/>
           <w:sz w:val="24"/>
           <w:szCs w:val="24"/>
           <w:lang w:val="en-US"/>
@@ -763,7 +641,6 @@
       <w:r>
         <w:rPr>
           <w:rFonts w:ascii="Bahnschrift" w:hAnsi="Bahnschrift" w:eastAsia="Bahnschrift" w:cs="Bahnschrift"/>
-          <w:noProof w:val="0"/>
           <w:sz w:val="24"/>
           <w:szCs w:val="24"/>
           <w:lang w:val="en-US"/>
@@ -773,9 +650,8 @@
       <w:r>
         <w:rPr>
           <w:rFonts w:ascii="Bahnschrift" w:hAnsi="Bahnschrift" w:eastAsia="Bahnschrift" w:cs="Bahnschrift"/>
-          <w:b w:val="1"/>
-          <w:bCs w:val="1"/>
-          <w:noProof w:val="0"/>
+          <w:b/>
+          <w:bCs/>
           <w:sz w:val="24"/>
           <w:szCs w:val="24"/>
           <w:lang w:val="en-US"/>
@@ -785,7 +661,6 @@
       <w:r>
         <w:rPr>
           <w:rFonts w:ascii="Bahnschrift" w:hAnsi="Bahnschrift" w:eastAsia="Bahnschrift" w:cs="Bahnschrift"/>
-          <w:noProof w:val="0"/>
           <w:sz w:val="24"/>
           <w:szCs w:val="24"/>
           <w:lang w:val="en-US"/>
@@ -795,9 +670,8 @@
       <w:r>
         <w:rPr>
           <w:rFonts w:ascii="Bahnschrift" w:hAnsi="Bahnschrift" w:eastAsia="Bahnschrift" w:cs="Bahnschrift"/>
-          <w:b w:val="1"/>
-          <w:bCs w:val="1"/>
-          <w:noProof w:val="0"/>
+          <w:b/>
+          <w:bCs/>
           <w:sz w:val="24"/>
           <w:szCs w:val="24"/>
           <w:lang w:val="en-US"/>
@@ -807,7 +681,6 @@
       <w:r>
         <w:rPr>
           <w:rFonts w:ascii="Bahnschrift" w:hAnsi="Bahnschrift" w:eastAsia="Bahnschrift" w:cs="Bahnschrift"/>
-          <w:noProof w:val="0"/>
           <w:sz w:val="24"/>
           <w:szCs w:val="24"/>
           <w:lang w:val="en-US"/>
@@ -817,9 +690,8 @@
       <w:r>
         <w:rPr>
           <w:rFonts w:ascii="Bahnschrift" w:hAnsi="Bahnschrift" w:eastAsia="Bahnschrift" w:cs="Bahnschrift"/>
-          <w:b w:val="1"/>
-          <w:bCs w:val="1"/>
-          <w:noProof w:val="0"/>
+          <w:b/>
+          <w:bCs/>
           <w:sz w:val="24"/>
           <w:szCs w:val="24"/>
           <w:lang w:val="en-US"/>
@@ -829,7 +701,6 @@
       <w:r>
         <w:rPr>
           <w:rFonts w:ascii="Bahnschrift" w:hAnsi="Bahnschrift" w:eastAsia="Bahnschrift" w:cs="Bahnschrift"/>
-          <w:noProof w:val="0"/>
           <w:sz w:val="24"/>
           <w:szCs w:val="24"/>
           <w:lang w:val="en-US"/>
@@ -839,9 +710,8 @@
       <w:r>
         <w:rPr>
           <w:rFonts w:ascii="Bahnschrift" w:hAnsi="Bahnschrift" w:eastAsia="Bahnschrift" w:cs="Bahnschrift"/>
-          <w:b w:val="1"/>
-          <w:bCs w:val="1"/>
-          <w:noProof w:val="0"/>
+          <w:b/>
+          <w:bCs/>
           <w:sz w:val="24"/>
           <w:szCs w:val="24"/>
           <w:lang w:val="en-US"/>
@@ -851,7 +721,6 @@
       <w:r>
         <w:rPr>
           <w:rFonts w:ascii="Bahnschrift" w:hAnsi="Bahnschrift" w:eastAsia="Bahnschrift" w:cs="Bahnschrift"/>
-          <w:noProof w:val="0"/>
           <w:sz w:val="24"/>
           <w:szCs w:val="24"/>
           <w:lang w:val="en-US"/>
@@ -861,9 +730,8 @@
       <w:r>
         <w:rPr>
           <w:rFonts w:ascii="Bahnschrift" w:hAnsi="Bahnschrift" w:eastAsia="Bahnschrift" w:cs="Bahnschrift"/>
-          <w:b w:val="1"/>
-          <w:bCs w:val="1"/>
-          <w:noProof w:val="0"/>
+          <w:b/>
+          <w:bCs/>
           <w:sz w:val="24"/>
           <w:szCs w:val="24"/>
           <w:lang w:val="en-US"/>
@@ -873,7 +741,6 @@
       <w:r>
         <w:rPr>
           <w:rFonts w:ascii="Bahnschrift" w:hAnsi="Bahnschrift" w:eastAsia="Bahnschrift" w:cs="Bahnschrift"/>
-          <w:noProof w:val="0"/>
           <w:sz w:val="24"/>
           <w:szCs w:val="24"/>
           <w:lang w:val="en-US"/>
@@ -883,9 +750,8 @@
       <w:r>
         <w:rPr>
           <w:rFonts w:ascii="Bahnschrift" w:hAnsi="Bahnschrift" w:eastAsia="Bahnschrift" w:cs="Bahnschrift"/>
-          <w:b w:val="1"/>
-          <w:bCs w:val="1"/>
-          <w:noProof w:val="0"/>
+          <w:b/>
+          <w:bCs/>
           <w:sz w:val="24"/>
           <w:szCs w:val="24"/>
           <w:lang w:val="en-US"/>
@@ -895,7 +761,6 @@
       <w:r>
         <w:rPr>
           <w:rFonts w:ascii="Bahnschrift" w:hAnsi="Bahnschrift" w:eastAsia="Bahnschrift" w:cs="Bahnschrift"/>
-          <w:noProof w:val="0"/>
           <w:sz w:val="24"/>
           <w:szCs w:val="24"/>
           <w:lang w:val="en-US"/>
@@ -905,9 +770,8 @@
       <w:r>
         <w:rPr>
           <w:rFonts w:ascii="Bahnschrift" w:hAnsi="Bahnschrift" w:eastAsia="Bahnschrift" w:cs="Bahnschrift"/>
-          <w:b w:val="1"/>
-          <w:bCs w:val="1"/>
-          <w:noProof w:val="0"/>
+          <w:b/>
+          <w:bCs/>
           <w:sz w:val="24"/>
           <w:szCs w:val="24"/>
           <w:lang w:val="en-US"/>
@@ -917,7 +781,6 @@
       <w:r>
         <w:rPr>
           <w:rFonts w:ascii="Bahnschrift" w:hAnsi="Bahnschrift" w:eastAsia="Bahnschrift" w:cs="Bahnschrift"/>
-          <w:noProof w:val="0"/>
           <w:sz w:val="24"/>
           <w:szCs w:val="24"/>
           <w:lang w:val="en-US"/>
@@ -927,9 +790,8 @@
       <w:r>
         <w:rPr>
           <w:rFonts w:ascii="Bahnschrift" w:hAnsi="Bahnschrift" w:eastAsia="Bahnschrift" w:cs="Bahnschrift"/>
-          <w:b w:val="1"/>
-          <w:bCs w:val="1"/>
-          <w:noProof w:val="0"/>
+          <w:b/>
+          <w:bCs/>
           <w:sz w:val="24"/>
           <w:szCs w:val="24"/>
           <w:lang w:val="en-US"/>
@@ -939,39 +801,17 @@
       <w:r>
         <w:rPr>
           <w:rFonts w:ascii="Bahnschrift" w:hAnsi="Bahnschrift" w:eastAsia="Bahnschrift" w:cs="Bahnschrift"/>
-          <w:noProof w:val="0"/>
-          <w:sz w:val="24"/>
-          <w:szCs w:val="24"/>
-          <w:lang w:val="en-US"/>
-        </w:rPr>
-        <w:t xml:space="preserve"> is unused. </w:t>
-      </w:r>
-      <w:r>
-        <w:rPr>
-          <w:rFonts w:ascii="Bahnschrift" w:hAnsi="Bahnschrift" w:eastAsia="Bahnschrift" w:cs="Bahnschrift"/>
-          <w:noProof w:val="0"/>
-          <w:sz w:val="24"/>
-          <w:szCs w:val="24"/>
-          <w:lang w:val="en-US"/>
-        </w:rPr>
-        <w:t>It’s</w:t>
-      </w:r>
-      <w:r>
-        <w:rPr>
-          <w:rFonts w:ascii="Bahnschrift" w:hAnsi="Bahnschrift" w:eastAsia="Bahnschrift" w:cs="Bahnschrift"/>
-          <w:noProof w:val="0"/>
-          <w:sz w:val="24"/>
-          <w:szCs w:val="24"/>
-          <w:lang w:val="en-US"/>
-        </w:rPr>
-        <w:t xml:space="preserve"> widely used in amplifiers, filters, oscillators, and comparator circuits due to its reliability and ease of use.</w:t>
-      </w:r>
-    </w:p>
-    <w:p>
-      <w:pPr>
-        <w:pStyle w:val="Heading1"/>
-        <w:rPr>
-          <w:noProof w:val="0"/>
+          <w:sz w:val="24"/>
+          <w:szCs w:val="24"/>
+          <w:lang w:val="en-US"/>
+        </w:rPr>
+        <w:t xml:space="preserve"> is unused. It’s widely used in amplifiers, filters, oscillators, and comparator circuits due to its reliability and ease of use.</w:t>
+      </w:r>
+    </w:p>
+    <w:p>
+      <w:pPr>
+        <w:pStyle w:val="2"/>
+        <w:rPr>
           <w:sz w:val="36"/>
           <w:szCs w:val="36"/>
           <w:lang w:val="en-US"/>
@@ -979,7 +819,6 @@
       </w:pPr>
       <w:r>
         <w:rPr>
-          <w:noProof w:val="0"/>
           <w:sz w:val="36"/>
           <w:szCs w:val="36"/>
           <w:lang w:val="en-US"/>
@@ -989,19 +828,16 @@
     </w:p>
     <w:p>
       <w:pPr>
-        <w:pStyle w:val="Normal"/>
-        <w:rPr>
-          <w:rFonts w:ascii="Bahnschrift" w:hAnsi="Bahnschrift" w:eastAsia="Bahnschrift" w:cs="Bahnschrift"/>
-          <w:noProof w:val="0"/>
-          <w:sz w:val="24"/>
-          <w:szCs w:val="24"/>
-          <w:lang w:val="en-US"/>
-        </w:rPr>
-      </w:pPr>
-      <w:r>
-        <w:rPr>
-          <w:rFonts w:ascii="Bahnschrift" w:hAnsi="Bahnschrift" w:eastAsia="Bahnschrift" w:cs="Bahnschrift"/>
-          <w:noProof w:val="0"/>
+        <w:rPr>
+          <w:rFonts w:ascii="Bahnschrift" w:hAnsi="Bahnschrift" w:eastAsia="Bahnschrift" w:cs="Bahnschrift"/>
+          <w:sz w:val="24"/>
+          <w:szCs w:val="24"/>
+          <w:lang w:val="en-US"/>
+        </w:rPr>
+      </w:pPr>
+      <w:r>
+        <w:rPr>
+          <w:rFonts w:ascii="Bahnschrift" w:hAnsi="Bahnschrift" w:eastAsia="Bahnschrift" w:cs="Bahnschrift"/>
           <w:sz w:val="24"/>
           <w:szCs w:val="24"/>
           <w:lang w:val="en-US"/>
@@ -1011,9 +847,8 @@
       <w:r>
         <w:rPr>
           <w:rFonts w:ascii="Bahnschrift" w:hAnsi="Bahnschrift" w:eastAsia="Bahnschrift" w:cs="Bahnschrift"/>
-          <w:b w:val="1"/>
-          <w:bCs w:val="1"/>
-          <w:noProof w:val="0"/>
+          <w:b/>
+          <w:bCs/>
           <w:sz w:val="24"/>
           <w:szCs w:val="24"/>
           <w:lang w:val="en-US"/>
@@ -1023,7 +858,6 @@
       <w:r>
         <w:rPr>
           <w:rFonts w:ascii="Bahnschrift" w:hAnsi="Bahnschrift" w:eastAsia="Bahnschrift" w:cs="Bahnschrift"/>
-          <w:noProof w:val="0"/>
           <w:sz w:val="24"/>
           <w:szCs w:val="24"/>
           <w:lang w:val="en-US"/>
@@ -1033,9 +867,8 @@
       <w:r>
         <w:rPr>
           <w:rFonts w:ascii="Bahnschrift" w:hAnsi="Bahnschrift" w:eastAsia="Bahnschrift" w:cs="Bahnschrift"/>
-          <w:b w:val="1"/>
-          <w:bCs w:val="1"/>
-          <w:noProof w:val="0"/>
+          <w:b/>
+          <w:bCs/>
           <w:sz w:val="24"/>
           <w:szCs w:val="24"/>
           <w:lang w:val="en-US"/>
@@ -1045,39 +878,17 @@
       <w:r>
         <w:rPr>
           <w:rFonts w:ascii="Bahnschrift" w:hAnsi="Bahnschrift" w:eastAsia="Bahnschrift" w:cs="Bahnschrift"/>
-          <w:noProof w:val="0"/>
-          <w:sz w:val="24"/>
-          <w:szCs w:val="24"/>
-          <w:lang w:val="en-US"/>
-        </w:rPr>
-        <w:t xml:space="preserve">. It is designed for students, hobbyists, and engineers to learn and experiment with analog and digital electronics. The M2K acts as a portable lab, replacing bulky instruments like oscilloscopes, waveform generators, and power supplies, making it ideal for hands-on circuit </w:t>
-      </w:r>
-      <w:r>
-        <w:rPr>
-          <w:rFonts w:ascii="Bahnschrift" w:hAnsi="Bahnschrift" w:eastAsia="Bahnschrift" w:cs="Bahnschrift"/>
-          <w:noProof w:val="0"/>
-          <w:sz w:val="24"/>
-          <w:szCs w:val="24"/>
-          <w:lang w:val="en-US"/>
-        </w:rPr>
-        <w:t>learning</w:t>
-      </w:r>
-      <w:r>
-        <w:rPr>
-          <w:rFonts w:ascii="Bahnschrift" w:hAnsi="Bahnschrift" w:eastAsia="Bahnschrift" w:cs="Bahnschrift"/>
-          <w:noProof w:val="0"/>
-          <w:sz w:val="24"/>
-          <w:szCs w:val="24"/>
-          <w:lang w:val="en-US"/>
-        </w:rPr>
-        <w:t xml:space="preserve"> and testing through the </w:t>
-      </w:r>
-      <w:r>
-        <w:rPr>
-          <w:rFonts w:ascii="Bahnschrift" w:hAnsi="Bahnschrift" w:eastAsia="Bahnschrift" w:cs="Bahnschrift"/>
-          <w:b w:val="1"/>
-          <w:bCs w:val="1"/>
-          <w:noProof w:val="0"/>
+          <w:sz w:val="24"/>
+          <w:szCs w:val="24"/>
+          <w:lang w:val="en-US"/>
+        </w:rPr>
+        <w:t xml:space="preserve">. It is designed for students, hobbyists, and engineers to learn and experiment with analog and digital electronics. The M2K acts as a portable lab, replacing bulky instruments like oscilloscopes, waveform generators, and power supplies, making it ideal for hands-on circuit learning and testing through the </w:t>
+      </w:r>
+      <w:r>
+        <w:rPr>
+          <w:rFonts w:ascii="Bahnschrift" w:hAnsi="Bahnschrift" w:eastAsia="Bahnschrift" w:cs="Bahnschrift"/>
+          <w:b/>
+          <w:bCs/>
           <w:sz w:val="24"/>
           <w:szCs w:val="24"/>
           <w:lang w:val="en-US"/>
@@ -1087,7 +898,6 @@
       <w:r>
         <w:rPr>
           <w:rFonts w:ascii="Bahnschrift" w:hAnsi="Bahnschrift" w:eastAsia="Bahnschrift" w:cs="Bahnschrift"/>
-          <w:noProof w:val="0"/>
           <w:sz w:val="24"/>
           <w:szCs w:val="24"/>
           <w:lang w:val="en-US"/>
@@ -1097,47 +907,40 @@
     </w:p>
     <w:p>
       <w:pPr>
-        <w:pStyle w:val="Normal"/>
         <w:jc w:val="center"/>
         <w:rPr>
-          <w:noProof w:val="0"/>
-          <w:lang w:val="en-US"/>
-        </w:rPr>
-      </w:pPr>
-      <w:r>
-        <w:rPr/>
+          <w:lang w:val="en-US"/>
+        </w:rPr>
+      </w:pPr>
+      <w:r>
         <w:t xml:space="preserve">                  </w:t>
       </w:r>
       <w:r>
         <w:drawing>
-          <wp:inline wp14:editId="6FEB1FB9" wp14:anchorId="5E754883">
-            <wp:extent cx="4326749" cy="2399127"/>
+          <wp:inline distT="0" distB="0" distL="114300" distR="114300">
+            <wp:extent cx="4326255" cy="2399030"/>
             <wp:effectExtent l="0" t="0" r="0" b="0"/>
             <wp:docPr id="151317093" name="drawing"/>
             <wp:cNvGraphicFramePr>
-              <a:graphicFrameLocks noChangeAspect="1"/>
+              <a:graphicFrameLocks xmlns:a="http://schemas.openxmlformats.org/drawingml/2006/main" noChangeAspect="1"/>
             </wp:cNvGraphicFramePr>
-            <a:graphic>
-              <a:graphicData xmlns:a="http://schemas.openxmlformats.org/drawingml/2006/main" uri="http://schemas.openxmlformats.org/drawingml/2006/picture">
+            <a:graphic xmlns:a="http://schemas.openxmlformats.org/drawingml/2006/main">
+              <a:graphicData uri="http://schemas.openxmlformats.org/drawingml/2006/picture">
                 <pic:pic xmlns:pic="http://schemas.openxmlformats.org/drawingml/2006/picture">
                   <pic:nvPicPr>
-                    <pic:cNvPr id="151317093" name=""/>
-                    <pic:cNvPicPr/>
+                    <pic:cNvPr id="151317093" name="drawing"/>
+                    <pic:cNvPicPr>
+                      <a:picLocks noChangeAspect="1"/>
+                    </pic:cNvPicPr>
                   </pic:nvPicPr>
                   <pic:blipFill>
-                    <a:blip xmlns:r="http://schemas.openxmlformats.org/officeDocument/2006/relationships" r:embed="rId753387888">
-                      <a:extLst>
-                        <a:ext uri="{28A0092B-C50C-407E-A947-70E740481C1C}">
-                          <a14:useLocalDpi xmlns:a14="http://schemas.microsoft.com/office/drawing/2010/main"/>
-                        </a:ext>
-                      </a:extLst>
-                    </a:blip>
+                    <a:blip r:embed="rId8"/>
                     <a:stretch>
                       <a:fillRect/>
                     </a:stretch>
                   </pic:blipFill>
                   <pic:spPr>
-                    <a:xfrm rot="0">
+                    <a:xfrm>
                       <a:off x="0" y="0"/>
                       <a:ext cx="4326749" cy="2399127"/>
                     </a:xfrm>
@@ -1154,13 +957,11 @@
     </w:p>
     <w:p>
       <w:pPr>
-        <w:pStyle w:val="Normal"/>
         <w:jc w:val="left"/>
       </w:pPr>
       <w:r>
         <w:rPr>
           <w:rFonts w:ascii="Bahnschrift" w:hAnsi="Bahnschrift" w:eastAsia="Bahnschrift" w:cs="Bahnschrift"/>
-          <w:noProof w:val="0"/>
           <w:sz w:val="24"/>
           <w:szCs w:val="24"/>
           <w:lang w:val="en-US"/>
@@ -1170,9 +971,8 @@
       <w:r>
         <w:rPr>
           <w:rFonts w:ascii="Bahnschrift" w:hAnsi="Bahnschrift" w:eastAsia="Bahnschrift" w:cs="Bahnschrift"/>
-          <w:b w:val="1"/>
-          <w:bCs w:val="1"/>
-          <w:noProof w:val="0"/>
+          <w:b/>
+          <w:bCs/>
           <w:sz w:val="24"/>
           <w:szCs w:val="24"/>
           <w:lang w:val="en-US"/>
@@ -1182,7 +982,6 @@
       <w:r>
         <w:rPr>
           <w:rFonts w:ascii="Bahnschrift" w:hAnsi="Bahnschrift" w:eastAsia="Bahnschrift" w:cs="Bahnschrift"/>
-          <w:noProof w:val="0"/>
           <w:sz w:val="24"/>
           <w:szCs w:val="24"/>
           <w:lang w:val="en-US"/>
@@ -1192,9 +991,8 @@
       <w:r>
         <w:rPr>
           <w:rFonts w:ascii="Bahnschrift" w:hAnsi="Bahnschrift" w:eastAsia="Bahnschrift" w:cs="Bahnschrift"/>
-          <w:b w:val="1"/>
-          <w:bCs w:val="1"/>
-          <w:noProof w:val="0"/>
+          <w:b/>
+          <w:bCs/>
           <w:sz w:val="24"/>
           <w:szCs w:val="24"/>
           <w:lang w:val="en-US"/>
@@ -1204,7 +1002,6 @@
       <w:r>
         <w:rPr>
           <w:rFonts w:ascii="Bahnschrift" w:hAnsi="Bahnschrift" w:eastAsia="Bahnschrift" w:cs="Bahnschrift"/>
-          <w:noProof w:val="0"/>
           <w:sz w:val="24"/>
           <w:szCs w:val="24"/>
           <w:lang w:val="en-US"/>
@@ -1214,9 +1011,8 @@
       <w:r>
         <w:rPr>
           <w:rFonts w:ascii="Bahnschrift" w:hAnsi="Bahnschrift" w:eastAsia="Bahnschrift" w:cs="Bahnschrift"/>
-          <w:b w:val="1"/>
-          <w:bCs w:val="1"/>
-          <w:noProof w:val="0"/>
+          <w:b/>
+          <w:bCs/>
           <w:sz w:val="24"/>
           <w:szCs w:val="24"/>
           <w:lang w:val="en-US"/>
@@ -1226,7 +1022,6 @@
       <w:r>
         <w:rPr>
           <w:rFonts w:ascii="Bahnschrift" w:hAnsi="Bahnschrift" w:eastAsia="Bahnschrift" w:cs="Bahnschrift"/>
-          <w:noProof w:val="0"/>
           <w:sz w:val="24"/>
           <w:szCs w:val="24"/>
           <w:lang w:val="en-US"/>
@@ -1236,9 +1031,8 @@
       <w:r>
         <w:rPr>
           <w:rFonts w:ascii="Bahnschrift" w:hAnsi="Bahnschrift" w:eastAsia="Bahnschrift" w:cs="Bahnschrift"/>
-          <w:b w:val="1"/>
-          <w:bCs w:val="1"/>
-          <w:noProof w:val="0"/>
+          <w:b/>
+          <w:bCs/>
           <w:sz w:val="24"/>
           <w:szCs w:val="24"/>
           <w:lang w:val="en-US"/>
@@ -1248,7 +1042,6 @@
       <w:r>
         <w:rPr>
           <w:rFonts w:ascii="Bahnschrift" w:hAnsi="Bahnschrift" w:eastAsia="Bahnschrift" w:cs="Bahnschrift"/>
-          <w:noProof w:val="0"/>
           <w:sz w:val="24"/>
           <w:szCs w:val="24"/>
           <w:lang w:val="en-US"/>
@@ -1258,9 +1051,8 @@
       <w:r>
         <w:rPr>
           <w:rFonts w:ascii="Bahnschrift" w:hAnsi="Bahnschrift" w:eastAsia="Bahnschrift" w:cs="Bahnschrift"/>
-          <w:b w:val="1"/>
-          <w:bCs w:val="1"/>
-          <w:noProof w:val="0"/>
+          <w:b/>
+          <w:bCs/>
           <w:sz w:val="24"/>
           <w:szCs w:val="24"/>
           <w:lang w:val="en-US"/>
@@ -1270,7 +1062,6 @@
       <w:r>
         <w:rPr>
           <w:rFonts w:ascii="Bahnschrift" w:hAnsi="Bahnschrift" w:eastAsia="Bahnschrift" w:cs="Bahnschrift"/>
-          <w:noProof w:val="0"/>
           <w:sz w:val="24"/>
           <w:szCs w:val="24"/>
           <w:lang w:val="en-US"/>
@@ -1280,9 +1071,8 @@
       <w:r>
         <w:rPr>
           <w:rFonts w:ascii="Bahnschrift" w:hAnsi="Bahnschrift" w:eastAsia="Bahnschrift" w:cs="Bahnschrift"/>
-          <w:b w:val="1"/>
-          <w:bCs w:val="1"/>
-          <w:noProof w:val="0"/>
+          <w:b/>
+          <w:bCs/>
           <w:sz w:val="24"/>
           <w:szCs w:val="24"/>
           <w:lang w:val="en-US"/>
@@ -1292,7 +1082,6 @@
       <w:r>
         <w:rPr>
           <w:rFonts w:ascii="Bahnschrift" w:hAnsi="Bahnschrift" w:eastAsia="Bahnschrift" w:cs="Bahnschrift"/>
-          <w:noProof w:val="0"/>
           <w:sz w:val="24"/>
           <w:szCs w:val="24"/>
           <w:lang w:val="en-US"/>
@@ -1302,9 +1091,8 @@
       <w:r>
         <w:rPr>
           <w:rFonts w:ascii="Bahnschrift" w:hAnsi="Bahnschrift" w:eastAsia="Bahnschrift" w:cs="Bahnschrift"/>
-          <w:b w:val="1"/>
-          <w:bCs w:val="1"/>
-          <w:noProof w:val="0"/>
+          <w:b/>
+          <w:bCs/>
           <w:sz w:val="24"/>
           <w:szCs w:val="24"/>
           <w:lang w:val="en-US"/>
@@ -1314,7 +1102,6 @@
       <w:r>
         <w:rPr>
           <w:rFonts w:ascii="Bahnschrift" w:hAnsi="Bahnschrift" w:eastAsia="Bahnschrift" w:cs="Bahnschrift"/>
-          <w:noProof w:val="0"/>
           <w:sz w:val="24"/>
           <w:szCs w:val="24"/>
           <w:lang w:val="en-US"/>
@@ -1324,9 +1111,8 @@
     </w:p>
     <w:p>
       <w:pPr>
-        <w:pStyle w:val="Heading1"/>
-        <w:rPr>
-          <w:noProof w:val="0"/>
+        <w:pStyle w:val="2"/>
+        <w:rPr>
           <w:sz w:val="36"/>
           <w:szCs w:val="36"/>
           <w:lang w:val="en-US"/>
@@ -1334,7 +1120,6 @@
       </w:pPr>
       <w:r>
         <w:rPr>
-          <w:noProof w:val="0"/>
           <w:sz w:val="36"/>
           <w:szCs w:val="36"/>
           <w:lang w:val="en-US"/>
@@ -1342,19 +1127,11 @@
         <w:t>Inverting Amplifier:</w:t>
       </w:r>
     </w:p>
-    <w:p>
-      <w:pPr>
-        <w:pStyle w:val="Normal"/>
-      </w:pPr>
-    </w:p>
-    <w:p>
-      <w:pPr>
-        <w:pStyle w:val="Normal"/>
-      </w:pPr>
-      <w:r>
-        <w:rPr>
-          <w:rFonts w:ascii="Bahnschrift" w:hAnsi="Bahnschrift" w:eastAsia="Bahnschrift" w:cs="Bahnschrift"/>
-          <w:noProof w:val="0"/>
+    <w:p/>
+    <w:p>
+      <w:r>
+        <w:rPr>
+          <w:rFonts w:ascii="Bahnschrift" w:hAnsi="Bahnschrift" w:eastAsia="Bahnschrift" w:cs="Bahnschrift"/>
           <w:sz w:val="24"/>
           <w:szCs w:val="24"/>
           <w:lang w:val="en-US"/>
@@ -1364,9 +1141,8 @@
       <w:r>
         <w:rPr>
           <w:rFonts w:ascii="Bahnschrift" w:hAnsi="Bahnschrift" w:eastAsia="Bahnschrift" w:cs="Bahnschrift"/>
-          <w:b w:val="1"/>
-          <w:bCs w:val="1"/>
-          <w:noProof w:val="0"/>
+          <w:b/>
+          <w:bCs/>
           <w:sz w:val="24"/>
           <w:szCs w:val="24"/>
           <w:lang w:val="en-US"/>
@@ -1376,7 +1152,6 @@
       <w:r>
         <w:rPr>
           <w:rFonts w:ascii="Bahnschrift" w:hAnsi="Bahnschrift" w:eastAsia="Bahnschrift" w:cs="Bahnschrift"/>
-          <w:noProof w:val="0"/>
           <w:sz w:val="24"/>
           <w:szCs w:val="24"/>
           <w:lang w:val="en-US"/>
@@ -1386,9 +1161,8 @@
       <w:r>
         <w:rPr>
           <w:rFonts w:ascii="Bahnschrift" w:hAnsi="Bahnschrift" w:eastAsia="Bahnschrift" w:cs="Bahnschrift"/>
-          <w:b w:val="1"/>
-          <w:bCs w:val="1"/>
-          <w:noProof w:val="0"/>
+          <w:b/>
+          <w:bCs/>
           <w:sz w:val="24"/>
           <w:szCs w:val="24"/>
           <w:lang w:val="en-US"/>
@@ -1398,7 +1172,6 @@
       <w:r>
         <w:rPr>
           <w:rFonts w:ascii="Bahnschrift" w:hAnsi="Bahnschrift" w:eastAsia="Bahnschrift" w:cs="Bahnschrift"/>
-          <w:noProof w:val="0"/>
           <w:sz w:val="24"/>
           <w:szCs w:val="24"/>
           <w:lang w:val="en-US"/>
@@ -1408,9 +1181,8 @@
       <w:r>
         <w:rPr>
           <w:rFonts w:ascii="Bahnschrift" w:hAnsi="Bahnschrift" w:eastAsia="Bahnschrift" w:cs="Bahnschrift"/>
-          <w:b w:val="1"/>
-          <w:bCs w:val="1"/>
-          <w:noProof w:val="0"/>
+          <w:b/>
+          <w:bCs/>
           <w:sz w:val="24"/>
           <w:szCs w:val="24"/>
           <w:lang w:val="en-US"/>
@@ -1420,7 +1192,6 @@
       <w:r>
         <w:rPr>
           <w:rFonts w:ascii="Bahnschrift" w:hAnsi="Bahnschrift" w:eastAsia="Bahnschrift" w:cs="Bahnschrift"/>
-          <w:noProof w:val="0"/>
           <w:sz w:val="24"/>
           <w:szCs w:val="24"/>
           <w:lang w:val="en-US"/>
@@ -1430,9 +1201,8 @@
       <w:r>
         <w:rPr>
           <w:rFonts w:ascii="Bahnschrift" w:hAnsi="Bahnschrift" w:eastAsia="Bahnschrift" w:cs="Bahnschrift"/>
-          <w:b w:val="1"/>
-          <w:bCs w:val="1"/>
-          <w:noProof w:val="0"/>
+          <w:b/>
+          <w:bCs/>
           <w:sz w:val="24"/>
           <w:szCs w:val="24"/>
           <w:lang w:val="en-US"/>
@@ -1442,7 +1212,6 @@
       <w:r>
         <w:rPr>
           <w:rFonts w:ascii="Bahnschrift" w:hAnsi="Bahnschrift" w:eastAsia="Bahnschrift" w:cs="Bahnschrift"/>
-          <w:noProof w:val="0"/>
           <w:sz w:val="24"/>
           <w:szCs w:val="24"/>
           <w:lang w:val="en-US"/>
@@ -1452,7 +1221,6 @@
       <w:r>
         <w:rPr>
           <w:rFonts w:ascii="Aptos" w:hAnsi="Aptos" w:eastAsia="Aptos" w:cs="Aptos"/>
-          <w:noProof w:val="0"/>
           <w:sz w:val="24"/>
           <w:szCs w:val="24"/>
           <w:lang w:val="en-US"/>
@@ -1460,54 +1228,40 @@
         <w:t>.</w:t>
       </w:r>
     </w:p>
-    <w:p>
-      <w:pPr>
-        <w:pStyle w:val="Normal"/>
-      </w:pPr>
-    </w:p>
-    <w:p>
-      <w:pPr>
-        <w:pStyle w:val="Normal"/>
+    <w:p/>
+    <w:p>
+      <w:pPr>
         <w:jc w:val="center"/>
       </w:pPr>
       <w:r>
-        <w:rPr/>
-        <w:t xml:space="preserve">                     </w:t>
-      </w:r>
-      <w:r>
-        <w:rPr/>
-        <w:t xml:space="preserve">        </w:t>
+        <w:t xml:space="preserve">                             </w:t>
       </w:r>
       <w:r>
         <w:drawing>
-          <wp:inline wp14:editId="7B9ABB83" wp14:anchorId="1518AFBC">
+          <wp:inline distT="0" distB="0" distL="114300" distR="114300">
             <wp:extent cx="3520440" cy="2200275"/>
             <wp:effectExtent l="0" t="0" r="0" b="0"/>
             <wp:docPr id="1494080890" name="drawing"/>
             <wp:cNvGraphicFramePr>
-              <a:graphicFrameLocks noChangeAspect="1"/>
+              <a:graphicFrameLocks xmlns:a="http://schemas.openxmlformats.org/drawingml/2006/main" noChangeAspect="1"/>
             </wp:cNvGraphicFramePr>
-            <a:graphic>
-              <a:graphicData xmlns:a="http://schemas.openxmlformats.org/drawingml/2006/main" uri="http://schemas.openxmlformats.org/drawingml/2006/picture">
+            <a:graphic xmlns:a="http://schemas.openxmlformats.org/drawingml/2006/main">
+              <a:graphicData uri="http://schemas.openxmlformats.org/drawingml/2006/picture">
                 <pic:pic xmlns:pic="http://schemas.openxmlformats.org/drawingml/2006/picture">
                   <pic:nvPicPr>
-                    <pic:cNvPr id="1494080890" name=""/>
-                    <pic:cNvPicPr/>
+                    <pic:cNvPr id="1494080890" name="drawing"/>
+                    <pic:cNvPicPr>
+                      <a:picLocks noChangeAspect="1"/>
+                    </pic:cNvPicPr>
                   </pic:nvPicPr>
                   <pic:blipFill>
-                    <a:blip xmlns:r="http://schemas.openxmlformats.org/officeDocument/2006/relationships" r:embed="rId517314661">
-                      <a:extLst>
-                        <a:ext uri="{28A0092B-C50C-407E-A947-70E740481C1C}">
-                          <a14:useLocalDpi xmlns:a14="http://schemas.microsoft.com/office/drawing/2010/main"/>
-                        </a:ext>
-                      </a:extLst>
-                    </a:blip>
+                    <a:blip r:embed="rId9"/>
                     <a:stretch>
                       <a:fillRect/>
                     </a:stretch>
                   </pic:blipFill>
                   <pic:spPr>
-                    <a:xfrm rot="0">
+                    <a:xfrm>
                       <a:off x="0" y="0"/>
                       <a:ext cx="3520440" cy="2200275"/>
                     </a:xfrm>
@@ -1522,16 +1276,13 @@
         </w:drawing>
       </w:r>
       <w:r>
-        <w:rPr/>
         <w:t xml:space="preserve">           </w:t>
       </w:r>
     </w:p>
     <w:p>
       <w:pPr>
-        <w:pStyle w:val="Normal"/>
         <w:rPr>
           <w:rFonts w:ascii="Aptos" w:hAnsi="Aptos" w:eastAsia="Aptos" w:cs="Aptos"/>
-          <w:noProof w:val="0"/>
           <w:sz w:val="24"/>
           <w:szCs w:val="24"/>
           <w:lang w:val="en-US"/>
@@ -1540,7 +1291,6 @@
       <w:r>
         <w:rPr>
           <w:rFonts w:ascii="Aptos" w:hAnsi="Aptos" w:eastAsia="Aptos" w:cs="Aptos"/>
-          <w:noProof w:val="0"/>
           <w:sz w:val="24"/>
           <w:szCs w:val="24"/>
           <w:lang w:val="en-US"/>
@@ -1550,9 +1300,8 @@
       <w:r>
         <w:rPr>
           <w:rFonts w:ascii="Aptos" w:hAnsi="Aptos" w:eastAsia="Aptos" w:cs="Aptos"/>
-          <w:b w:val="1"/>
-          <w:bCs w:val="1"/>
-          <w:noProof w:val="0"/>
+          <w:b/>
+          <w:bCs/>
           <w:sz w:val="24"/>
           <w:szCs w:val="24"/>
           <w:lang w:val="en-US"/>
@@ -1562,7 +1311,6 @@
       <w:r>
         <w:rPr>
           <w:rFonts w:ascii="Aptos" w:hAnsi="Aptos" w:eastAsia="Aptos" w:cs="Aptos"/>
-          <w:noProof w:val="0"/>
           <w:sz w:val="24"/>
           <w:szCs w:val="24"/>
           <w:lang w:val="en-US"/>
@@ -1572,9 +1320,8 @@
       <w:r>
         <w:rPr>
           <w:rFonts w:ascii="Aptos" w:hAnsi="Aptos" w:eastAsia="Aptos" w:cs="Aptos"/>
-          <w:b w:val="1"/>
-          <w:bCs w:val="1"/>
-          <w:noProof w:val="0"/>
+          <w:b/>
+          <w:bCs/>
           <w:sz w:val="24"/>
           <w:szCs w:val="24"/>
           <w:lang w:val="en-US"/>
@@ -1584,7 +1331,6 @@
       <w:r>
         <w:rPr>
           <w:rFonts w:ascii="Aptos" w:hAnsi="Aptos" w:eastAsia="Aptos" w:cs="Aptos"/>
-          <w:noProof w:val="0"/>
           <w:sz w:val="24"/>
           <w:szCs w:val="24"/>
           <w:lang w:val="en-US"/>
@@ -1594,217 +1340,78 @@
       <w:r>
         <w:rPr>
           <w:rFonts w:ascii="Aptos" w:hAnsi="Aptos" w:eastAsia="Aptos" w:cs="Aptos"/>
-          <w:b w:val="1"/>
-          <w:bCs w:val="1"/>
-          <w:noProof w:val="0"/>
-          <w:sz w:val="24"/>
-          <w:szCs w:val="24"/>
-          <w:lang w:val="en-US"/>
-        </w:rPr>
-        <w:t xml:space="preserve">Av = </w:t>
+          <w:b/>
+          <w:bCs/>
+          <w:sz w:val="24"/>
+          <w:szCs w:val="24"/>
+          <w:lang w:val="en-US"/>
+        </w:rPr>
+        <w:t>Av = −(Rf / Rin)</w:t>
       </w:r>
       <w:r>
         <w:rPr>
           <w:rFonts w:ascii="Aptos" w:hAnsi="Aptos" w:eastAsia="Aptos" w:cs="Aptos"/>
-          <w:b w:val="1"/>
-          <w:bCs w:val="1"/>
-          <w:noProof w:val="0"/>
-          <w:sz w:val="24"/>
-          <w:szCs w:val="24"/>
-          <w:lang w:val="en-US"/>
-        </w:rPr>
-        <w:t>−(</w:t>
+          <w:sz w:val="24"/>
+          <w:szCs w:val="24"/>
+          <w:lang w:val="en-US"/>
+        </w:rPr>
+        <w:t xml:space="preserve">, where the negative sign indicates the phase inversion. The </w:t>
       </w:r>
       <w:r>
         <w:rPr>
           <w:rFonts w:ascii="Aptos" w:hAnsi="Aptos" w:eastAsia="Aptos" w:cs="Aptos"/>
-          <w:b w:val="1"/>
-          <w:bCs w:val="1"/>
-          <w:noProof w:val="0"/>
-          <w:sz w:val="24"/>
-          <w:szCs w:val="24"/>
-          <w:lang w:val="en-US"/>
-        </w:rPr>
-        <w:t>Rf / Rin)</w:t>
+          <w:b/>
+          <w:bCs/>
+          <w:sz w:val="24"/>
+          <w:szCs w:val="24"/>
+          <w:lang w:val="en-US"/>
+        </w:rPr>
+        <w:t>output voltage (Vout)</w:t>
       </w:r>
       <w:r>
         <w:rPr>
           <w:rFonts w:ascii="Aptos" w:hAnsi="Aptos" w:eastAsia="Aptos" w:cs="Aptos"/>
-          <w:noProof w:val="0"/>
-          <w:sz w:val="24"/>
-          <w:szCs w:val="24"/>
-          <w:lang w:val="en-US"/>
-        </w:rPr>
-        <w:t xml:space="preserve">, where the negative sign </w:t>
+          <w:sz w:val="24"/>
+          <w:szCs w:val="24"/>
+          <w:lang w:val="en-US"/>
+        </w:rPr>
+        <w:t xml:space="preserve"> is therefore </w:t>
       </w:r>
       <w:r>
         <w:rPr>
           <w:rFonts w:ascii="Aptos" w:hAnsi="Aptos" w:eastAsia="Aptos" w:cs="Aptos"/>
-          <w:noProof w:val="0"/>
-          <w:sz w:val="24"/>
-          <w:szCs w:val="24"/>
-          <w:lang w:val="en-US"/>
-        </w:rPr>
-        <w:t>indicates</w:t>
+          <w:b/>
+          <w:bCs/>
+          <w:sz w:val="24"/>
+          <w:szCs w:val="24"/>
+          <w:lang w:val="en-US"/>
+        </w:rPr>
+        <w:t>Vout = −(R2 / R1) × Vin</w:t>
       </w:r>
       <w:r>
         <w:rPr>
           <w:rFonts w:ascii="Aptos" w:hAnsi="Aptos" w:eastAsia="Aptos" w:cs="Aptos"/>
-          <w:noProof w:val="0"/>
-          <w:sz w:val="24"/>
-          <w:szCs w:val="24"/>
-          <w:lang w:val="en-US"/>
-        </w:rPr>
-        <w:t xml:space="preserve"> the </w:t>
-      </w:r>
-      <w:r>
+          <w:sz w:val="24"/>
+          <w:szCs w:val="24"/>
+          <w:lang w:val="en-US"/>
+        </w:rPr>
+        <w:t>. This configuration is commonly used in audio mixers, signal processing circuits, and control systems where accurate and inverted signal amplification is required</w:t>
+      </w:r>
+    </w:p>
+    <w:p>
+      <w:pPr>
         <w:rPr>
           <w:rFonts w:ascii="Aptos" w:hAnsi="Aptos" w:eastAsia="Aptos" w:cs="Aptos"/>
-          <w:noProof w:val="0"/>
-          <w:sz w:val="24"/>
-          <w:szCs w:val="24"/>
-          <w:lang w:val="en-US"/>
-        </w:rPr>
-        <w:t>phase</w:t>
-      </w:r>
-      <w:r>
-        <w:rPr>
-          <w:rFonts w:ascii="Aptos" w:hAnsi="Aptos" w:eastAsia="Aptos" w:cs="Aptos"/>
-          <w:noProof w:val="0"/>
-          <w:sz w:val="24"/>
-          <w:szCs w:val="24"/>
-          <w:lang w:val="en-US"/>
-        </w:rPr>
-        <w:t xml:space="preserve"> inversion. The </w:t>
-      </w:r>
-      <w:r>
-        <w:rPr>
-          <w:rFonts w:ascii="Aptos" w:hAnsi="Aptos" w:eastAsia="Aptos" w:cs="Aptos"/>
-          <w:b w:val="1"/>
-          <w:bCs w:val="1"/>
-          <w:noProof w:val="0"/>
-          <w:sz w:val="24"/>
-          <w:szCs w:val="24"/>
-          <w:lang w:val="en-US"/>
-        </w:rPr>
-        <w:t>output voltage (</w:t>
-      </w:r>
-      <w:r>
-        <w:rPr>
-          <w:rFonts w:ascii="Aptos" w:hAnsi="Aptos" w:eastAsia="Aptos" w:cs="Aptos"/>
-          <w:b w:val="1"/>
-          <w:bCs w:val="1"/>
-          <w:noProof w:val="0"/>
-          <w:sz w:val="24"/>
-          <w:szCs w:val="24"/>
-          <w:lang w:val="en-US"/>
-        </w:rPr>
-        <w:t>Vout</w:t>
-      </w:r>
-      <w:r>
-        <w:rPr>
-          <w:rFonts w:ascii="Aptos" w:hAnsi="Aptos" w:eastAsia="Aptos" w:cs="Aptos"/>
-          <w:b w:val="1"/>
-          <w:bCs w:val="1"/>
-          <w:noProof w:val="0"/>
-          <w:sz w:val="24"/>
-          <w:szCs w:val="24"/>
-          <w:lang w:val="en-US"/>
-        </w:rPr>
-        <w:t>)</w:t>
-      </w:r>
-      <w:r>
-        <w:rPr>
-          <w:rFonts w:ascii="Aptos" w:hAnsi="Aptos" w:eastAsia="Aptos" w:cs="Aptos"/>
-          <w:noProof w:val="0"/>
-          <w:sz w:val="24"/>
-          <w:szCs w:val="24"/>
-          <w:lang w:val="en-US"/>
-        </w:rPr>
-        <w:t xml:space="preserve"> is therefore </w:t>
-      </w:r>
-      <w:r>
-        <w:rPr>
-          <w:rFonts w:ascii="Aptos" w:hAnsi="Aptos" w:eastAsia="Aptos" w:cs="Aptos"/>
-          <w:b w:val="1"/>
-          <w:bCs w:val="1"/>
-          <w:noProof w:val="0"/>
-          <w:sz w:val="24"/>
-          <w:szCs w:val="24"/>
-          <w:lang w:val="en-US"/>
-        </w:rPr>
-        <w:t>Vout</w:t>
-      </w:r>
-      <w:r>
-        <w:rPr>
-          <w:rFonts w:ascii="Aptos" w:hAnsi="Aptos" w:eastAsia="Aptos" w:cs="Aptos"/>
-          <w:b w:val="1"/>
-          <w:bCs w:val="1"/>
-          <w:noProof w:val="0"/>
-          <w:sz w:val="24"/>
-          <w:szCs w:val="24"/>
-          <w:lang w:val="en-US"/>
-        </w:rPr>
-        <w:t xml:space="preserve"> = −(R2 / R1) × Vin</w:t>
-      </w:r>
-      <w:r>
-        <w:rPr>
-          <w:rFonts w:ascii="Aptos" w:hAnsi="Aptos" w:eastAsia="Aptos" w:cs="Aptos"/>
-          <w:noProof w:val="0"/>
-          <w:sz w:val="24"/>
-          <w:szCs w:val="24"/>
-          <w:lang w:val="en-US"/>
-        </w:rPr>
-        <w:t xml:space="preserve">. This configuration is commonly used in audio mixers, signal processing circuits, and control systems where </w:t>
-      </w:r>
-      <w:r>
-        <w:rPr>
-          <w:rFonts w:ascii="Aptos" w:hAnsi="Aptos" w:eastAsia="Aptos" w:cs="Aptos"/>
-          <w:noProof w:val="0"/>
-          <w:sz w:val="24"/>
-          <w:szCs w:val="24"/>
-          <w:lang w:val="en-US"/>
-        </w:rPr>
-        <w:t>accurate</w:t>
-      </w:r>
-      <w:r>
-        <w:rPr>
-          <w:rFonts w:ascii="Aptos" w:hAnsi="Aptos" w:eastAsia="Aptos" w:cs="Aptos"/>
-          <w:noProof w:val="0"/>
-          <w:sz w:val="24"/>
-          <w:szCs w:val="24"/>
-          <w:lang w:val="en-US"/>
-        </w:rPr>
-        <w:t xml:space="preserve"> and inverted signal amplification is </w:t>
-      </w:r>
-      <w:r>
-        <w:rPr>
-          <w:rFonts w:ascii="Aptos" w:hAnsi="Aptos" w:eastAsia="Aptos" w:cs="Aptos"/>
-          <w:noProof w:val="0"/>
-          <w:sz w:val="24"/>
-          <w:szCs w:val="24"/>
-          <w:lang w:val="en-US"/>
-        </w:rPr>
-        <w:t>required</w:t>
-      </w:r>
-    </w:p>
-    <w:p>
-      <w:pPr>
-        <w:pStyle w:val="Normal"/>
-        <w:rPr>
-          <w:rFonts w:ascii="Aptos" w:hAnsi="Aptos" w:eastAsia="Aptos" w:cs="Aptos"/>
-          <w:noProof w:val="0"/>
-          <w:sz w:val="24"/>
-          <w:szCs w:val="24"/>
-          <w:lang w:val="en-US"/>
-        </w:rPr>
-      </w:pPr>
-    </w:p>
-    <w:p>
-      <w:pPr>
-        <w:pStyle w:val="Heading1"/>
-        <w:rPr>
-          <w:noProof w:val="0"/>
+          <w:sz w:val="24"/>
+          <w:szCs w:val="24"/>
+          <w:lang w:val="en-US"/>
+        </w:rPr>
+      </w:pPr>
+    </w:p>
+    <w:p>
+      <w:pPr>
+        <w:pStyle w:val="2"/>
+        <w:rPr>
           <w:sz w:val="32"/>
           <w:szCs w:val="32"/>
           <w:lang w:val="en-US"/>
@@ -1812,7 +1419,6 @@
       </w:pPr>
       <w:r>
         <w:rPr>
-          <w:noProof w:val="0"/>
           <w:sz w:val="36"/>
           <w:szCs w:val="36"/>
           <w:lang w:val="en-US"/>
@@ -1822,19 +1428,16 @@
     </w:p>
     <w:p>
       <w:pPr>
-        <w:pStyle w:val="Normal"/>
-        <w:rPr>
-          <w:rFonts w:ascii="Bahnschrift" w:hAnsi="Bahnschrift" w:eastAsia="Bahnschrift" w:cs="Bahnschrift"/>
-          <w:noProof w:val="0"/>
-          <w:sz w:val="24"/>
-          <w:szCs w:val="24"/>
-          <w:lang w:val="en-US"/>
-        </w:rPr>
-      </w:pPr>
-      <w:r>
-        <w:rPr>
-          <w:rFonts w:ascii="Bahnschrift" w:hAnsi="Bahnschrift" w:eastAsia="Bahnschrift" w:cs="Bahnschrift"/>
-          <w:noProof w:val="0"/>
+        <w:rPr>
+          <w:rFonts w:ascii="Bahnschrift" w:hAnsi="Bahnschrift" w:eastAsia="Bahnschrift" w:cs="Bahnschrift"/>
+          <w:sz w:val="24"/>
+          <w:szCs w:val="24"/>
+          <w:lang w:val="en-US"/>
+        </w:rPr>
+      </w:pPr>
+      <w:r>
+        <w:rPr>
+          <w:rFonts w:ascii="Bahnschrift" w:hAnsi="Bahnschrift" w:eastAsia="Bahnschrift" w:cs="Bahnschrift"/>
           <w:sz w:val="24"/>
           <w:szCs w:val="24"/>
           <w:lang w:val="en-US"/>
@@ -1844,9 +1447,8 @@
       <w:r>
         <w:rPr>
           <w:rFonts w:ascii="Bahnschrift" w:hAnsi="Bahnschrift" w:eastAsia="Bahnschrift" w:cs="Bahnschrift"/>
-          <w:b w:val="1"/>
-          <w:bCs w:val="1"/>
-          <w:noProof w:val="0"/>
+          <w:b/>
+          <w:bCs/>
           <w:sz w:val="24"/>
           <w:szCs w:val="24"/>
           <w:lang w:val="en-US"/>
@@ -1856,7 +1458,6 @@
       <w:r>
         <w:rPr>
           <w:rFonts w:ascii="Bahnschrift" w:hAnsi="Bahnschrift" w:eastAsia="Bahnschrift" w:cs="Bahnschrift"/>
-          <w:noProof w:val="0"/>
           <w:sz w:val="24"/>
           <w:szCs w:val="24"/>
           <w:lang w:val="en-US"/>
@@ -1866,9 +1467,8 @@
       <w:r>
         <w:rPr>
           <w:rFonts w:ascii="Bahnschrift" w:hAnsi="Bahnschrift" w:eastAsia="Bahnschrift" w:cs="Bahnschrift"/>
-          <w:b w:val="1"/>
-          <w:bCs w:val="1"/>
-          <w:noProof w:val="0"/>
+          <w:b/>
+          <w:bCs/>
           <w:sz w:val="24"/>
           <w:szCs w:val="24"/>
           <w:lang w:val="en-US"/>
@@ -1878,7 +1478,6 @@
       <w:r>
         <w:rPr>
           <w:rFonts w:ascii="Bahnschrift" w:hAnsi="Bahnschrift" w:eastAsia="Bahnschrift" w:cs="Bahnschrift"/>
-          <w:noProof w:val="0"/>
           <w:sz w:val="24"/>
           <w:szCs w:val="24"/>
           <w:lang w:val="en-US"/>
@@ -1888,9 +1487,8 @@
       <w:r>
         <w:rPr>
           <w:rFonts w:ascii="Bahnschrift" w:hAnsi="Bahnschrift" w:eastAsia="Bahnschrift" w:cs="Bahnschrift"/>
-          <w:b w:val="1"/>
-          <w:bCs w:val="1"/>
-          <w:noProof w:val="0"/>
+          <w:b/>
+          <w:bCs/>
           <w:sz w:val="24"/>
           <w:szCs w:val="24"/>
           <w:lang w:val="en-US"/>
@@ -1900,72 +1498,43 @@
       <w:r>
         <w:rPr>
           <w:rFonts w:ascii="Bahnschrift" w:hAnsi="Bahnschrift" w:eastAsia="Bahnschrift" w:cs="Bahnschrift"/>
-          <w:noProof w:val="0"/>
-          <w:sz w:val="24"/>
-          <w:szCs w:val="24"/>
-          <w:lang w:val="en-US"/>
-        </w:rPr>
-        <w:t xml:space="preserve">. It is </w:t>
-      </w:r>
-      <w:r>
-        <w:rPr>
-          <w:rFonts w:ascii="Bahnschrift" w:hAnsi="Bahnschrift" w:eastAsia="Bahnschrift" w:cs="Bahnschrift"/>
-          <w:noProof w:val="0"/>
-          <w:sz w:val="24"/>
-          <w:szCs w:val="24"/>
-          <w:lang w:val="en-US"/>
-        </w:rPr>
-        <w:t>mainly used</w:t>
-      </w:r>
-      <w:r>
-        <w:rPr>
-          <w:rFonts w:ascii="Bahnschrift" w:hAnsi="Bahnschrift" w:eastAsia="Bahnschrift" w:cs="Bahnschrift"/>
-          <w:noProof w:val="0"/>
-          <w:sz w:val="24"/>
-          <w:szCs w:val="24"/>
-          <w:lang w:val="en-US"/>
-        </w:rPr>
-        <w:t xml:space="preserve"> to convert a square wave input into a triangular wave or to compute the area under a signal curve. The integrator is essential in analog computers, waveform generators, and signal-processing systems for converting one form of signal into another.</w:t>
-      </w:r>
-    </w:p>
-    <w:p>
-      <w:pPr>
-        <w:pStyle w:val="Normal"/>
-      </w:pPr>
-      <w:r>
-        <w:rPr/>
+          <w:sz w:val="24"/>
+          <w:szCs w:val="24"/>
+          <w:lang w:val="en-US"/>
+        </w:rPr>
+        <w:t>. It is mainly used to convert a square wave input into a triangular wave or to compute the area under a signal curve. The integrator is essential in analog computers, waveform generators, and signal-processing systems for converting one form of signal into another.</w:t>
+      </w:r>
+    </w:p>
+    <w:p>
+      <w:r>
         <w:t xml:space="preserve">               </w:t>
       </w:r>
       <w:r>
         <w:drawing>
-          <wp:inline wp14:editId="4C33E73D" wp14:anchorId="1CDF103F">
-            <wp:extent cx="3897982" cy="1992718"/>
+          <wp:inline distT="0" distB="0" distL="114300" distR="114300">
+            <wp:extent cx="3897630" cy="1992630"/>
             <wp:effectExtent l="0" t="0" r="0" b="0"/>
             <wp:docPr id="1588333950" name="drawing"/>
             <wp:cNvGraphicFramePr>
-              <a:graphicFrameLocks noChangeAspect="1"/>
+              <a:graphicFrameLocks xmlns:a="http://schemas.openxmlformats.org/drawingml/2006/main" noChangeAspect="1"/>
             </wp:cNvGraphicFramePr>
-            <a:graphic>
-              <a:graphicData xmlns:a="http://schemas.openxmlformats.org/drawingml/2006/main" uri="http://schemas.openxmlformats.org/drawingml/2006/picture">
+            <a:graphic xmlns:a="http://schemas.openxmlformats.org/drawingml/2006/main">
+              <a:graphicData uri="http://schemas.openxmlformats.org/drawingml/2006/picture">
                 <pic:pic xmlns:pic="http://schemas.openxmlformats.org/drawingml/2006/picture">
                   <pic:nvPicPr>
-                    <pic:cNvPr id="1588333950" name=""/>
-                    <pic:cNvPicPr/>
+                    <pic:cNvPr id="1588333950" name="drawing"/>
+                    <pic:cNvPicPr>
+                      <a:picLocks noChangeAspect="1"/>
+                    </pic:cNvPicPr>
                   </pic:nvPicPr>
                   <pic:blipFill>
-                    <a:blip xmlns:r="http://schemas.openxmlformats.org/officeDocument/2006/relationships" r:embed="rId503443124">
-                      <a:extLst>
-                        <a:ext uri="{28A0092B-C50C-407E-A947-70E740481C1C}">
-                          <a14:useLocalDpi xmlns:a14="http://schemas.microsoft.com/office/drawing/2010/main"/>
-                        </a:ext>
-                      </a:extLst>
-                    </a:blip>
+                    <a:blip r:embed="rId10"/>
                     <a:stretch>
                       <a:fillRect/>
                     </a:stretch>
                   </pic:blipFill>
                   <pic:spPr>
-                    <a:xfrm rot="0">
+                    <a:xfrm>
                       <a:off x="0" y="0"/>
                       <a:ext cx="3897982" cy="1992718"/>
                     </a:xfrm>
@@ -1982,19 +1551,16 @@
     </w:p>
     <w:p>
       <w:pPr>
-        <w:pStyle w:val="Normal"/>
-        <w:rPr>
-          <w:rFonts w:ascii="Bahnschrift" w:hAnsi="Bahnschrift" w:eastAsia="Bahnschrift" w:cs="Bahnschrift"/>
-          <w:noProof w:val="0"/>
-          <w:sz w:val="24"/>
-          <w:szCs w:val="24"/>
-          <w:lang w:val="en-US"/>
-        </w:rPr>
-      </w:pPr>
-      <w:r>
-        <w:rPr>
-          <w:rFonts w:ascii="Bahnschrift" w:hAnsi="Bahnschrift" w:eastAsia="Bahnschrift" w:cs="Bahnschrift"/>
-          <w:noProof w:val="0"/>
+        <w:rPr>
+          <w:rFonts w:ascii="Bahnschrift" w:hAnsi="Bahnschrift" w:eastAsia="Bahnschrift" w:cs="Bahnschrift"/>
+          <w:sz w:val="24"/>
+          <w:szCs w:val="24"/>
+          <w:lang w:val="en-US"/>
+        </w:rPr>
+      </w:pPr>
+      <w:r>
+        <w:rPr>
+          <w:rFonts w:ascii="Bahnschrift" w:hAnsi="Bahnschrift" w:eastAsia="Bahnschrift" w:cs="Bahnschrift"/>
           <w:sz w:val="24"/>
           <w:szCs w:val="24"/>
           <w:lang w:val="en-US"/>
@@ -2004,9 +1570,8 @@
       <w:r>
         <w:rPr>
           <w:rFonts w:ascii="Bahnschrift" w:hAnsi="Bahnschrift" w:eastAsia="Bahnschrift" w:cs="Bahnschrift"/>
-          <w:b w:val="1"/>
-          <w:bCs w:val="1"/>
-          <w:noProof w:val="0"/>
+          <w:b/>
+          <w:bCs/>
           <w:sz w:val="24"/>
           <w:szCs w:val="24"/>
           <w:lang w:val="en-US"/>
@@ -2016,7 +1581,6 @@
       <w:r>
         <w:rPr>
           <w:rFonts w:ascii="Bahnschrift" w:hAnsi="Bahnschrift" w:eastAsia="Bahnschrift" w:cs="Bahnschrift"/>
-          <w:noProof w:val="0"/>
           <w:sz w:val="24"/>
           <w:szCs w:val="24"/>
           <w:lang w:val="en-US"/>
@@ -2026,9 +1590,8 @@
       <w:r>
         <w:rPr>
           <w:rFonts w:ascii="Bahnschrift" w:hAnsi="Bahnschrift" w:eastAsia="Bahnschrift" w:cs="Bahnschrift"/>
-          <w:b w:val="1"/>
-          <w:bCs w:val="1"/>
-          <w:noProof w:val="0"/>
+          <w:b/>
+          <w:bCs/>
           <w:sz w:val="24"/>
           <w:szCs w:val="24"/>
           <w:lang w:val="en-US"/>
@@ -2038,7 +1601,6 @@
       <w:r>
         <w:rPr>
           <w:rFonts w:ascii="Bahnschrift" w:hAnsi="Bahnschrift" w:eastAsia="Bahnschrift" w:cs="Bahnschrift"/>
-          <w:noProof w:val="0"/>
           <w:sz w:val="24"/>
           <w:szCs w:val="24"/>
           <w:lang w:val="en-US"/>
@@ -2048,9 +1610,8 @@
       <w:r>
         <w:rPr>
           <w:rFonts w:ascii="Bahnschrift" w:hAnsi="Bahnschrift" w:eastAsia="Bahnschrift" w:cs="Bahnschrift"/>
-          <w:b w:val="1"/>
-          <w:bCs w:val="1"/>
-          <w:noProof w:val="0"/>
+          <w:b/>
+          <w:bCs/>
           <w:sz w:val="24"/>
           <w:szCs w:val="24"/>
           <w:lang w:val="en-US"/>
@@ -2060,7 +1621,6 @@
       <w:r>
         <w:rPr>
           <w:rFonts w:ascii="Bahnschrift" w:hAnsi="Bahnschrift" w:eastAsia="Bahnschrift" w:cs="Bahnschrift"/>
-          <w:noProof w:val="0"/>
           <w:sz w:val="24"/>
           <w:szCs w:val="24"/>
           <w:lang w:val="en-US"/>
@@ -2070,9 +1630,8 @@
       <w:r>
         <w:rPr>
           <w:rFonts w:ascii="Bahnschrift" w:hAnsi="Bahnschrift" w:eastAsia="Bahnschrift" w:cs="Bahnschrift"/>
-          <w:b w:val="1"/>
-          <w:bCs w:val="1"/>
-          <w:noProof w:val="0"/>
+          <w:b/>
+          <w:bCs/>
           <w:sz w:val="24"/>
           <w:szCs w:val="24"/>
           <w:lang w:val="en-US"/>
@@ -2082,7 +1641,6 @@
       <w:r>
         <w:rPr>
           <w:rFonts w:ascii="Bahnschrift" w:hAnsi="Bahnschrift" w:eastAsia="Bahnschrift" w:cs="Bahnschrift"/>
-          <w:noProof w:val="0"/>
           <w:sz w:val="24"/>
           <w:szCs w:val="24"/>
           <w:lang w:val="en-US"/>
@@ -2092,9 +1650,8 @@
       <w:r>
         <w:rPr>
           <w:rFonts w:ascii="Bahnschrift" w:hAnsi="Bahnschrift" w:eastAsia="Bahnschrift" w:cs="Bahnschrift"/>
-          <w:b w:val="1"/>
-          <w:bCs w:val="1"/>
-          <w:noProof w:val="0"/>
+          <w:b/>
+          <w:bCs/>
           <w:sz w:val="24"/>
           <w:szCs w:val="24"/>
           <w:lang w:val="en-US"/>
@@ -2104,7 +1661,6 @@
       <w:r>
         <w:rPr>
           <w:rFonts w:ascii="Bahnschrift" w:hAnsi="Bahnschrift" w:eastAsia="Bahnschrift" w:cs="Bahnschrift"/>
-          <w:noProof w:val="0"/>
           <w:sz w:val="24"/>
           <w:szCs w:val="24"/>
           <w:lang w:val="en-US"/>
@@ -2114,87 +1670,28 @@
       <w:r>
         <w:rPr>
           <w:rFonts w:ascii="Bahnschrift" w:hAnsi="Bahnschrift" w:eastAsia="Bahnschrift" w:cs="Bahnschrift"/>
-          <w:b w:val="1"/>
-          <w:bCs w:val="1"/>
-          <w:noProof w:val="0"/>
-          <w:sz w:val="24"/>
-          <w:szCs w:val="24"/>
-          <w:lang w:val="en-US"/>
-        </w:rPr>
-        <w:t>Vout</w:t>
-      </w:r>
-      <w:r>
-        <w:rPr>
-          <w:rFonts w:ascii="Bahnschrift" w:hAnsi="Bahnschrift" w:eastAsia="Bahnschrift" w:cs="Bahnschrift"/>
-          <w:b w:val="1"/>
-          <w:bCs w:val="1"/>
-          <w:noProof w:val="0"/>
-          <w:sz w:val="24"/>
-          <w:szCs w:val="24"/>
-          <w:lang w:val="en-US"/>
-        </w:rPr>
-        <w:t xml:space="preserve"> = −(1/R1</w:t>
-      </w:r>
-      <w:r>
-        <w:rPr>
-          <w:rFonts w:ascii="Bahnschrift" w:hAnsi="Bahnschrift" w:eastAsia="Bahnschrift" w:cs="Bahnschrift"/>
-          <w:b w:val="1"/>
-          <w:bCs w:val="1"/>
-          <w:noProof w:val="0"/>
-          <w:sz w:val="24"/>
-          <w:szCs w:val="24"/>
-          <w:lang w:val="en-US"/>
-        </w:rPr>
-        <w:t>C)f</w:t>
-      </w:r>
-      <w:r>
-        <w:rPr>
-          <w:rFonts w:ascii="Bahnschrift" w:hAnsi="Bahnschrift" w:eastAsia="Bahnschrift" w:cs="Bahnschrift"/>
-          <w:b w:val="1"/>
-          <w:bCs w:val="1"/>
-          <w:noProof w:val="0"/>
-          <w:sz w:val="24"/>
-          <w:szCs w:val="24"/>
-          <w:lang w:val="en-US"/>
-        </w:rPr>
-        <w:t xml:space="preserve"> ∫ Vin dt</w:t>
-      </w:r>
-      <w:r>
-        <w:rPr>
-          <w:rFonts w:ascii="Bahnschrift" w:hAnsi="Bahnschrift" w:eastAsia="Bahnschrift" w:cs="Bahnschrift"/>
-          <w:noProof w:val="0"/>
-          <w:sz w:val="24"/>
-          <w:szCs w:val="24"/>
-          <w:lang w:val="en-US"/>
-        </w:rPr>
-        <w:t xml:space="preserve">, where the negative sign </w:t>
-      </w:r>
-      <w:r>
-        <w:rPr>
-          <w:rFonts w:ascii="Bahnschrift" w:hAnsi="Bahnschrift" w:eastAsia="Bahnschrift" w:cs="Bahnschrift"/>
-          <w:noProof w:val="0"/>
-          <w:sz w:val="24"/>
-          <w:szCs w:val="24"/>
-          <w:lang w:val="en-US"/>
-        </w:rPr>
-        <w:t>indicates</w:t>
-      </w:r>
-      <w:r>
-        <w:rPr>
-          <w:rFonts w:ascii="Bahnschrift" w:hAnsi="Bahnschrift" w:eastAsia="Bahnschrift" w:cs="Bahnschrift"/>
-          <w:noProof w:val="0"/>
-          <w:sz w:val="24"/>
-          <w:szCs w:val="24"/>
-          <w:lang w:val="en-US"/>
-        </w:rPr>
-        <w:t xml:space="preserve"> a 180° phase shift between the input and output. This means the output decreases or increases linearly depending on the input polarity, making it ideal for generating ramp signals and performing analog integration in control and signal applications.</w:t>
-      </w:r>
-    </w:p>
-    <w:p>
-      <w:pPr>
-        <w:pStyle w:val="Heading1"/>
-        <w:rPr>
-          <w:noProof w:val="0"/>
+          <w:b/>
+          <w:bCs/>
+          <w:sz w:val="24"/>
+          <w:szCs w:val="24"/>
+          <w:lang w:val="en-US"/>
+        </w:rPr>
+        <w:t>Vout = −(1/R1C)f ∫ Vin dt</w:t>
+      </w:r>
+      <w:r>
+        <w:rPr>
+          <w:rFonts w:ascii="Bahnschrift" w:hAnsi="Bahnschrift" w:eastAsia="Bahnschrift" w:cs="Bahnschrift"/>
+          <w:sz w:val="24"/>
+          <w:szCs w:val="24"/>
+          <w:lang w:val="en-US"/>
+        </w:rPr>
+        <w:t>, where the negative sign indicates a 180° phase shift between the input and output. This means the output decreases or increases linearly depending on the input polarity, making it ideal for generating ramp signals and performing analog integration in control and signal applications.</w:t>
+      </w:r>
+    </w:p>
+    <w:p>
+      <w:pPr>
+        <w:pStyle w:val="2"/>
+        <w:rPr>
           <w:sz w:val="32"/>
           <w:szCs w:val="32"/>
           <w:lang w:val="en-US"/>
@@ -2202,7 +1699,6 @@
       </w:pPr>
       <w:r>
         <w:rPr>
-          <w:noProof w:val="0"/>
           <w:sz w:val="36"/>
           <w:szCs w:val="36"/>
           <w:lang w:val="en-US"/>
@@ -2212,99 +1708,66 @@
     </w:p>
     <w:p>
       <w:pPr>
-        <w:pStyle w:val="Normal"/>
-        <w:rPr>
-          <w:noProof w:val="0"/>
-          <w:lang w:val="en-US"/>
-        </w:rPr>
-      </w:pPr>
-      <w:r>
-        <w:rPr>
-          <w:noProof w:val="0"/>
-          <w:lang w:val="en-US"/>
-        </w:rPr>
-        <w:t xml:space="preserve">                                   </w:t>
-      </w:r>
-      <w:r>
-        <w:rPr>
-          <w:noProof w:val="0"/>
-          <w:lang w:val="en-US"/>
-        </w:rPr>
-        <w:t xml:space="preserve">                       </w:t>
-      </w:r>
-      <w:r>
-        <w:rPr>
-          <w:noProof w:val="0"/>
-          <w:lang w:val="en-US"/>
-        </w:rPr>
-        <w:t xml:space="preserve">  </w:t>
-      </w:r>
-      <m:oMathPara xmlns:m="http://schemas.openxmlformats.org/officeDocument/2006/math">
-        <m:oMath xmlns:m="http://schemas.openxmlformats.org/officeDocument/2006/math">
-          <m:r xmlns:m="http://schemas.openxmlformats.org/officeDocument/2006/math">
-            <m:t xmlns:m="http://schemas.openxmlformats.org/officeDocument/2006/math">𝑎</m:t>
-          </m:r>
-          <m:r xmlns:m="http://schemas.openxmlformats.org/officeDocument/2006/math">
-            <m:t xmlns:m="http://schemas.openxmlformats.org/officeDocument/2006/math"> = − </m:t>
-          </m:r>
-          <m:sSup xmlns:m="http://schemas.openxmlformats.org/officeDocument/2006/math">
-            <m:sSupPr>
-              <m:ctrlPr/>
-            </m:sSupPr>
-            <m:e>
-              <m:r>
-                <m:t>𝜔</m:t>
-              </m:r>
-            </m:e>
-            <m:sup>
-              <m:r>
-                <m:t>2</m:t>
-              </m:r>
-            </m:sup>
-          </m:sSup>
-          <m:r xmlns:m="http://schemas.openxmlformats.org/officeDocument/2006/math">
-            <m:t xmlns:m="http://schemas.openxmlformats.org/officeDocument/2006/math">𝑥</m:t>
-          </m:r>
-        </m:oMath>
-      </m:oMathPara>
-    </w:p>
-    <w:p>
-      <w:pPr>
-        <w:spacing w:before="240" w:beforeAutospacing="off" w:after="240" w:afterAutospacing="off"/>
-        <w:rPr>
-          <w:rFonts w:ascii="Bahnschrift" w:hAnsi="Bahnschrift" w:eastAsia="Bahnschrift" w:cs="Bahnschrift"/>
-          <w:noProof w:val="0"/>
-          <w:sz w:val="24"/>
-          <w:szCs w:val="24"/>
-          <w:lang w:val="en-US"/>
-        </w:rPr>
-      </w:pPr>
-      <w:r>
-        <w:rPr>
-          <w:rFonts w:ascii="Bahnschrift" w:hAnsi="Bahnschrift" w:eastAsia="Bahnschrift" w:cs="Bahnschrift"/>
-          <w:noProof w:val="0"/>
-          <w:sz w:val="24"/>
-          <w:szCs w:val="24"/>
-          <w:lang w:val="en-US"/>
-        </w:rPr>
-        <w:t>,is</w:t>
-      </w:r>
-      <w:r>
-        <w:rPr>
-          <w:rFonts w:ascii="Bahnschrift" w:hAnsi="Bahnschrift" w:eastAsia="Bahnschrift" w:cs="Bahnschrift"/>
-          <w:noProof w:val="0"/>
-          <w:sz w:val="24"/>
-          <w:szCs w:val="24"/>
-          <w:lang w:val="en-US"/>
-        </w:rPr>
-        <w:t xml:space="preserve"> the </w:t>
-      </w:r>
-      <w:r>
-        <w:rPr>
-          <w:rFonts w:ascii="Bahnschrift" w:hAnsi="Bahnschrift" w:eastAsia="Bahnschrift" w:cs="Bahnschrift"/>
-          <w:b w:val="1"/>
-          <w:bCs w:val="1"/>
-          <w:noProof w:val="0"/>
+        <w:rPr>
+          <w:lang w:val="en-US"/>
+        </w:rPr>
+      </w:pPr>
+      <w:r>
+        <w:rPr>
+          <w:lang w:val="en-US"/>
+        </w:rPr>
+        <w:t xml:space="preserve">                                                            </w:t>
+      </w:r>
+      <m:oMath>
+        <m:r>
+          <m:rPr/>
+          <m:t>a = − </m:t>
+        </m:r>
+        <m:sSup>
+          <m:sSupPr/>
+          <m:e>
+            <m:r>
+              <m:rPr/>
+              <m:t>ω</m:t>
+            </m:r>
+          </m:e>
+          <m:sup>
+            <m:r>
+              <m:rPr/>
+              <m:t>2</m:t>
+            </m:r>
+          </m:sup>
+        </m:sSup>
+        <m:r>
+          <m:rPr/>
+          <m:t>x</m:t>
+        </m:r>
+      </m:oMath>
+    </w:p>
+    <w:p>
+      <w:pPr>
+        <w:spacing w:before="240" w:beforeAutospacing="0" w:after="240" w:afterAutospacing="0"/>
+        <w:rPr>
+          <w:rFonts w:ascii="Bahnschrift" w:hAnsi="Bahnschrift" w:eastAsia="Bahnschrift" w:cs="Bahnschrift"/>
+          <w:sz w:val="24"/>
+          <w:szCs w:val="24"/>
+          <w:lang w:val="en-US"/>
+        </w:rPr>
+      </w:pPr>
+      <w:r>
+        <w:rPr>
+          <w:rFonts w:ascii="Bahnschrift" w:hAnsi="Bahnschrift" w:eastAsia="Bahnschrift" w:cs="Bahnschrift"/>
+          <w:sz w:val="24"/>
+          <w:szCs w:val="24"/>
+          <w:lang w:val="en-US"/>
+        </w:rPr>
+        <w:t xml:space="preserve">,is the </w:t>
+      </w:r>
+      <w:r>
+        <w:rPr>
+          <w:rFonts w:ascii="Bahnschrift" w:hAnsi="Bahnschrift" w:eastAsia="Bahnschrift" w:cs="Bahnschrift"/>
+          <w:b/>
+          <w:bCs/>
           <w:sz w:val="24"/>
           <w:szCs w:val="24"/>
           <w:lang w:val="en-US"/>
@@ -2314,7 +1777,6 @@
       <w:r>
         <w:rPr>
           <w:rFonts w:ascii="Bahnschrift" w:hAnsi="Bahnschrift" w:eastAsia="Bahnschrift" w:cs="Bahnschrift"/>
-          <w:noProof w:val="0"/>
           <w:sz w:val="24"/>
           <w:szCs w:val="24"/>
           <w:lang w:val="en-US"/>
@@ -2324,34 +1786,28 @@
     </w:p>
     <w:p>
       <w:pPr>
-        <w:pStyle w:val="ListParagraph"/>
+        <w:pStyle w:val="7"/>
         <w:numPr>
           <w:ilvl w:val="0"/>
           <w:numId w:val="1"/>
         </w:numPr>
-        <w:spacing w:before="240" w:beforeAutospacing="off" w:after="240" w:afterAutospacing="off"/>
-        <w:rPr>
-          <w:rFonts w:ascii="Bahnschrift" w:hAnsi="Bahnschrift" w:eastAsia="Bahnschrift" w:cs="Bahnschrift"/>
-          <w:noProof w:val="0"/>
-          <w:sz w:val="24"/>
-          <w:szCs w:val="24"/>
-          <w:lang w:val="en-US"/>
-        </w:rPr>
-      </w:pPr>
-      <m:oMathPara xmlns:m="http://schemas.openxmlformats.org/officeDocument/2006/math">
-        <m:oMath xmlns:m="http://schemas.openxmlformats.org/officeDocument/2006/math">
-          <m:r xmlns:m="http://schemas.openxmlformats.org/officeDocument/2006/math">
-            <m:t xmlns:m="http://schemas.openxmlformats.org/officeDocument/2006/math">𝑎</m:t>
-          </m:r>
-          <m:r xmlns:m="http://schemas.openxmlformats.org/officeDocument/2006/math">
-            <m:t xmlns:m="http://schemas.openxmlformats.org/officeDocument/2006/math">  </m:t>
-          </m:r>
-        </m:oMath>
-      </m:oMathPara>
-      <w:r>
-        <w:rPr>
-          <w:rFonts w:ascii="Bahnschrift" w:hAnsi="Bahnschrift" w:eastAsia="Bahnschrift" w:cs="Bahnschrift"/>
-          <w:noProof w:val="0"/>
+        <w:spacing w:before="240" w:beforeAutospacing="0" w:after="240" w:afterAutospacing="0"/>
+        <w:rPr>
+          <w:rFonts w:ascii="Bahnschrift" w:hAnsi="Bahnschrift" w:eastAsia="Bahnschrift" w:cs="Bahnschrift"/>
+          <w:sz w:val="24"/>
+          <w:szCs w:val="24"/>
+          <w:lang w:val="en-US"/>
+        </w:rPr>
+      </w:pPr>
+      <m:oMath>
+        <m:r>
+          <m:rPr/>
+          <m:t>a  </m:t>
+        </m:r>
+      </m:oMath>
+      <w:r>
+        <w:rPr>
+          <w:rFonts w:ascii="Bahnschrift" w:hAnsi="Bahnschrift" w:eastAsia="Bahnschrift" w:cs="Bahnschrift"/>
           <w:sz w:val="24"/>
           <w:szCs w:val="24"/>
           <w:lang w:val="en-US"/>
@@ -2361,34 +1817,28 @@
     </w:p>
     <w:p>
       <w:pPr>
-        <w:pStyle w:val="ListParagraph"/>
+        <w:pStyle w:val="7"/>
         <w:numPr>
           <w:ilvl w:val="0"/>
           <w:numId w:val="1"/>
         </w:numPr>
-        <w:spacing w:before="240" w:beforeAutospacing="off" w:after="240" w:afterAutospacing="off"/>
-        <w:rPr>
-          <w:rFonts w:ascii="Bahnschrift" w:hAnsi="Bahnschrift" w:eastAsia="Bahnschrift" w:cs="Bahnschrift"/>
-          <w:noProof w:val="0"/>
-          <w:sz w:val="24"/>
-          <w:szCs w:val="24"/>
-          <w:lang w:val="en-US"/>
-        </w:rPr>
-      </w:pPr>
-      <m:oMathPara xmlns:m="http://schemas.openxmlformats.org/officeDocument/2006/math">
-        <m:oMath xmlns:m="http://schemas.openxmlformats.org/officeDocument/2006/math">
-          <m:r xmlns:m="http://schemas.openxmlformats.org/officeDocument/2006/math">
-            <m:t xmlns:m="http://schemas.openxmlformats.org/officeDocument/2006/math">𝑥</m:t>
-          </m:r>
-          <m:r xmlns:m="http://schemas.openxmlformats.org/officeDocument/2006/math">
-            <m:t xmlns:m="http://schemas.openxmlformats.org/officeDocument/2006/math"> </m:t>
-          </m:r>
-        </m:oMath>
-      </m:oMathPara>
-      <w:r>
-        <w:rPr>
-          <w:rFonts w:ascii="Bahnschrift" w:hAnsi="Bahnschrift" w:eastAsia="Bahnschrift" w:cs="Bahnschrift"/>
-          <w:noProof w:val="0"/>
+        <w:spacing w:before="240" w:beforeAutospacing="0" w:after="240" w:afterAutospacing="0"/>
+        <w:rPr>
+          <w:rFonts w:ascii="Bahnschrift" w:hAnsi="Bahnschrift" w:eastAsia="Bahnschrift" w:cs="Bahnschrift"/>
+          <w:sz w:val="24"/>
+          <w:szCs w:val="24"/>
+          <w:lang w:val="en-US"/>
+        </w:rPr>
+      </w:pPr>
+      <m:oMath>
+        <m:r>
+          <m:rPr/>
+          <m:t>x </m:t>
+        </m:r>
+      </m:oMath>
+      <w:r>
+        <w:rPr>
+          <w:rFonts w:ascii="Bahnschrift" w:hAnsi="Bahnschrift" w:eastAsia="Bahnschrift" w:cs="Bahnschrift"/>
           <w:sz w:val="24"/>
           <w:szCs w:val="24"/>
           <w:lang w:val="en-US"/>
@@ -2398,46 +1848,39 @@
     </w:p>
     <w:p>
       <w:pPr>
-        <w:pStyle w:val="ListParagraph"/>
+        <w:pStyle w:val="7"/>
         <w:numPr>
           <w:ilvl w:val="0"/>
           <w:numId w:val="1"/>
         </w:numPr>
-        <w:spacing w:before="240" w:beforeAutospacing="off" w:after="240" w:afterAutospacing="off"/>
-        <w:rPr>
-          <w:rFonts w:ascii="Bahnschrift" w:hAnsi="Bahnschrift" w:eastAsia="Bahnschrift" w:cs="Bahnschrift"/>
-          <w:noProof w:val="0"/>
-          <w:sz w:val="24"/>
-          <w:szCs w:val="24"/>
-          <w:lang w:val="en-US"/>
-        </w:rPr>
-      </w:pPr>
-      <m:oMathPara xmlns:m="http://schemas.openxmlformats.org/officeDocument/2006/math">
-        <m:oMath xmlns:m="http://schemas.openxmlformats.org/officeDocument/2006/math">
-          <m:r xmlns:m="http://schemas.openxmlformats.org/officeDocument/2006/math">
-            <m:t xmlns:m="http://schemas.openxmlformats.org/officeDocument/2006/math">𝜔</m:t>
-          </m:r>
-          <m:r xmlns:m="http://schemas.openxmlformats.org/officeDocument/2006/math">
-            <m:t xmlns:m="http://schemas.openxmlformats.org/officeDocument/2006/math"> </m:t>
-          </m:r>
-        </m:oMath>
-      </m:oMathPara>
-      <w:r>
-        <w:rPr>
-          <w:rFonts w:ascii="Bahnschrift" w:hAnsi="Bahnschrift" w:eastAsia="Bahnschrift" w:cs="Bahnschrift"/>
-          <w:i w:val="1"/>
-          <w:iCs w:val="1"/>
-          <w:noProof w:val="0"/>
-          <w:sz w:val="24"/>
-          <w:szCs w:val="24"/>
-          <w:lang w:val="x-iv_mathan"/>
+        <w:spacing w:before="240" w:beforeAutospacing="0" w:after="240" w:afterAutospacing="0"/>
+        <w:rPr>
+          <w:rFonts w:ascii="Bahnschrift" w:hAnsi="Bahnschrift" w:eastAsia="Bahnschrift" w:cs="Bahnschrift"/>
+          <w:sz w:val="24"/>
+          <w:szCs w:val="24"/>
+          <w:lang w:val="en-US"/>
+        </w:rPr>
+      </w:pPr>
+      <m:oMath>
+        <m:r>
+          <m:rPr/>
+          <m:t>ω </m:t>
+        </m:r>
+      </m:oMath>
+      <w:r>
+        <w:rPr>
+          <w:rFonts w:ascii="Bahnschrift" w:hAnsi="Bahnschrift" w:eastAsia="Bahnschrift" w:cs="Bahnschrift"/>
+          <w:i/>
+          <w:iCs/>
+          <w:sz w:val="24"/>
+          <w:szCs w:val="24"/>
+          <w:lang w:val="zh-CN"/>
         </w:rPr>
         <w:t xml:space="preserve"> </w:t>
       </w:r>
       <w:r>
         <w:rPr>
           <w:rFonts w:ascii="Bahnschrift" w:hAnsi="Bahnschrift" w:eastAsia="Bahnschrift" w:cs="Bahnschrift"/>
-          <w:noProof w:val="0"/>
           <w:sz w:val="24"/>
           <w:szCs w:val="24"/>
           <w:lang w:val="en-US"/>
@@ -2447,19 +1890,17 @@
     </w:p>
     <w:p>
       <w:pPr>
-        <w:spacing w:before="240" w:beforeAutospacing="off" w:after="240" w:afterAutospacing="off"/>
-        <w:rPr>
-          <w:rFonts w:ascii="Bahnschrift" w:hAnsi="Bahnschrift" w:eastAsia="Bahnschrift" w:cs="Bahnschrift"/>
-          <w:noProof w:val="0"/>
-          <w:sz w:val="24"/>
-          <w:szCs w:val="24"/>
-          <w:lang w:val="en-US"/>
-        </w:rPr>
-      </w:pPr>
-      <w:r>
-        <w:rPr>
-          <w:rFonts w:ascii="Bahnschrift" w:hAnsi="Bahnschrift" w:eastAsia="Bahnschrift" w:cs="Bahnschrift"/>
-          <w:noProof w:val="0"/>
+        <w:spacing w:before="240" w:beforeAutospacing="0" w:after="240" w:afterAutospacing="0"/>
+        <w:rPr>
+          <w:rFonts w:ascii="Bahnschrift" w:hAnsi="Bahnschrift" w:eastAsia="Bahnschrift" w:cs="Bahnschrift"/>
+          <w:sz w:val="24"/>
+          <w:szCs w:val="24"/>
+          <w:lang w:val="en-US"/>
+        </w:rPr>
+      </w:pPr>
+      <w:r>
+        <w:rPr>
+          <w:rFonts w:ascii="Bahnschrift" w:hAnsi="Bahnschrift" w:eastAsia="Bahnschrift" w:cs="Bahnschrift"/>
           <w:sz w:val="24"/>
           <w:szCs w:val="24"/>
           <w:lang w:val="en-US"/>
@@ -2469,9 +1910,8 @@
       <w:r>
         <w:rPr>
           <w:rFonts w:ascii="Bahnschrift" w:hAnsi="Bahnschrift" w:eastAsia="Bahnschrift" w:cs="Bahnschrift"/>
-          <w:b w:val="1"/>
-          <w:bCs w:val="1"/>
-          <w:noProof w:val="0"/>
+          <w:b/>
+          <w:bCs/>
           <w:sz w:val="24"/>
           <w:szCs w:val="24"/>
           <w:lang w:val="en-US"/>
@@ -2481,7 +1921,6 @@
       <w:r>
         <w:rPr>
           <w:rFonts w:ascii="Bahnschrift" w:hAnsi="Bahnschrift" w:eastAsia="Bahnschrift" w:cs="Bahnschrift"/>
-          <w:noProof w:val="0"/>
           <w:sz w:val="24"/>
           <w:szCs w:val="24"/>
           <w:lang w:val="en-US"/>
@@ -2494,7 +1933,6 @@
         <w:jc w:val="center"/>
         <w:rPr>
           <w:rFonts w:ascii="Aptos" w:hAnsi="Aptos" w:eastAsia="Aptos" w:cs="Aptos"/>
-          <w:noProof w:val="0"/>
           <w:sz w:val="24"/>
           <w:szCs w:val="24"/>
           <w:lang w:val="en-US"/>
@@ -2503,250 +1941,232 @@
       <w:r>
         <w:rPr>
           <w:rFonts w:ascii="Aptos" w:hAnsi="Aptos" w:eastAsia="Aptos" w:cs="Aptos"/>
-          <w:noProof w:val="0"/>
           <w:sz w:val="24"/>
           <w:szCs w:val="24"/>
           <w:lang w:val="en-US"/>
         </w:rPr>
         <w:t xml:space="preserve"> </w:t>
       </w:r>
-      <m:oMathPara xmlns:m="http://schemas.openxmlformats.org/officeDocument/2006/math">
-        <m:oMath xmlns:m="http://schemas.openxmlformats.org/officeDocument/2006/math">
-          <m:r xmlns:m="http://schemas.openxmlformats.org/officeDocument/2006/math">
-            <m:t xmlns:m="http://schemas.openxmlformats.org/officeDocument/2006/math">𝑎</m:t>
-          </m:r>
-          <m:r xmlns:m="http://schemas.openxmlformats.org/officeDocument/2006/math">
-            <m:t xmlns:m="http://schemas.openxmlformats.org/officeDocument/2006/math"> = </m:t>
-          </m:r>
-          <m:f xmlns:m="http://schemas.openxmlformats.org/officeDocument/2006/math">
-            <m:fPr>
-              <m:ctrlPr/>
-            </m:fPr>
+      <m:oMath>
+        <m:r>
+          <m:rPr/>
+          <m:t>a = </m:t>
+        </m:r>
+        <m:f>
+          <m:fPr/>
+          <m:num>
+            <m:sSup>
+              <m:sSupPr/>
+              <m:e>
+                <m:r>
+                  <m:rPr/>
+                  <m:t>d</m:t>
+                </m:r>
+              </m:e>
+              <m:sup>
+                <m:r>
+                  <m:rPr/>
+                  <m:t>2</m:t>
+                </m:r>
+              </m:sup>
+            </m:sSup>
+            <m:r>
+              <m:rPr/>
+              <m:t>x</m:t>
+            </m:r>
+          </m:num>
+          <m:den>
+            <m:r>
+              <m:rPr/>
+              <m:t>d</m:t>
+            </m:r>
+            <m:sSup>
+              <m:sSupPr/>
+              <m:e>
+                <m:r>
+                  <m:rPr/>
+                  <m:t>t</m:t>
+                </m:r>
+              </m:e>
+              <m:sup>
+                <m:r>
+                  <m:rPr/>
+                  <m:t>2</m:t>
+                </m:r>
+              </m:sup>
+            </m:sSup>
+          </m:den>
+        </m:f>
+      </m:oMath>
+    </w:p>
+    <w:p>
+      <w:pPr>
+        <w:spacing w:before="240" w:beforeAutospacing="0" w:after="240" w:afterAutospacing="0"/>
+        <w:rPr>
+          <w:rFonts w:ascii="Aptos" w:hAnsi="Aptos" w:eastAsia="Aptos" w:cs="Aptos"/>
+          <w:sz w:val="24"/>
+          <w:szCs w:val="24"/>
+          <w:lang w:val="en-US"/>
+        </w:rPr>
+      </w:pPr>
+    </w:p>
+    <w:p>
+      <w:pPr>
+        <w:spacing w:before="240" w:beforeAutospacing="0" w:after="240" w:afterAutospacing="0"/>
+        <w:rPr>
+          <w:rFonts w:ascii="Aptos" w:hAnsi="Aptos" w:eastAsia="Aptos" w:cs="Aptos"/>
+          <w:sz w:val="24"/>
+          <w:szCs w:val="24"/>
+          <w:lang w:val="en-US"/>
+        </w:rPr>
+      </w:pPr>
+    </w:p>
+    <w:p>
+      <w:pPr>
+        <w:spacing w:before="240" w:beforeAutospacing="0" w:after="240" w:afterAutospacing="0"/>
+        <w:rPr>
+          <w:rFonts w:ascii="Bahnschrift" w:hAnsi="Bahnschrift" w:eastAsia="Bahnschrift" w:cs="Bahnschrift"/>
+          <w:sz w:val="24"/>
+          <w:szCs w:val="24"/>
+          <w:lang w:val="en-US"/>
+        </w:rPr>
+      </w:pPr>
+      <w:r>
+        <w:rPr>
+          <w:rFonts w:ascii="Bahnschrift" w:hAnsi="Bahnschrift" w:eastAsia="Bahnschrift" w:cs="Bahnschrift"/>
+          <w:sz w:val="24"/>
+          <w:szCs w:val="24"/>
+          <w:lang w:val="en-US"/>
+        </w:rPr>
+        <w:t>Substituting this into the SHM relation gives:</w:t>
+      </w:r>
+    </w:p>
+    <w:p>
+      <w:pPr>
+        <w:spacing w:before="240" w:beforeAutospacing="0" w:after="240" w:afterAutospacing="0"/>
+        <w:jc w:val="center"/>
+      </w:pPr>
+      <m:oMathPara>
+        <m:oMath>
+          <m:f>
+            <m:fPr/>
             <m:num>
               <m:sSup>
-                <m:sSupPr>
-                  <m:ctrlPr/>
-                </m:sSupPr>
+                <m:sSupPr/>
                 <m:e>
                   <m:r>
-                    <m:t>𝑑</m:t>
+                    <m:rPr/>
+                    <m:t>d</m:t>
                   </m:r>
                 </m:e>
                 <m:sup>
                   <m:r>
+                    <m:rPr/>
                     <m:t>2</m:t>
                   </m:r>
                 </m:sup>
               </m:sSup>
               <m:r>
-                <m:t>𝑥</m:t>
+                <m:rPr/>
+                <m:t>x</m:t>
               </m:r>
             </m:num>
             <m:den>
               <m:r>
-                <m:t>𝑑</m:t>
+                <m:rPr/>
+                <m:t>d</m:t>
               </m:r>
               <m:sSup>
-                <m:sSupPr>
-                  <m:ctrlPr/>
-                </m:sSupPr>
+                <m:sSupPr/>
                 <m:e>
                   <m:r>
-                    <m:t>𝑡</m:t>
+                    <m:rPr/>
+                    <m:t>t</m:t>
                   </m:r>
                 </m:e>
                 <m:sup>
                   <m:r>
+                    <m:rPr/>
                     <m:t>2</m:t>
                   </m:r>
                 </m:sup>
               </m:sSup>
             </m:den>
           </m:f>
-        </m:oMath>
-      </m:oMathPara>
-    </w:p>
-    <w:p>
-      <w:pPr>
-        <w:spacing w:before="240" w:beforeAutospacing="off" w:after="240" w:afterAutospacing="off"/>
-        <w:rPr>
-          <w:rFonts w:ascii="Aptos" w:hAnsi="Aptos" w:eastAsia="Aptos" w:cs="Aptos"/>
-          <w:noProof w:val="0"/>
-          <w:sz w:val="24"/>
-          <w:szCs w:val="24"/>
-          <w:lang w:val="en-US"/>
-        </w:rPr>
-      </w:pPr>
-    </w:p>
-    <w:p>
-      <w:pPr>
-        <w:spacing w:before="240" w:beforeAutospacing="off" w:after="240" w:afterAutospacing="off"/>
-        <w:rPr>
-          <w:rFonts w:ascii="Aptos" w:hAnsi="Aptos" w:eastAsia="Aptos" w:cs="Aptos"/>
-          <w:noProof w:val="0"/>
-          <w:sz w:val="24"/>
-          <w:szCs w:val="24"/>
-          <w:lang w:val="en-US"/>
-        </w:rPr>
-      </w:pPr>
-    </w:p>
-    <w:p>
-      <w:pPr>
-        <w:spacing w:before="240" w:beforeAutospacing="off" w:after="240" w:afterAutospacing="off"/>
-        <w:rPr>
-          <w:rFonts w:ascii="Bahnschrift" w:hAnsi="Bahnschrift" w:eastAsia="Bahnschrift" w:cs="Bahnschrift"/>
-          <w:noProof w:val="0"/>
-          <w:sz w:val="24"/>
-          <w:szCs w:val="24"/>
-          <w:lang w:val="en-US"/>
-        </w:rPr>
-      </w:pPr>
-      <w:r>
-        <w:rPr>
-          <w:rFonts w:ascii="Bahnschrift" w:hAnsi="Bahnschrift" w:eastAsia="Bahnschrift" w:cs="Bahnschrift"/>
-          <w:noProof w:val="0"/>
-          <w:sz w:val="24"/>
-          <w:szCs w:val="24"/>
-          <w:lang w:val="en-US"/>
-        </w:rPr>
-        <w:t>Substituting this into the SHM relation gives:</w:t>
-      </w:r>
-    </w:p>
-    <w:p>
-      <w:pPr>
-        <w:spacing w:before="240" w:beforeAutospacing="off" w:after="240" w:afterAutospacing="off"/>
-        <w:jc w:val="center"/>
-      </w:pPr>
-      <m:oMathPara xmlns:m="http://schemas.openxmlformats.org/officeDocument/2006/math">
-        <m:oMath xmlns:m="http://schemas.openxmlformats.org/officeDocument/2006/math">
-          <m:f xmlns:m="http://schemas.openxmlformats.org/officeDocument/2006/math">
-            <m:fPr>
-              <m:ctrlPr/>
-            </m:fPr>
-            <m:num>
-              <m:sSup>
-                <m:sSupPr>
-                  <m:ctrlPr/>
-                </m:sSupPr>
-                <m:e>
-                  <m:r>
-                    <m:t>𝑑</m:t>
-                  </m:r>
-                </m:e>
-                <m:sup>
-                  <m:r>
-                    <m:t>2</m:t>
-                  </m:r>
-                </m:sup>
-              </m:sSup>
-              <m:r>
-                <m:t>𝑥</m:t>
-              </m:r>
-            </m:num>
-            <m:den>
-              <m:r>
-                <m:t>𝑑</m:t>
-              </m:r>
-              <m:sSup>
-                <m:sSupPr>
-                  <m:ctrlPr/>
-                </m:sSupPr>
-                <m:e>
-                  <m:r>
-                    <m:t>𝑡</m:t>
-                  </m:r>
-                </m:e>
-                <m:sup>
-                  <m:r>
-                    <m:t>2</m:t>
-                  </m:r>
-                </m:sup>
-              </m:sSup>
-            </m:den>
-          </m:f>
-          <m:r xmlns:m="http://schemas.openxmlformats.org/officeDocument/2006/math">
-            <m:t xmlns:m="http://schemas.openxmlformats.org/officeDocument/2006/math"> = −</m:t>
+          <m:r>
+            <m:rPr/>
+            <m:t> = −</m:t>
           </m:r>
-          <m:sSup xmlns:m="http://schemas.openxmlformats.org/officeDocument/2006/math">
-            <m:sSupPr>
-              <m:ctrlPr/>
-            </m:sSupPr>
+          <m:sSup>
+            <m:sSupPr/>
             <m:e>
               <m:r>
-                <m:t>𝜔</m:t>
+                <m:rPr/>
+                <m:t>ω</m:t>
               </m:r>
             </m:e>
             <m:sup>
               <m:r>
+                <m:rPr/>
                 <m:t>2</m:t>
               </m:r>
             </m:sup>
           </m:sSup>
-          <m:r xmlns:m="http://schemas.openxmlformats.org/officeDocument/2006/math">
-            <m:t xmlns:m="http://schemas.openxmlformats.org/officeDocument/2006/math">𝑥</m:t>
+          <m:r>
+            <m:rPr/>
+            <m:t>x</m:t>
           </m:r>
         </m:oMath>
       </m:oMathPara>
     </w:p>
     <w:p>
       <w:pPr>
-        <w:spacing w:before="240" w:beforeAutospacing="off" w:after="240" w:afterAutospacing="off"/>
+        <w:spacing w:before="240" w:beforeAutospacing="0" w:after="240" w:afterAutospacing="0"/>
         <w:jc w:val="left"/>
         <w:rPr>
           <w:rFonts w:ascii="Bahnschrift" w:hAnsi="Bahnschrift" w:eastAsia="Bahnschrift" w:cs="Bahnschrift"/>
-          <w:noProof w:val="0"/>
-          <w:sz w:val="24"/>
-          <w:szCs w:val="24"/>
-          <w:lang w:val="en-US"/>
-        </w:rPr>
-      </w:pPr>
-      <w:r>
-        <w:rPr>
-          <w:rFonts w:ascii="Bahnschrift" w:hAnsi="Bahnschrift" w:eastAsia="Bahnschrift" w:cs="Bahnschrift"/>
-          <w:noProof w:val="0"/>
-          <w:sz w:val="24"/>
-          <w:szCs w:val="24"/>
-          <w:lang w:val="en-US"/>
-        </w:rPr>
-        <w:t xml:space="preserve">Circuit </w:t>
-      </w:r>
-      <w:r>
-        <w:rPr>
-          <w:rFonts w:ascii="Bahnschrift" w:hAnsi="Bahnschrift" w:eastAsia="Bahnschrift" w:cs="Bahnschrift"/>
-          <w:noProof w:val="0"/>
-          <w:sz w:val="24"/>
-          <w:szCs w:val="24"/>
-          <w:lang w:val="en-US"/>
-        </w:rPr>
-        <w:t>Diagram :</w:t>
-      </w:r>
-    </w:p>
-    <w:p>
-      <w:pPr>
-        <w:pStyle w:val="Normal"/>
-        <w:spacing w:before="240" w:beforeAutospacing="off" w:after="240" w:afterAutospacing="off"/>
+          <w:sz w:val="24"/>
+          <w:szCs w:val="24"/>
+          <w:lang w:val="en-US"/>
+        </w:rPr>
+      </w:pPr>
+      <w:r>
+        <w:rPr>
+          <w:rFonts w:ascii="Bahnschrift" w:hAnsi="Bahnschrift" w:eastAsia="Bahnschrift" w:cs="Bahnschrift"/>
+          <w:sz w:val="24"/>
+          <w:szCs w:val="24"/>
+          <w:lang w:val="en-US"/>
+        </w:rPr>
+        <w:t>Circuit Diagram :</w:t>
+      </w:r>
+    </w:p>
+    <w:p>
+      <w:pPr>
+        <w:spacing w:before="240" w:beforeAutospacing="0" w:after="240" w:afterAutospacing="0"/>
         <w:jc w:val="center"/>
       </w:pPr>
       <w:r>
         <w:drawing>
-          <wp:inline wp14:editId="74C63DF2" wp14:anchorId="2BBE7B4C">
+          <wp:inline distT="0" distB="0" distL="114300" distR="114300">
             <wp:extent cx="5943600" cy="3048000"/>
             <wp:effectExtent l="0" t="0" r="0" b="0"/>
             <wp:docPr id="993575551" name="drawing"/>
             <wp:cNvGraphicFramePr>
-              <a:graphicFrameLocks noChangeAspect="1"/>
+              <a:graphicFrameLocks xmlns:a="http://schemas.openxmlformats.org/drawingml/2006/main" noChangeAspect="1"/>
             </wp:cNvGraphicFramePr>
-            <a:graphic>
-              <a:graphicData xmlns:a="http://schemas.openxmlformats.org/drawingml/2006/main" uri="http://schemas.openxmlformats.org/drawingml/2006/picture">
+            <a:graphic xmlns:a="http://schemas.openxmlformats.org/drawingml/2006/main">
+              <a:graphicData uri="http://schemas.openxmlformats.org/drawingml/2006/picture">
                 <pic:pic xmlns:pic="http://schemas.openxmlformats.org/drawingml/2006/picture">
                   <pic:nvPicPr>
-                    <pic:cNvPr id="993575551" name=""/>
-                    <pic:cNvPicPr/>
+                    <pic:cNvPr id="993575551" name="drawing"/>
+                    <pic:cNvPicPr>
+                      <a:picLocks noChangeAspect="1"/>
+                    </pic:cNvPicPr>
                   </pic:nvPicPr>
                   <pic:blipFill>
-                    <a:blip xmlns:r="http://schemas.openxmlformats.org/officeDocument/2006/relationships" r:embed="rId620193754">
+                    <a:blip r:embed="rId11">
                       <a:extLst>
-                        <a:ext xmlns:a="http://schemas.openxmlformats.org/drawingml/2006/main" uri="{28A0092B-C50C-407E-A947-70E740481C1C}">
+                        <a:ext uri="{28A0092B-C50C-407E-A947-70E740481C1C}">
                           <a14:useLocalDpi xmlns:a14="http://schemas.microsoft.com/office/drawing/2010/main" val="0"/>
                         </a:ext>
                       </a:extLst>
@@ -2773,44 +2193,30 @@
     </w:p>
     <w:p>
       <w:pPr>
-        <w:pStyle w:val="Normal"/>
-        <w:spacing w:before="240" w:beforeAutospacing="off" w:after="240" w:afterAutospacing="off"/>
+        <w:spacing w:before="240" w:beforeAutospacing="0" w:after="240" w:afterAutospacing="0"/>
         <w:jc w:val="left"/>
         <w:rPr>
           <w:rFonts w:ascii="Bahnschrift" w:hAnsi="Bahnschrift" w:eastAsia="Bahnschrift" w:cs="Bahnschrift"/>
         </w:rPr>
       </w:pPr>
       <w:r>
-        <w:rPr/>
         <w:t>1.</w:t>
       </w:r>
       <w:r>
         <w:rPr>
           <w:rFonts w:ascii="Bahnschrift" w:hAnsi="Bahnschrift" w:eastAsia="Bahnschrift" w:cs="Bahnschrift"/>
         </w:rPr>
-        <w:t xml:space="preserve">Power Connection for the </w:t>
-      </w:r>
-      <w:r>
-        <w:rPr>
-          <w:rFonts w:ascii="Bahnschrift" w:hAnsi="Bahnschrift" w:eastAsia="Bahnschrift" w:cs="Bahnschrift"/>
-        </w:rPr>
-        <w:t>Circuit :</w:t>
-      </w:r>
-      <w:r>
-        <w:rPr>
-          <w:rFonts w:ascii="Bahnschrift" w:hAnsi="Bahnschrift" w:eastAsia="Bahnschrift" w:cs="Bahnschrift"/>
-        </w:rPr>
-        <w:t xml:space="preserve"> </w:t>
-      </w:r>
-    </w:p>
-    <w:p>
-      <w:pPr>
-        <w:pStyle w:val="ListParagraph"/>
+        <w:t xml:space="preserve">Power Connection for the Circuit : </w:t>
+      </w:r>
+    </w:p>
+    <w:p>
+      <w:pPr>
+        <w:pStyle w:val="7"/>
         <w:numPr>
           <w:ilvl w:val="0"/>
           <w:numId w:val="2"/>
         </w:numPr>
-        <w:spacing w:before="240" w:beforeAutospacing="off" w:after="240" w:afterAutospacing="off"/>
+        <w:spacing w:before="240" w:beforeAutospacing="0" w:after="240" w:afterAutospacing="0"/>
         <w:jc w:val="left"/>
         <w:rPr>
           <w:rFonts w:ascii="Bahnschrift" w:hAnsi="Bahnschrift" w:eastAsia="Bahnschrift" w:cs="Bahnschrift"/>
@@ -2824,105 +2230,17 @@
           <w:sz w:val="24"/>
           <w:szCs w:val="24"/>
         </w:rPr>
-        <w:t>Power the Op-Amp pin number 7 for V+ (Red wire), 4 for v-</w:t>
-      </w:r>
-      <w:r>
-        <w:rPr>
-          <w:rFonts w:ascii="Bahnschrift" w:hAnsi="Bahnschrift" w:eastAsia="Bahnschrift" w:cs="Bahnschrift"/>
-          <w:sz w:val="24"/>
-          <w:szCs w:val="24"/>
-        </w:rPr>
-        <w:t>(White wire)</w:t>
-      </w:r>
-      <w:r>
-        <w:rPr>
-          <w:rFonts w:ascii="Bahnschrift" w:hAnsi="Bahnschrift" w:eastAsia="Bahnschrift" w:cs="Bahnschrift"/>
-          <w:sz w:val="24"/>
-          <w:szCs w:val="24"/>
-        </w:rPr>
-        <w:t xml:space="preserve"> with the </w:t>
-      </w:r>
-      <w:r>
-        <w:rPr>
-          <w:rFonts w:ascii="Bahnschrift" w:hAnsi="Bahnschrift" w:eastAsia="Bahnschrift" w:cs="Bahnschrift"/>
-          <w:sz w:val="24"/>
-          <w:szCs w:val="24"/>
-        </w:rPr>
-        <w:t>Adalm</w:t>
-      </w:r>
-      <w:r>
-        <w:rPr>
-          <w:rFonts w:ascii="Bahnschrift" w:hAnsi="Bahnschrift" w:eastAsia="Bahnschrift" w:cs="Bahnschrift"/>
-          <w:sz w:val="24"/>
-          <w:szCs w:val="24"/>
-        </w:rPr>
-        <w:t xml:space="preserve"> m2k and set the voltage to 5</w:t>
-      </w:r>
-      <w:r>
-        <w:rPr>
-          <w:rFonts w:ascii="Bahnschrift" w:hAnsi="Bahnschrift" w:eastAsia="Bahnschrift" w:cs="Bahnschrift"/>
-          <w:sz w:val="24"/>
-          <w:szCs w:val="24"/>
-        </w:rPr>
-        <w:t>v,-</w:t>
-      </w:r>
-      <w:r>
-        <w:rPr>
-          <w:rFonts w:ascii="Bahnschrift" w:hAnsi="Bahnschrift" w:eastAsia="Bahnschrift" w:cs="Bahnschrift"/>
-          <w:sz w:val="24"/>
-          <w:szCs w:val="24"/>
-        </w:rPr>
-        <w:t>5</w:t>
-      </w:r>
-      <w:r>
-        <w:rPr>
-          <w:rFonts w:ascii="Bahnschrift" w:hAnsi="Bahnschrift" w:eastAsia="Bahnschrift" w:cs="Bahnschrift"/>
-          <w:sz w:val="24"/>
-          <w:szCs w:val="24"/>
-        </w:rPr>
-        <w:t>V</w:t>
-      </w:r>
-      <w:r>
-        <w:rPr>
-          <w:rFonts w:ascii="Bahnschrift" w:hAnsi="Bahnschrift" w:eastAsia="Bahnschrift" w:cs="Bahnschrift"/>
-          <w:sz w:val="24"/>
-          <w:szCs w:val="24"/>
-        </w:rPr>
-        <w:t xml:space="preserve"> .</w:t>
-      </w:r>
-      <w:r>
-        <w:rPr>
-          <w:rFonts w:ascii="Bahnschrift" w:hAnsi="Bahnschrift" w:eastAsia="Bahnschrift" w:cs="Bahnschrift"/>
-          <w:sz w:val="24"/>
-          <w:szCs w:val="24"/>
-        </w:rPr>
-        <w:t xml:space="preserve"> Proceed the same for all op-</w:t>
-      </w:r>
-      <w:r>
-        <w:rPr>
-          <w:rFonts w:ascii="Bahnschrift" w:hAnsi="Bahnschrift" w:eastAsia="Bahnschrift" w:cs="Bahnschrift"/>
-          <w:sz w:val="24"/>
-          <w:szCs w:val="24"/>
-        </w:rPr>
-        <w:t>amp</w:t>
-      </w:r>
-      <w:r>
-        <w:rPr>
-          <w:rFonts w:ascii="Bahnschrift" w:hAnsi="Bahnschrift" w:eastAsia="Bahnschrift" w:cs="Bahnschrift"/>
-          <w:sz w:val="24"/>
-          <w:szCs w:val="24"/>
-        </w:rPr>
-        <w:t xml:space="preserve"> used in the Circuit.</w:t>
-      </w:r>
-    </w:p>
-    <w:p>
-      <w:pPr>
-        <w:pStyle w:val="ListParagraph"/>
+        <w:t>Power the Op-Amp pin number 7 for V+ (Red wire), 4 for v-(White wire) with the Adalm m2k and set the voltage to 5v,-5V . Proceed the same for all op-amp used in the Circuit.</w:t>
+      </w:r>
+    </w:p>
+    <w:p>
+      <w:pPr>
+        <w:pStyle w:val="7"/>
         <w:numPr>
           <w:ilvl w:val="0"/>
           <w:numId w:val="2"/>
         </w:numPr>
-        <w:spacing w:before="240" w:beforeAutospacing="off" w:after="240" w:afterAutospacing="off"/>
+        <w:spacing w:before="240" w:beforeAutospacing="0" w:after="240" w:afterAutospacing="0"/>
         <w:jc w:val="left"/>
         <w:rPr>
           <w:rFonts w:ascii="Bahnschrift" w:hAnsi="Bahnschrift" w:eastAsia="Bahnschrift" w:cs="Bahnschrift"/>
@@ -2936,29 +2254,12 @@
           <w:sz w:val="24"/>
           <w:szCs w:val="24"/>
         </w:rPr>
-        <w:t xml:space="preserve">Connect to ground Rail to all the Pin 3 of Op-amp as the circuit </w:t>
-      </w:r>
-      <w:r>
-        <w:rPr>
-          <w:rFonts w:ascii="Bahnschrift" w:hAnsi="Bahnschrift" w:eastAsia="Bahnschrift" w:cs="Bahnschrift"/>
-          <w:sz w:val="24"/>
-          <w:szCs w:val="24"/>
-        </w:rPr>
-        <w:t>as</w:t>
-      </w:r>
-      <w:r>
-        <w:rPr>
-          <w:rFonts w:ascii="Bahnschrift" w:hAnsi="Bahnschrift" w:eastAsia="Bahnschrift" w:cs="Bahnschrift"/>
-          <w:sz w:val="24"/>
-          <w:szCs w:val="24"/>
-        </w:rPr>
-        <w:t xml:space="preserve"> been formatted for the SHM oscillations.</w:t>
-      </w:r>
-    </w:p>
-    <w:p>
-      <w:pPr>
-        <w:pStyle w:val="Normal"/>
-        <w:spacing w:before="240" w:beforeAutospacing="off" w:after="240" w:afterAutospacing="off"/>
+        <w:t>Connect to ground Rail to all the Pin 3 of Op-amp as the circuit as been formatted for the SHM oscillations.</w:t>
+      </w:r>
+    </w:p>
+    <w:p>
+      <w:pPr>
+        <w:spacing w:before="240" w:beforeAutospacing="0" w:after="240" w:afterAutospacing="0"/>
         <w:ind w:left="0"/>
         <w:jc w:val="left"/>
         <w:rPr>
@@ -2970,8 +2271,7 @@
     </w:p>
     <w:p>
       <w:pPr>
-        <w:pStyle w:val="Normal"/>
-        <w:spacing w:before="240" w:beforeAutospacing="off" w:after="240" w:afterAutospacing="off"/>
+        <w:spacing w:before="240" w:beforeAutospacing="0" w:after="240" w:afterAutospacing="0"/>
         <w:ind w:left="0"/>
         <w:jc w:val="left"/>
         <w:rPr>
@@ -2991,12 +2291,12 @@
     </w:p>
     <w:p>
       <w:pPr>
-        <w:pStyle w:val="ListParagraph"/>
+        <w:pStyle w:val="7"/>
         <w:numPr>
           <w:ilvl w:val="0"/>
           <w:numId w:val="3"/>
         </w:numPr>
-        <w:spacing w:before="240" w:beforeAutospacing="off" w:after="240" w:afterAutospacing="off"/>
+        <w:spacing w:before="240" w:beforeAutospacing="0" w:after="240" w:afterAutospacing="0"/>
         <w:jc w:val="left"/>
         <w:rPr>
           <w:sz w:val="24"/>
@@ -3008,28 +2308,7 @@
           <w:sz w:val="24"/>
           <w:szCs w:val="24"/>
         </w:rPr>
-        <w:t>Place the 10K Ω Resist</w:t>
-      </w:r>
-      <w:r>
-        <w:rPr>
-          <w:sz w:val="24"/>
-          <w:szCs w:val="24"/>
-        </w:rPr>
-        <w:t>o</w:t>
-      </w:r>
-      <w:r>
-        <w:rPr>
-          <w:sz w:val="24"/>
-          <w:szCs w:val="24"/>
-        </w:rPr>
-        <w:t xml:space="preserve">r for the first two op-amp in pin </w:t>
-      </w:r>
-      <w:r>
-        <w:rPr>
-          <w:sz w:val="24"/>
-          <w:szCs w:val="24"/>
-        </w:rPr>
-        <w:t>2.For the 1</w:t>
+        <w:t>Place the 10K Ω Resistor for the first two op-amp in pin 2.For the 1</w:t>
       </w:r>
       <w:r>
         <w:rPr>
@@ -3044,63 +2323,7 @@
           <w:sz w:val="24"/>
           <w:szCs w:val="24"/>
         </w:rPr>
-        <w:t xml:space="preserve"> Op-Amp alone place</w:t>
-      </w:r>
-      <w:r>
-        <w:rPr>
-          <w:sz w:val="24"/>
-          <w:szCs w:val="24"/>
-        </w:rPr>
-        <w:t xml:space="preserve"> one pin to the Scope</w:t>
-      </w:r>
-      <w:r>
-        <w:rPr>
-          <w:sz w:val="24"/>
-          <w:szCs w:val="24"/>
-        </w:rPr>
-        <w:t>(+1, Orange wire)</w:t>
-      </w:r>
-      <w:r>
-        <w:rPr>
-          <w:sz w:val="24"/>
-          <w:szCs w:val="24"/>
-        </w:rPr>
-        <w:t xml:space="preserve"> </w:t>
-      </w:r>
-      <w:r>
-        <w:rPr>
-          <w:sz w:val="24"/>
-          <w:szCs w:val="24"/>
-        </w:rPr>
-        <w:t xml:space="preserve">of the </w:t>
-      </w:r>
-      <w:r>
-        <w:rPr>
-          <w:sz w:val="24"/>
-          <w:szCs w:val="24"/>
-        </w:rPr>
-        <w:t>Adal</w:t>
-      </w:r>
-      <w:r>
-        <w:rPr>
-          <w:sz w:val="24"/>
-          <w:szCs w:val="24"/>
-        </w:rPr>
-        <w:t>m</w:t>
-      </w:r>
-      <w:r>
-        <w:rPr>
-          <w:sz w:val="24"/>
-          <w:szCs w:val="24"/>
-        </w:rPr>
-        <w:t xml:space="preserve"> M2k .</w:t>
-      </w:r>
-      <w:r>
-        <w:rPr>
-          <w:sz w:val="24"/>
-          <w:szCs w:val="24"/>
-        </w:rPr>
-        <w:t>for the 2</w:t>
+        <w:t xml:space="preserve"> Op-Amp alone place one pin to the Scope(+1, Orange wire) of the Adalm M2k .for the 2</w:t>
       </w:r>
       <w:r>
         <w:rPr>
@@ -3150,12 +2373,12 @@
     </w:p>
     <w:p>
       <w:pPr>
-        <w:pStyle w:val="ListParagraph"/>
+        <w:pStyle w:val="7"/>
         <w:numPr>
           <w:ilvl w:val="0"/>
           <w:numId w:val="3"/>
         </w:numPr>
-        <w:spacing w:before="240" w:beforeAutospacing="off" w:after="240" w:afterAutospacing="off"/>
+        <w:spacing w:before="240" w:beforeAutospacing="0" w:after="240" w:afterAutospacing="0"/>
         <w:jc w:val="left"/>
         <w:rPr>
           <w:sz w:val="24"/>
@@ -3187,12 +2410,12 @@
     </w:p>
     <w:p>
       <w:pPr>
-        <w:pStyle w:val="ListParagraph"/>
+        <w:pStyle w:val="7"/>
         <w:numPr>
           <w:ilvl w:val="0"/>
           <w:numId w:val="3"/>
         </w:numPr>
-        <w:spacing w:before="240" w:beforeAutospacing="off" w:after="240" w:afterAutospacing="off"/>
+        <w:spacing w:before="240" w:beforeAutospacing="0" w:after="240" w:afterAutospacing="0"/>
         <w:jc w:val="left"/>
         <w:rPr>
           <w:sz w:val="24"/>
@@ -3209,12 +2432,12 @@
     </w:p>
     <w:p>
       <w:pPr>
-        <w:pStyle w:val="ListParagraph"/>
+        <w:pStyle w:val="7"/>
         <w:numPr>
           <w:ilvl w:val="0"/>
           <w:numId w:val="3"/>
         </w:numPr>
-        <w:spacing w:before="240" w:beforeAutospacing="off" w:after="240" w:afterAutospacing="off"/>
+        <w:spacing w:before="240" w:beforeAutospacing="0" w:after="240" w:afterAutospacing="0"/>
         <w:jc w:val="left"/>
         <w:rPr>
           <w:sz w:val="24"/>
@@ -3226,34 +2449,13 @@
           <w:sz w:val="24"/>
           <w:szCs w:val="24"/>
         </w:rPr>
-        <w:t xml:space="preserve">Place 10KΩ in first two Op-Amp's Pin 6 to the Ground </w:t>
-      </w:r>
-      <w:r>
-        <w:rPr>
-          <w:sz w:val="24"/>
-          <w:szCs w:val="24"/>
-        </w:rPr>
-        <w:t>pin.Place</w:t>
-      </w:r>
-      <w:r>
-        <w:rPr>
-          <w:sz w:val="24"/>
-          <w:szCs w:val="24"/>
-        </w:rPr>
-        <w:t xml:space="preserve"> 1KΩ in last op-amp's Pin6 to the Groun</w:t>
-      </w:r>
-      <w:r>
-        <w:rPr>
-          <w:sz w:val="24"/>
-          <w:szCs w:val="24"/>
-        </w:rPr>
-        <w:t>d.</w:t>
-      </w:r>
-    </w:p>
-    <w:p>
-      <w:pPr>
-        <w:pStyle w:val="ListParagraph"/>
-        <w:spacing w:before="240" w:beforeAutospacing="off" w:after="240" w:afterAutospacing="off"/>
+        <w:t>Place 10KΩ in first two Op-Amp's Pin 6 to the Ground pin.Place 1KΩ in last op-amp's Pin6 to the Ground.</w:t>
+      </w:r>
+    </w:p>
+    <w:p>
+      <w:pPr>
+        <w:pStyle w:val="7"/>
+        <w:spacing w:before="240" w:beforeAutospacing="0" w:after="240" w:afterAutospacing="0"/>
         <w:ind w:left="720"/>
         <w:jc w:val="left"/>
         <w:rPr>
@@ -3264,8 +2466,7 @@
     </w:p>
     <w:p>
       <w:pPr>
-        <w:pStyle w:val="Normal"/>
-        <w:spacing w:before="240" w:beforeAutospacing="off" w:after="240" w:afterAutospacing="off"/>
+        <w:spacing w:before="240" w:beforeAutospacing="0" w:after="240" w:afterAutospacing="0"/>
         <w:ind w:left="0"/>
         <w:jc w:val="left"/>
         <w:rPr>
@@ -3280,25 +2481,17 @@
           <w:sz w:val="24"/>
           <w:szCs w:val="24"/>
         </w:rPr>
-        <w:t xml:space="preserve">3.Connection </w:t>
-      </w:r>
-      <w:r>
-        <w:rPr>
-          <w:rFonts w:ascii="Bahnschrift" w:hAnsi="Bahnschrift" w:eastAsia="Bahnschrift" w:cs="Bahnschrift"/>
-          <w:sz w:val="24"/>
-          <w:szCs w:val="24"/>
-        </w:rPr>
-        <w:t>Establishment :</w:t>
-      </w:r>
-    </w:p>
-    <w:p>
-      <w:pPr>
-        <w:pStyle w:val="ListParagraph"/>
+        <w:t>3.Connection Establishment :</w:t>
+      </w:r>
+    </w:p>
+    <w:p>
+      <w:pPr>
+        <w:pStyle w:val="7"/>
         <w:numPr>
           <w:ilvl w:val="0"/>
           <w:numId w:val="4"/>
         </w:numPr>
-        <w:spacing w:before="240" w:beforeAutospacing="off" w:after="240" w:afterAutospacing="off"/>
+        <w:spacing w:before="240" w:beforeAutospacing="0" w:after="240" w:afterAutospacing="0"/>
         <w:jc w:val="left"/>
         <w:rPr>
           <w:rFonts w:ascii="Bahnschrift" w:hAnsi="Bahnschrift" w:eastAsia="Bahnschrift" w:cs="Bahnschrift"/>
@@ -3312,33 +2505,17 @@
           <w:sz w:val="24"/>
           <w:szCs w:val="24"/>
         </w:rPr>
-        <w:t xml:space="preserve">Connect the feedback resistors of all op-amps to the Pin2 and Pin6 of the </w:t>
-      </w:r>
-      <w:r>
-        <w:rPr>
-          <w:rFonts w:ascii="Bahnschrift" w:hAnsi="Bahnschrift" w:eastAsia="Bahnschrift" w:cs="Bahnschrift"/>
-          <w:sz w:val="24"/>
-          <w:szCs w:val="24"/>
-        </w:rPr>
-        <w:t>Repective</w:t>
-      </w:r>
-      <w:r>
-        <w:rPr>
-          <w:rFonts w:ascii="Bahnschrift" w:hAnsi="Bahnschrift" w:eastAsia="Bahnschrift" w:cs="Bahnschrift"/>
-          <w:sz w:val="24"/>
-          <w:szCs w:val="24"/>
-        </w:rPr>
-        <w:t xml:space="preserve"> Op-Amp.</w:t>
-      </w:r>
-    </w:p>
-    <w:p>
-      <w:pPr>
-        <w:pStyle w:val="ListParagraph"/>
+        <w:t>Connect the feedback resistors of all op-amps to the Pin2 and Pin6 of the Repective Op-Amp.</w:t>
+      </w:r>
+    </w:p>
+    <w:p>
+      <w:pPr>
+        <w:pStyle w:val="7"/>
         <w:numPr>
           <w:ilvl w:val="0"/>
           <w:numId w:val="4"/>
         </w:numPr>
-        <w:spacing w:before="240" w:beforeAutospacing="off" w:after="240" w:afterAutospacing="off"/>
+        <w:spacing w:before="240" w:beforeAutospacing="0" w:after="240" w:afterAutospacing="0"/>
         <w:jc w:val="left"/>
         <w:rPr>
           <w:rFonts w:ascii="Bahnschrift" w:hAnsi="Bahnschrift" w:eastAsia="Bahnschrift" w:cs="Bahnschrift"/>
@@ -3352,49 +2529,17 @@
           <w:sz w:val="24"/>
           <w:szCs w:val="24"/>
         </w:rPr>
-        <w:t>Similalry</w:t>
-      </w:r>
-      <w:r>
-        <w:rPr>
-          <w:rFonts w:ascii="Bahnschrift" w:hAnsi="Bahnschrift" w:eastAsia="Bahnschrift" w:cs="Bahnschrift"/>
-          <w:sz w:val="24"/>
-          <w:szCs w:val="24"/>
-        </w:rPr>
-        <w:t xml:space="preserve"> connect the Pin3 of the </w:t>
-      </w:r>
-      <w:r>
-        <w:rPr>
-          <w:rFonts w:ascii="Bahnschrift" w:hAnsi="Bahnschrift" w:eastAsia="Bahnschrift" w:cs="Bahnschrift"/>
-          <w:sz w:val="24"/>
-          <w:szCs w:val="24"/>
-        </w:rPr>
-        <w:t>all</w:t>
-      </w:r>
-      <w:r>
-        <w:rPr>
-          <w:rFonts w:ascii="Bahnschrift" w:hAnsi="Bahnschrift" w:eastAsia="Bahnschrift" w:cs="Bahnschrift"/>
-          <w:sz w:val="24"/>
-          <w:szCs w:val="24"/>
-        </w:rPr>
-        <w:t xml:space="preserve"> op-amp to the </w:t>
-      </w:r>
-      <w:r>
-        <w:rPr>
-          <w:rFonts w:ascii="Bahnschrift" w:hAnsi="Bahnschrift" w:eastAsia="Bahnschrift" w:cs="Bahnschrift"/>
-          <w:sz w:val="24"/>
-          <w:szCs w:val="24"/>
-        </w:rPr>
-        <w:t>ground .</w:t>
-      </w:r>
-    </w:p>
-    <w:p>
-      <w:pPr>
-        <w:pStyle w:val="ListParagraph"/>
+        <w:t>Similalry connect the Pin3 of the all op-amp to the ground .</w:t>
+      </w:r>
+    </w:p>
+    <w:p>
+      <w:pPr>
+        <w:pStyle w:val="7"/>
         <w:numPr>
           <w:ilvl w:val="0"/>
           <w:numId w:val="4"/>
         </w:numPr>
-        <w:spacing w:before="240" w:beforeAutospacing="off" w:after="240" w:afterAutospacing="off"/>
+        <w:spacing w:before="240" w:beforeAutospacing="0" w:after="240" w:afterAutospacing="0"/>
         <w:jc w:val="left"/>
         <w:rPr>
           <w:rFonts w:ascii="Bahnschrift" w:hAnsi="Bahnschrift" w:eastAsia="Bahnschrift" w:cs="Bahnschrift"/>
@@ -3442,85 +2587,12 @@
           <w:sz w:val="24"/>
           <w:szCs w:val="24"/>
         </w:rPr>
-        <w:t xml:space="preserve"> op-</w:t>
-      </w:r>
-      <w:r>
-        <w:rPr>
-          <w:rFonts w:ascii="Bahnschrift" w:hAnsi="Bahnschrift" w:eastAsia="Bahnschrift" w:cs="Bahnschrift"/>
-          <w:sz w:val="24"/>
-          <w:szCs w:val="24"/>
-        </w:rPr>
-        <w:t>amp., do</w:t>
-      </w:r>
-      <w:r>
-        <w:rPr>
-          <w:rFonts w:ascii="Bahnschrift" w:hAnsi="Bahnschrift" w:eastAsia="Bahnschrift" w:cs="Bahnschrift"/>
-          <w:sz w:val="24"/>
-          <w:szCs w:val="24"/>
-        </w:rPr>
-        <w:t xml:space="preserve"> the same for the Third op-amp </w:t>
-      </w:r>
-      <w:r>
-        <w:rPr>
-          <w:rFonts w:ascii="Bahnschrift" w:hAnsi="Bahnschrift" w:eastAsia="Bahnschrift" w:cs="Bahnschrift"/>
-          <w:sz w:val="24"/>
-          <w:szCs w:val="24"/>
-        </w:rPr>
-        <w:t>wrt</w:t>
-      </w:r>
-      <w:r>
-        <w:rPr>
-          <w:rFonts w:ascii="Bahnschrift" w:hAnsi="Bahnschrift" w:eastAsia="Bahnschrift" w:cs="Bahnschrift"/>
-          <w:sz w:val="24"/>
-          <w:szCs w:val="24"/>
-        </w:rPr>
-        <w:t xml:space="preserve"> to the second op-</w:t>
-      </w:r>
-      <w:r>
-        <w:rPr>
-          <w:rFonts w:ascii="Bahnschrift" w:hAnsi="Bahnschrift" w:eastAsia="Bahnschrift" w:cs="Bahnschrift"/>
-          <w:sz w:val="24"/>
-          <w:szCs w:val="24"/>
-        </w:rPr>
-        <w:t>amp .At</w:t>
-      </w:r>
-      <w:r>
-        <w:rPr>
-          <w:rFonts w:ascii="Bahnschrift" w:hAnsi="Bahnschrift" w:eastAsia="Bahnschrift" w:cs="Bahnschrift"/>
-          <w:sz w:val="24"/>
-          <w:szCs w:val="24"/>
-        </w:rPr>
-        <w:t xml:space="preserve"> last connect the </w:t>
-      </w:r>
-      <w:r>
-        <w:rPr>
-          <w:rFonts w:ascii="Bahnschrift" w:hAnsi="Bahnschrift" w:eastAsia="Bahnschrift" w:cs="Bahnschrift"/>
-          <w:sz w:val="24"/>
-          <w:szCs w:val="24"/>
-        </w:rPr>
-        <w:t>ouput</w:t>
-      </w:r>
-      <w:r>
-        <w:rPr>
-          <w:rFonts w:ascii="Bahnschrift" w:hAnsi="Bahnschrift" w:eastAsia="Bahnschrift" w:cs="Bahnschrift"/>
-          <w:sz w:val="24"/>
-          <w:szCs w:val="24"/>
-        </w:rPr>
-        <w:t xml:space="preserve"> pin of last op-amp to the in</w:t>
-      </w:r>
-      <w:r>
-        <w:rPr>
-          <w:rFonts w:ascii="Bahnschrift" w:hAnsi="Bahnschrift" w:eastAsia="Bahnschrift" w:cs="Bahnschrift"/>
-          <w:sz w:val="24"/>
-          <w:szCs w:val="24"/>
-        </w:rPr>
-        <w:t>put pin of the first op-amp.</w:t>
-      </w:r>
-    </w:p>
-    <w:p>
-      <w:pPr>
-        <w:pStyle w:val="Normal"/>
-        <w:spacing w:before="240" w:beforeAutospacing="off" w:after="240" w:afterAutospacing="off"/>
+        <w:t xml:space="preserve"> op-amp., do the same for the Third op-amp wrt to the second op-amp .At last connect the ouput pin of last op-amp to the input pin of the first op-amp.</w:t>
+      </w:r>
+    </w:p>
+    <w:p>
+      <w:pPr>
+        <w:spacing w:before="240" w:beforeAutospacing="0" w:after="240" w:afterAutospacing="0"/>
         <w:ind w:left="720"/>
         <w:jc w:val="left"/>
         <w:rPr>
@@ -3531,8 +2603,7 @@
     </w:p>
     <w:p>
       <w:pPr>
-        <w:pStyle w:val="Normal"/>
-        <w:spacing w:before="240" w:beforeAutospacing="off" w:after="240" w:afterAutospacing="off"/>
+        <w:spacing w:before="240" w:beforeAutospacing="0" w:after="240" w:afterAutospacing="0"/>
         <w:ind w:left="0"/>
         <w:jc w:val="left"/>
         <w:rPr>
@@ -3552,12 +2623,12 @@
     </w:p>
     <w:p>
       <w:pPr>
-        <w:pStyle w:val="ListParagraph"/>
+        <w:pStyle w:val="7"/>
         <w:numPr>
           <w:ilvl w:val="0"/>
           <w:numId w:val="5"/>
         </w:numPr>
-        <w:spacing w:before="240" w:beforeAutospacing="off" w:after="240" w:afterAutospacing="off"/>
+        <w:spacing w:before="240" w:beforeAutospacing="0" w:after="240" w:afterAutospacing="0"/>
         <w:jc w:val="left"/>
         <w:rPr>
           <w:rFonts w:ascii="Bahnschrift" w:hAnsi="Bahnschrift" w:eastAsia="Bahnschrift" w:cs="Bahnschrift"/>
@@ -3571,49 +2642,17 @@
           <w:sz w:val="24"/>
           <w:szCs w:val="24"/>
         </w:rPr>
-        <w:t xml:space="preserve">Place </w:t>
-      </w:r>
-      <w:r>
-        <w:rPr>
-          <w:rFonts w:ascii="Bahnschrift" w:hAnsi="Bahnschrift" w:eastAsia="Bahnschrift" w:cs="Bahnschrift"/>
-          <w:sz w:val="24"/>
-          <w:szCs w:val="24"/>
-        </w:rPr>
-        <w:t>an</w:t>
-      </w:r>
-      <w:r>
-        <w:rPr>
-          <w:rFonts w:ascii="Bahnschrift" w:hAnsi="Bahnschrift" w:eastAsia="Bahnschrift" w:cs="Bahnschrift"/>
-          <w:sz w:val="24"/>
-          <w:szCs w:val="24"/>
-        </w:rPr>
-        <w:t xml:space="preserve"> </w:t>
-      </w:r>
-      <w:r>
-        <w:rPr>
-          <w:rFonts w:ascii="Bahnschrift" w:hAnsi="Bahnschrift" w:eastAsia="Bahnschrift" w:cs="Bahnschrift"/>
-          <w:sz w:val="24"/>
-          <w:szCs w:val="24"/>
-        </w:rPr>
-        <w:t>constant</w:t>
-      </w:r>
-      <w:r>
-        <w:rPr>
-          <w:rFonts w:ascii="Bahnschrift" w:hAnsi="Bahnschrift" w:eastAsia="Bahnschrift" w:cs="Bahnschrift"/>
-          <w:sz w:val="24"/>
-          <w:szCs w:val="24"/>
-        </w:rPr>
-        <w:t xml:space="preserve"> +3v supply to the output of the First Op-Amp Pin 6.</w:t>
-      </w:r>
-    </w:p>
-    <w:p>
-      <w:pPr>
-        <w:pStyle w:val="ListParagraph"/>
+        <w:t>Place an constant +3v supply to the output of the First Op-Amp Pin 6.</w:t>
+      </w:r>
+    </w:p>
+    <w:p>
+      <w:pPr>
+        <w:pStyle w:val="7"/>
         <w:numPr>
           <w:ilvl w:val="0"/>
           <w:numId w:val="5"/>
         </w:numPr>
-        <w:spacing w:before="240" w:beforeAutospacing="off" w:after="240" w:afterAutospacing="off"/>
+        <w:spacing w:before="240" w:beforeAutospacing="0" w:after="240" w:afterAutospacing="0"/>
         <w:jc w:val="left"/>
         <w:rPr>
           <w:rFonts w:ascii="Bahnschrift" w:hAnsi="Bahnschrift" w:eastAsia="Bahnschrift" w:cs="Bahnschrift"/>
@@ -3627,29 +2666,12 @@
           <w:sz w:val="24"/>
           <w:szCs w:val="24"/>
         </w:rPr>
-        <w:t xml:space="preserve">Place </w:t>
-      </w:r>
-      <w:r>
-        <w:rPr>
-          <w:rFonts w:ascii="Bahnschrift" w:hAnsi="Bahnschrift" w:eastAsia="Bahnschrift" w:cs="Bahnschrift"/>
-          <w:sz w:val="24"/>
-          <w:szCs w:val="24"/>
-        </w:rPr>
-        <w:t>an</w:t>
-      </w:r>
-      <w:r>
-        <w:rPr>
-          <w:rFonts w:ascii="Bahnschrift" w:hAnsi="Bahnschrift" w:eastAsia="Bahnschrift" w:cs="Bahnschrift"/>
-          <w:sz w:val="24"/>
-          <w:szCs w:val="24"/>
-        </w:rPr>
-        <w:t xml:space="preserve"> constant +4v supply to the output of the second Op-Amp Pin 6.</w:t>
-      </w:r>
-    </w:p>
-    <w:p>
-      <w:pPr>
-        <w:pStyle w:val="Normal"/>
-        <w:spacing w:before="240" w:beforeAutospacing="off" w:after="240" w:afterAutospacing="off"/>
+        <w:t>Place an constant +4v supply to the output of the second Op-Amp Pin 6.</w:t>
+      </w:r>
+    </w:p>
+    <w:p>
+      <w:pPr>
+        <w:spacing w:before="240" w:beforeAutospacing="0" w:after="240" w:afterAutospacing="0"/>
         <w:ind w:left="0"/>
         <w:jc w:val="left"/>
         <w:rPr>
@@ -3661,8 +2683,7 @@
     </w:p>
     <w:p>
       <w:pPr>
-        <w:pStyle w:val="Normal"/>
-        <w:spacing w:before="240" w:beforeAutospacing="off" w:after="240" w:afterAutospacing="off"/>
+        <w:spacing w:before="240" w:beforeAutospacing="0" w:after="240" w:afterAutospacing="0"/>
         <w:ind w:left="0"/>
         <w:jc w:val="left"/>
         <w:rPr>
@@ -3682,12 +2703,12 @@
     </w:p>
     <w:p>
       <w:pPr>
-        <w:pStyle w:val="ListParagraph"/>
+        <w:pStyle w:val="7"/>
         <w:numPr>
           <w:ilvl w:val="0"/>
           <w:numId w:val="6"/>
         </w:numPr>
-        <w:spacing w:before="240" w:beforeAutospacing="off" w:after="240" w:afterAutospacing="off"/>
+        <w:spacing w:before="240" w:beforeAutospacing="0" w:after="240" w:afterAutospacing="0"/>
         <w:jc w:val="left"/>
         <w:rPr>
           <w:rFonts w:ascii="Bahnschrift" w:hAnsi="Bahnschrift" w:eastAsia="Bahnschrift" w:cs="Bahnschrift"/>
@@ -3701,49 +2722,17 @@
           <w:sz w:val="24"/>
           <w:szCs w:val="24"/>
         </w:rPr>
-        <w:t xml:space="preserve">Set the input of the signal generator from the W1(yellow wire) to +3v </w:t>
-      </w:r>
-      <w:r>
-        <w:rPr>
-          <w:rFonts w:ascii="Bahnschrift" w:hAnsi="Bahnschrift" w:eastAsia="Bahnschrift" w:cs="Bahnschrift"/>
-          <w:sz w:val="24"/>
-          <w:szCs w:val="24"/>
-        </w:rPr>
-        <w:t>supply .</w:t>
-      </w:r>
-      <w:r>
-        <w:rPr>
-          <w:rFonts w:ascii="Bahnschrift" w:hAnsi="Bahnschrift" w:eastAsia="Bahnschrift" w:cs="Bahnschrift"/>
-          <w:sz w:val="24"/>
-          <w:szCs w:val="24"/>
-        </w:rPr>
-        <w:t xml:space="preserve"> And w2(yellow with white </w:t>
-      </w:r>
-      <w:r>
-        <w:rPr>
-          <w:rFonts w:ascii="Bahnschrift" w:hAnsi="Bahnschrift" w:eastAsia="Bahnschrift" w:cs="Bahnschrift"/>
-          <w:sz w:val="24"/>
-          <w:szCs w:val="24"/>
-        </w:rPr>
-        <w:t>wire )</w:t>
-      </w:r>
-      <w:r>
-        <w:rPr>
-          <w:rFonts w:ascii="Bahnschrift" w:hAnsi="Bahnschrift" w:eastAsia="Bahnschrift" w:cs="Bahnschrift"/>
-          <w:sz w:val="24"/>
-          <w:szCs w:val="24"/>
-        </w:rPr>
-        <w:t xml:space="preserve"> to +4v.</w:t>
-      </w:r>
-    </w:p>
-    <w:p>
-      <w:pPr>
-        <w:pStyle w:val="ListParagraph"/>
+        <w:t>Set the input of the signal generator from the W1(yellow wire) to +3v supply . And w2(yellow with white wire ) to +4v.</w:t>
+      </w:r>
+    </w:p>
+    <w:p>
+      <w:pPr>
+        <w:pStyle w:val="7"/>
         <w:numPr>
           <w:ilvl w:val="0"/>
           <w:numId w:val="6"/>
         </w:numPr>
-        <w:spacing w:before="240" w:beforeAutospacing="off" w:after="240" w:afterAutospacing="off"/>
+        <w:spacing w:before="240" w:beforeAutospacing="0" w:after="240" w:afterAutospacing="0"/>
         <w:jc w:val="left"/>
         <w:rPr>
           <w:rFonts w:ascii="Bahnschrift" w:hAnsi="Bahnschrift" w:eastAsia="Bahnschrift" w:cs="Bahnschrift"/>
@@ -3757,33 +2746,17 @@
           <w:sz w:val="24"/>
           <w:szCs w:val="24"/>
         </w:rPr>
-        <w:t>Now give the power supply of the Op-Amp by giving the +5</w:t>
-      </w:r>
-      <w:r>
-        <w:rPr>
-          <w:rFonts w:ascii="Bahnschrift" w:hAnsi="Bahnschrift" w:eastAsia="Bahnschrift" w:cs="Bahnschrift"/>
-          <w:sz w:val="24"/>
-          <w:szCs w:val="24"/>
-        </w:rPr>
-        <w:t>v,-</w:t>
-      </w:r>
-      <w:r>
-        <w:rPr>
-          <w:rFonts w:ascii="Bahnschrift" w:hAnsi="Bahnschrift" w:eastAsia="Bahnschrift" w:cs="Bahnschrift"/>
-          <w:sz w:val="24"/>
-          <w:szCs w:val="24"/>
-        </w:rPr>
-        <w:t>5v in Power supply tab.</w:t>
-      </w:r>
-    </w:p>
-    <w:p>
-      <w:pPr>
-        <w:pStyle w:val="ListParagraph"/>
+        <w:t>Now give the power supply of the Op-Amp by giving the +5v,-5v in Power supply tab.</w:t>
+      </w:r>
+    </w:p>
+    <w:p>
+      <w:pPr>
+        <w:pStyle w:val="7"/>
         <w:numPr>
           <w:ilvl w:val="0"/>
           <w:numId w:val="6"/>
         </w:numPr>
-        <w:spacing w:before="240" w:beforeAutospacing="off" w:after="240" w:afterAutospacing="off"/>
+        <w:spacing w:before="240" w:beforeAutospacing="0" w:after="240" w:afterAutospacing="0"/>
         <w:jc w:val="left"/>
         <w:rPr>
           <w:rFonts w:ascii="Bahnschrift" w:hAnsi="Bahnschrift" w:eastAsia="Bahnschrift" w:cs="Bahnschrift"/>
@@ -3797,53 +2770,13 @@
           <w:sz w:val="24"/>
           <w:szCs w:val="24"/>
         </w:rPr>
-        <w:t xml:space="preserve">Now connect the oscilloscope of +1(Orange wire) to the first Op-Amp </w:t>
-      </w:r>
-      <w:r>
-        <w:rPr>
-          <w:rFonts w:ascii="Bahnschrift" w:hAnsi="Bahnschrift" w:eastAsia="Bahnschrift" w:cs="Bahnschrift"/>
-          <w:sz w:val="24"/>
-          <w:szCs w:val="24"/>
-        </w:rPr>
-        <w:t xml:space="preserve">input </w:t>
-      </w:r>
-      <w:r>
-        <w:rPr>
-          <w:rFonts w:ascii="Bahnschrift" w:hAnsi="Bahnschrift" w:eastAsia="Bahnschrift" w:cs="Bahnschrift"/>
-          <w:sz w:val="24"/>
-          <w:szCs w:val="24"/>
-        </w:rPr>
-        <w:t xml:space="preserve">and the +2(Blue wire) to the first integrator </w:t>
-      </w:r>
-      <w:r>
-        <w:rPr>
-          <w:rFonts w:ascii="Bahnschrift" w:hAnsi="Bahnschrift" w:eastAsia="Bahnschrift" w:cs="Bahnschrift"/>
-          <w:sz w:val="24"/>
-          <w:szCs w:val="24"/>
-        </w:rPr>
-        <w:t>o</w:t>
-      </w:r>
-      <w:r>
-        <w:rPr>
-          <w:rFonts w:ascii="Bahnschrift" w:hAnsi="Bahnschrift" w:eastAsia="Bahnschrift" w:cs="Bahnschrift"/>
-          <w:sz w:val="24"/>
-          <w:szCs w:val="24"/>
-        </w:rPr>
-        <w:t>uput</w:t>
-      </w:r>
-      <w:r>
-        <w:rPr>
-          <w:rFonts w:ascii="Bahnschrift" w:hAnsi="Bahnschrift" w:eastAsia="Bahnschrift" w:cs="Bahnschrift"/>
-          <w:sz w:val="24"/>
-          <w:szCs w:val="24"/>
-        </w:rPr>
-        <w:t xml:space="preserve"> .</w:t>
-      </w:r>
-    </w:p>
-    <w:p>
-      <w:pPr>
-        <w:pStyle w:val="ListParagraph"/>
-        <w:spacing w:before="240" w:beforeAutospacing="off" w:after="240" w:afterAutospacing="off"/>
+        <w:t>Now connect the oscilloscope of +1(Orange wire) to the first Op-Amp input and the +2(Blue wire) to the first integrator ouput .</w:t>
+      </w:r>
+    </w:p>
+    <w:p>
+      <w:pPr>
+        <w:pStyle w:val="7"/>
+        <w:spacing w:before="240" w:beforeAutospacing="0" w:after="240" w:afterAutospacing="0"/>
         <w:ind w:left="720"/>
         <w:jc w:val="left"/>
         <w:rPr>
@@ -3855,8 +2788,7 @@
     </w:p>
     <w:p>
       <w:pPr>
-        <w:pStyle w:val="Normal"/>
-        <w:spacing w:before="240" w:beforeAutospacing="off" w:after="240" w:afterAutospacing="off"/>
+        <w:spacing w:before="240" w:beforeAutospacing="0" w:after="240" w:afterAutospacing="0"/>
         <w:ind w:left="0"/>
         <w:jc w:val="left"/>
         <w:rPr>
@@ -3876,12 +2808,12 @@
     </w:p>
     <w:p>
       <w:pPr>
-        <w:pStyle w:val="ListParagraph"/>
+        <w:pStyle w:val="7"/>
         <w:numPr>
           <w:ilvl w:val="0"/>
           <w:numId w:val="7"/>
         </w:numPr>
-        <w:spacing w:before="240" w:beforeAutospacing="off" w:after="240" w:afterAutospacing="off"/>
+        <w:spacing w:before="240" w:beforeAutospacing="0" w:after="240" w:afterAutospacing="0"/>
         <w:jc w:val="left"/>
         <w:rPr>
           <w:rFonts w:ascii="Bahnschrift" w:hAnsi="Bahnschrift" w:eastAsia="Bahnschrift" w:cs="Bahnschrift"/>
@@ -3895,65 +2827,17 @@
           <w:sz w:val="24"/>
           <w:szCs w:val="24"/>
         </w:rPr>
-        <w:t xml:space="preserve">After powering the </w:t>
-      </w:r>
-      <w:r>
-        <w:rPr>
-          <w:rFonts w:ascii="Bahnschrift" w:hAnsi="Bahnschrift" w:eastAsia="Bahnschrift" w:cs="Bahnschrift"/>
-          <w:sz w:val="24"/>
-          <w:szCs w:val="24"/>
-        </w:rPr>
-        <w:t>intial</w:t>
-      </w:r>
-      <w:r>
-        <w:rPr>
-          <w:rFonts w:ascii="Bahnschrift" w:hAnsi="Bahnschrift" w:eastAsia="Bahnschrift" w:cs="Bahnschrift"/>
-          <w:sz w:val="24"/>
-          <w:szCs w:val="24"/>
-        </w:rPr>
-        <w:t xml:space="preserve"> </w:t>
-      </w:r>
-      <w:r>
-        <w:rPr>
-          <w:rFonts w:ascii="Bahnschrift" w:hAnsi="Bahnschrift" w:eastAsia="Bahnschrift" w:cs="Bahnschrift"/>
-          <w:sz w:val="24"/>
-          <w:szCs w:val="24"/>
-        </w:rPr>
-        <w:t>condition ,</w:t>
-      </w:r>
-      <w:r>
-        <w:rPr>
-          <w:rFonts w:ascii="Bahnschrift" w:hAnsi="Bahnschrift" w:eastAsia="Bahnschrift" w:cs="Bahnschrift"/>
-          <w:sz w:val="24"/>
-          <w:szCs w:val="24"/>
-        </w:rPr>
-        <w:t xml:space="preserve"> wait for 5 </w:t>
-      </w:r>
-      <w:r>
-        <w:rPr>
-          <w:rFonts w:ascii="Bahnschrift" w:hAnsi="Bahnschrift" w:eastAsia="Bahnschrift" w:cs="Bahnschrift"/>
-          <w:sz w:val="24"/>
-          <w:szCs w:val="24"/>
-        </w:rPr>
-        <w:t>seconds  and</w:t>
-      </w:r>
-      <w:r>
-        <w:rPr>
-          <w:rFonts w:ascii="Bahnschrift" w:hAnsi="Bahnschrift" w:eastAsia="Bahnschrift" w:cs="Bahnschrift"/>
-          <w:sz w:val="24"/>
-          <w:szCs w:val="24"/>
-        </w:rPr>
-        <w:t xml:space="preserve"> remove the wire.</w:t>
-      </w:r>
-    </w:p>
-    <w:p>
-      <w:pPr>
-        <w:pStyle w:val="ListParagraph"/>
+        <w:t>After powering the intial condition , wait for 5 seconds  and remove the wire.</w:t>
+      </w:r>
+    </w:p>
+    <w:p>
+      <w:pPr>
+        <w:pStyle w:val="7"/>
         <w:numPr>
           <w:ilvl w:val="0"/>
           <w:numId w:val="7"/>
         </w:numPr>
-        <w:spacing w:before="240" w:beforeAutospacing="off" w:after="240" w:afterAutospacing="off"/>
+        <w:spacing w:before="240" w:beforeAutospacing="0" w:after="240" w:afterAutospacing="0"/>
         <w:jc w:val="left"/>
         <w:rPr>
           <w:rFonts w:ascii="Bahnschrift" w:hAnsi="Bahnschrift" w:eastAsia="Bahnschrift" w:cs="Bahnschrift"/>
@@ -3969,107 +2853,43 @@
         </w:rPr>
         <w:t xml:space="preserve">Go to oscilloscope to get the output of the SHM with </w:t>
       </w:r>
-      <m:oMathPara xmlns:m="http://schemas.openxmlformats.org/officeDocument/2006/math">
-        <m:oMath xmlns:m="http://schemas.openxmlformats.org/officeDocument/2006/math">
-          <m:r xmlns:m="http://schemas.openxmlformats.org/officeDocument/2006/math">
-            <m:t xmlns:m="http://schemas.openxmlformats.org/officeDocument/2006/math">𝑎</m:t>
-          </m:r>
-          <m:r xmlns:m="http://schemas.openxmlformats.org/officeDocument/2006/math">
-            <m:t xmlns:m="http://schemas.openxmlformats.org/officeDocument/2006/math"> </m:t>
-          </m:r>
-        </m:oMath>
-      </m:oMathPara>
-      <w:r>
-        <w:rPr>
-          <w:rFonts w:ascii="Bahnschrift" w:hAnsi="Bahnschrift" w:eastAsia="Bahnschrift" w:cs="Bahnschrift"/>
-          <w:sz w:val="24"/>
-          <w:szCs w:val="24"/>
-        </w:rPr>
-        <w:t>as the Channel-1</w:t>
-      </w:r>
-      <w:r>
-        <w:rPr>
-          <w:rFonts w:ascii="Bahnschrift" w:hAnsi="Bahnschrift" w:eastAsia="Bahnschrift" w:cs="Bahnschrift"/>
-          <w:sz w:val="24"/>
-          <w:szCs w:val="24"/>
-        </w:rPr>
-        <w:t xml:space="preserve">(Orange </w:t>
-      </w:r>
-      <w:r>
-        <w:rPr>
-          <w:rFonts w:ascii="Bahnschrift" w:hAnsi="Bahnschrift" w:eastAsia="Bahnschrift" w:cs="Bahnschrift"/>
-          <w:sz w:val="24"/>
-          <w:szCs w:val="24"/>
-        </w:rPr>
-        <w:t>line</w:t>
-      </w:r>
-      <w:r>
-        <w:rPr>
-          <w:rFonts w:ascii="Bahnschrift" w:hAnsi="Bahnschrift" w:eastAsia="Bahnschrift" w:cs="Bahnschrift"/>
-          <w:sz w:val="24"/>
-          <w:szCs w:val="24"/>
-        </w:rPr>
-        <w:t xml:space="preserve">  and</w:t>
-      </w:r>
-      <w:r>
-        <w:rPr>
-          <w:rFonts w:ascii="Bahnschrift" w:hAnsi="Bahnschrift" w:eastAsia="Bahnschrift" w:cs="Bahnschrift"/>
-          <w:sz w:val="24"/>
-          <w:szCs w:val="24"/>
-        </w:rPr>
-        <w:t xml:space="preserve"> </w:t>
-      </w:r>
-      <m:oMathPara xmlns:m="http://schemas.openxmlformats.org/officeDocument/2006/math">
-        <m:oMath xmlns:m="http://schemas.openxmlformats.org/officeDocument/2006/math">
-          <m:r xmlns:m="http://schemas.openxmlformats.org/officeDocument/2006/math">
-            <m:t xmlns:m="http://schemas.openxmlformats.org/officeDocument/2006/math">𝑣</m:t>
-          </m:r>
-          <m:r xmlns:m="http://schemas.openxmlformats.org/officeDocument/2006/math">
-            <m:t xmlns:m="http://schemas.openxmlformats.org/officeDocument/2006/math"> </m:t>
-          </m:r>
-        </m:oMath>
-      </m:oMathPara>
-      <w:r>
-        <w:rPr>
-          <w:rFonts w:ascii="Bahnschrift" w:hAnsi="Bahnschrift" w:eastAsia="Bahnschrift" w:cs="Bahnschrift"/>
-          <w:sz w:val="24"/>
-          <w:szCs w:val="24"/>
-        </w:rPr>
-        <w:t>in the channel 2 (Voilet</w:t>
-      </w:r>
-      <w:r>
-        <w:rPr>
-          <w:rFonts w:ascii="Bahnschrift" w:hAnsi="Bahnschrift" w:eastAsia="Bahnschrift" w:cs="Bahnschrift"/>
-          <w:sz w:val="24"/>
-          <w:szCs w:val="24"/>
-        </w:rPr>
-        <w:t xml:space="preserve"> l</w:t>
-      </w:r>
-      <w:r>
-        <w:rPr>
-          <w:rFonts w:ascii="Bahnschrift" w:hAnsi="Bahnschrift" w:eastAsia="Bahnschrift" w:cs="Bahnschrift"/>
-          <w:sz w:val="24"/>
-          <w:szCs w:val="24"/>
-        </w:rPr>
-        <w:t>ine)</w:t>
-      </w:r>
-      <w:r>
-        <w:rPr>
-          <w:rFonts w:ascii="Bahnschrift" w:hAnsi="Bahnschrift" w:eastAsia="Bahnschrift" w:cs="Bahnschrift"/>
-          <w:sz w:val="24"/>
-          <w:szCs w:val="24"/>
-        </w:rPr>
-        <w:t>.</w:t>
-      </w:r>
-    </w:p>
-    <w:p>
-      <w:pPr>
-        <w:pStyle w:val="ListParagraph"/>
+      <m:oMath>
+        <m:r>
+          <m:rPr/>
+          <m:t>a </m:t>
+        </m:r>
+      </m:oMath>
+      <w:r>
+        <w:rPr>
+          <w:rFonts w:ascii="Bahnschrift" w:hAnsi="Bahnschrift" w:eastAsia="Bahnschrift" w:cs="Bahnschrift"/>
+          <w:sz w:val="24"/>
+          <w:szCs w:val="24"/>
+        </w:rPr>
+        <w:t xml:space="preserve">as the Channel-1(Orange line  and </w:t>
+      </w:r>
+      <m:oMath>
+        <m:r>
+          <m:rPr/>
+          <m:t>v </m:t>
+        </m:r>
+      </m:oMath>
+      <w:r>
+        <w:rPr>
+          <w:rFonts w:ascii="Bahnschrift" w:hAnsi="Bahnschrift" w:eastAsia="Bahnschrift" w:cs="Bahnschrift"/>
+          <w:sz w:val="24"/>
+          <w:szCs w:val="24"/>
+        </w:rPr>
+        <w:t>in the channel 2 (Voilet line).</w:t>
+      </w:r>
+    </w:p>
+    <w:p>
+      <w:pPr>
+        <w:pStyle w:val="7"/>
         <w:numPr>
           <w:ilvl w:val="0"/>
           <w:numId w:val="7"/>
         </w:numPr>
-        <w:spacing w:before="240" w:beforeAutospacing="off" w:after="240" w:afterAutospacing="off"/>
+        <w:spacing w:before="240" w:beforeAutospacing="0" w:after="240" w:afterAutospacing="0"/>
         <w:jc w:val="left"/>
         <w:rPr>
           <w:rFonts w:ascii="Bahnschrift" w:hAnsi="Bahnschrift" w:eastAsia="Bahnschrift" w:cs="Bahnschrift"/>
@@ -4083,83 +2903,25 @@
           <w:sz w:val="24"/>
           <w:szCs w:val="24"/>
         </w:rPr>
-        <w:t xml:space="preserve">The final Expected output is to be </w:t>
-      </w:r>
-      <w:r>
-        <w:rPr>
-          <w:rFonts w:ascii="Bahnschrift" w:hAnsi="Bahnschrift" w:eastAsia="Bahnschrift" w:cs="Bahnschrift"/>
-          <w:sz w:val="24"/>
-          <w:szCs w:val="24"/>
-        </w:rPr>
-        <w:t>sinosudal</w:t>
-      </w:r>
-      <w:r>
-        <w:rPr>
-          <w:rFonts w:ascii="Bahnschrift" w:hAnsi="Bahnschrift" w:eastAsia="Bahnschrift" w:cs="Bahnschrift"/>
-          <w:sz w:val="24"/>
-          <w:szCs w:val="24"/>
-        </w:rPr>
-        <w:t xml:space="preserve"> wave </w:t>
-      </w:r>
-      <w:r>
-        <w:rPr>
-          <w:rFonts w:ascii="Bahnschrift" w:hAnsi="Bahnschrift" w:eastAsia="Bahnschrift" w:cs="Bahnschrift"/>
-          <w:sz w:val="24"/>
-          <w:szCs w:val="24"/>
-        </w:rPr>
-        <w:t xml:space="preserve">in orange, and output </w:t>
-      </w:r>
-      <w:r>
-        <w:rPr>
-          <w:rFonts w:ascii="Bahnschrift" w:hAnsi="Bahnschrift" w:eastAsia="Bahnschrift" w:cs="Bahnschrift"/>
-          <w:sz w:val="24"/>
-          <w:szCs w:val="24"/>
-        </w:rPr>
-        <w:t>voilet</w:t>
-      </w:r>
-      <w:r>
-        <w:rPr>
-          <w:rFonts w:ascii="Bahnschrift" w:hAnsi="Bahnschrift" w:eastAsia="Bahnschrift" w:cs="Bahnschrift"/>
-          <w:sz w:val="24"/>
-          <w:szCs w:val="24"/>
-        </w:rPr>
-        <w:t xml:space="preserve"> line </w:t>
-      </w:r>
-      <w:r>
-        <w:rPr>
-          <w:rFonts w:ascii="Bahnschrift" w:hAnsi="Bahnschrift" w:eastAsia="Bahnschrift" w:cs="Bahnschrift"/>
-          <w:sz w:val="24"/>
-          <w:szCs w:val="24"/>
-        </w:rPr>
-        <w:t>shoule</w:t>
-      </w:r>
-      <w:r>
-        <w:rPr>
-          <w:rFonts w:ascii="Bahnschrift" w:hAnsi="Bahnschrift" w:eastAsia="Bahnschrift" w:cs="Bahnschrift"/>
-          <w:sz w:val="24"/>
-          <w:szCs w:val="24"/>
-        </w:rPr>
-        <w:t xml:space="preserve"> phased by </w:t>
-      </w:r>
-      <m:oMathPara xmlns:m="http://schemas.openxmlformats.org/officeDocument/2006/math">
-        <m:oMath xmlns:m="http://schemas.openxmlformats.org/officeDocument/2006/math">
-          <m:sSup xmlns:m="http://schemas.openxmlformats.org/officeDocument/2006/math">
-            <m:sSupPr>
-              <m:ctrlPr/>
-            </m:sSupPr>
-            <m:e>
-              <m:r>
-                <m:t>90</m:t>
-              </m:r>
-            </m:e>
-            <m:sup>
-              <m:r>
-                <m:t>0</m:t>
-              </m:r>
-            </m:sup>
-          </m:sSup>
-        </m:oMath>
-      </m:oMathPara>
+        <w:t xml:space="preserve">The final Expected output is to be sinosudal wave in orange, and output voilet line shoule phased by </w:t>
+      </w:r>
+      <m:oMath>
+        <m:sSup>
+          <m:sSupPr/>
+          <m:e>
+            <m:r>
+              <m:rPr/>
+              <m:t>90</m:t>
+            </m:r>
+          </m:e>
+          <m:sup>
+            <m:r>
+              <m:rPr/>
+              <m:t>0</m:t>
+            </m:r>
+          </m:sup>
+        </m:sSup>
+      </m:oMath>
       <w:r>
         <w:rPr>
           <w:rFonts w:ascii="Bahnschrift" w:hAnsi="Bahnschrift" w:eastAsia="Bahnschrift" w:cs="Bahnschrift"/>
@@ -4171,32 +2933,282 @@
     </w:p>
     <w:p>
       <w:pPr>
-        <w:pStyle w:val="Normal"/>
-        <w:rPr>
-          <w:rFonts w:ascii="Aptos" w:hAnsi="Aptos" w:eastAsia="Aptos" w:cs="Aptos"/>
-          <w:noProof w:val="0"/>
-          <w:sz w:val="24"/>
-          <w:szCs w:val="24"/>
-          <w:lang w:val="en-US"/>
-        </w:rPr>
-      </w:pPr>
+        <w:pStyle w:val="2"/>
+        <w:rPr>
+          <w:sz w:val="36"/>
+          <w:szCs w:val="36"/>
+          <w:lang w:val="en-US"/>
+        </w:rPr>
+      </w:pPr>
+      <w:r>
+        <w:rPr>
+          <w:rFonts w:hint="default"/>
+          <w:sz w:val="36"/>
+          <w:szCs w:val="36"/>
+          <w:lang w:val="en-US"/>
+        </w:rPr>
+        <w:t>Hardware Assembly</w:t>
+      </w:r>
+      <w:r>
+        <w:rPr>
+          <w:sz w:val="36"/>
+          <w:szCs w:val="36"/>
+          <w:lang w:val="en-US"/>
+        </w:rPr>
+        <w:t>:</w:t>
+      </w:r>
+    </w:p>
+    <w:p>
+      <w:pPr>
+        <w:rPr>
+          <w:rFonts w:hint="default"/>
+          <w:lang w:val="en-US"/>
+        </w:rPr>
+      </w:pPr>
+      <w:r>
+        <w:rPr>
+          <w:rFonts w:ascii="SimSun" w:hAnsi="SimSun" w:eastAsia="SimSun" w:cs="SimSun"/>
+          <w:sz w:val="24"/>
+          <w:szCs w:val="24"/>
+        </w:rPr>
+        <w:drawing>
+          <wp:inline distT="0" distB="0" distL="114300" distR="114300">
+            <wp:extent cx="304800" cy="304800"/>
+            <wp:effectExtent l="0" t="0" r="0" b="0"/>
+            <wp:docPr id="2" name="Picture 2" descr="IMG_256"/>
+            <wp:cNvGraphicFramePr>
+              <a:graphicFrameLocks xmlns:a="http://schemas.openxmlformats.org/drawingml/2006/main" noChangeAspect="1"/>
+            </wp:cNvGraphicFramePr>
+            <a:graphic xmlns:a="http://schemas.openxmlformats.org/drawingml/2006/main">
+              <a:graphicData uri="http://schemas.openxmlformats.org/drawingml/2006/picture">
+                <pic:pic xmlns:pic="http://schemas.openxmlformats.org/drawingml/2006/picture">
+                  <pic:nvPicPr>
+                    <pic:cNvPr id="2" name="Picture 2" descr="IMG_256"/>
+                    <pic:cNvPicPr>
+                      <a:picLocks noChangeAspect="1"/>
+                    </pic:cNvPicPr>
+                  </pic:nvPicPr>
+                  <pic:blipFill>
+                    <a:blip r:embed="rId12"/>
+                    <a:stretch>
+                      <a:fillRect/>
+                    </a:stretch>
+                  </pic:blipFill>
+                  <pic:spPr>
+                    <a:xfrm>
+                      <a:off x="0" y="0"/>
+                      <a:ext cx="304800" cy="304800"/>
+                    </a:xfrm>
+                    <a:prstGeom prst="rect">
+                      <a:avLst/>
+                    </a:prstGeom>
+                    <a:noFill/>
+                    <a:ln w="9525">
+                      <a:noFill/>
+                    </a:ln>
+                  </pic:spPr>
+                </pic:pic>
+              </a:graphicData>
+            </a:graphic>
+          </wp:inline>
+        </w:drawing>
+      </w:r>
+      <w:r>
+        <w:rPr>
+          <w:rFonts w:hint="default"/>
+          <w:lang w:val="en-US"/>
+        </w:rPr>
+        <w:drawing>
+          <wp:inline distT="0" distB="0" distL="114300" distR="114300">
+            <wp:extent cx="5208905" cy="2404745"/>
+            <wp:effectExtent l="0" t="0" r="5080" b="2540"/>
+            <wp:docPr id="3" name="Picture 3" descr="Hardware_Assembly"/>
+            <wp:cNvGraphicFramePr>
+              <a:graphicFrameLocks xmlns:a="http://schemas.openxmlformats.org/drawingml/2006/main" noChangeAspect="1"/>
+            </wp:cNvGraphicFramePr>
+            <a:graphic xmlns:a="http://schemas.openxmlformats.org/drawingml/2006/main">
+              <a:graphicData uri="http://schemas.openxmlformats.org/drawingml/2006/picture">
+                <pic:pic xmlns:pic="http://schemas.openxmlformats.org/drawingml/2006/picture">
+                  <pic:nvPicPr>
+                    <pic:cNvPr id="3" name="Picture 3" descr="Hardware_Assembly"/>
+                    <pic:cNvPicPr>
+                      <a:picLocks noChangeAspect="1"/>
+                    </pic:cNvPicPr>
+                  </pic:nvPicPr>
+                  <pic:blipFill>
+                    <a:blip r:embed="rId13"/>
+                    <a:stretch>
+                      <a:fillRect/>
+                    </a:stretch>
+                  </pic:blipFill>
+                  <pic:spPr>
+                    <a:xfrm>
+                      <a:off x="0" y="0"/>
+                      <a:ext cx="5208905" cy="2404745"/>
+                    </a:xfrm>
+                    <a:prstGeom prst="rect">
+                      <a:avLst/>
+                    </a:prstGeom>
+                  </pic:spPr>
+                </pic:pic>
+              </a:graphicData>
+            </a:graphic>
+          </wp:inline>
+        </w:drawing>
+      </w:r>
+    </w:p>
+    <w:p>
+      <w:pPr>
+        <w:pStyle w:val="2"/>
+        <w:rPr>
+          <w:sz w:val="36"/>
+          <w:szCs w:val="36"/>
+          <w:lang w:val="en-US"/>
+        </w:rPr>
+      </w:pPr>
+      <w:r>
+        <w:rPr>
+          <w:rFonts w:hint="default"/>
+          <w:sz w:val="36"/>
+          <w:szCs w:val="36"/>
+          <w:lang w:val="en-US"/>
+        </w:rPr>
+        <w:t>Results</w:t>
+      </w:r>
+      <w:r>
+        <w:rPr>
+          <w:sz w:val="36"/>
+          <w:szCs w:val="36"/>
+          <w:lang w:val="en-US"/>
+        </w:rPr>
+        <w:t>:</w:t>
+      </w:r>
+    </w:p>
+    <w:p>
+      <w:pPr>
+        <w:pStyle w:val="6"/>
+        <w:keepNext w:val="0"/>
+        <w:keepLines w:val="0"/>
+        <w:widowControl/>
+        <w:suppressLineNumbers w:val="0"/>
+        <w:rPr>
+          <w:rFonts w:hint="default" w:ascii="Aptos" w:hAnsi="Aptos" w:eastAsia="Aptos" w:cs="Aptos"/>
+          <w:sz w:val="24"/>
+          <w:szCs w:val="24"/>
+          <w:lang w:val="en-US"/>
+        </w:rPr>
+      </w:pPr>
+      <w:r>
+        <w:drawing>
+          <wp:inline distT="0" distB="0" distL="114300" distR="114300">
+            <wp:extent cx="6021070" cy="2576195"/>
+            <wp:effectExtent l="0" t="0" r="2540" b="3810"/>
+            <wp:docPr id="1" name="Picture 1" descr="IMG_256"/>
+            <wp:cNvGraphicFramePr>
+              <a:graphicFrameLocks xmlns:a="http://schemas.openxmlformats.org/drawingml/2006/main" noChangeAspect="1"/>
+            </wp:cNvGraphicFramePr>
+            <a:graphic xmlns:a="http://schemas.openxmlformats.org/drawingml/2006/main">
+              <a:graphicData uri="http://schemas.openxmlformats.org/drawingml/2006/picture">
+                <pic:pic xmlns:pic="http://schemas.openxmlformats.org/drawingml/2006/picture">
+                  <pic:nvPicPr>
+                    <pic:cNvPr id="1" name="Picture 1" descr="IMG_256"/>
+                    <pic:cNvPicPr>
+                      <a:picLocks noChangeAspect="1"/>
+                    </pic:cNvPicPr>
+                  </pic:nvPicPr>
+                  <pic:blipFill>
+                    <a:blip r:embed="rId14"/>
+                    <a:stretch>
+                      <a:fillRect/>
+                    </a:stretch>
+                  </pic:blipFill>
+                  <pic:spPr>
+                    <a:xfrm>
+                      <a:off x="0" y="0"/>
+                      <a:ext cx="6021070" cy="2576195"/>
+                    </a:xfrm>
+                    <a:prstGeom prst="rect">
+                      <a:avLst/>
+                    </a:prstGeom>
+                    <a:noFill/>
+                    <a:ln w="9525">
+                      <a:noFill/>
+                    </a:ln>
+                  </pic:spPr>
+                </pic:pic>
+              </a:graphicData>
+            </a:graphic>
+          </wp:inline>
+        </w:drawing>
+      </w:r>
     </w:p>
     <w:sectPr>
-      <w:pgSz w:w="12240" w:h="15840" w:orient="portrait"/>
+      <w:pgSz w:w="12240" w:h="15840"/>
       <w:pgMar w:top="1440" w:right="1440" w:bottom="1440" w:left="1440" w:header="720" w:footer="720" w:gutter="0"/>
-      <w:cols w:space="720"/>
-      <w:docGrid w:linePitch="360"/>
+      <w:cols w:space="720" w:num="1"/>
+      <w:docGrid w:linePitch="360" w:charSpace="0"/>
     </w:sectPr>
   </w:body>
 </w:document>
 </file>
 
+<file path=word/endnotes.xml><?xml version="1.0" encoding="utf-8"?>
+<w:endnotes xmlns:wpc="http://schemas.microsoft.com/office/word/2010/wordprocessingCanvas" xmlns:mc="http://schemas.openxmlformats.org/markup-compatibility/2006" xmlns:o="urn:schemas-microsoft-com:office:office" xmlns:r="http://schemas.openxmlformats.org/officeDocument/2006/relationships" xmlns:m="http://schemas.openxmlformats.org/officeDocument/2006/math" xmlns:v="urn:schemas-microsoft-com:vml" xmlns:wp14="http://schemas.microsoft.com/office/word/2010/wordprocessingDrawing" xmlns:wp="http://schemas.openxmlformats.org/drawingml/2006/wordprocessingDrawing" xmlns:w="http://schemas.openxmlformats.org/wordprocessingml/2006/main" xmlns:w14="http://schemas.microsoft.com/office/word/2010/wordml" xmlns:w15="http://schemas.microsoft.com/office/word/2012/wordml" xmlns:w10="urn:schemas-microsoft-com:office:word" xmlns:wpg="http://schemas.microsoft.com/office/word/2010/wordprocessingGroup" xmlns:wpi="http://schemas.microsoft.com/office/word/2010/wordprocessingInk" xmlns:wne="http://schemas.microsoft.com/office/word/2006/wordml" xmlns:wps="http://schemas.microsoft.com/office/word/2010/wordprocessingShape" xmlns:wpsCustomData="http://www.wps.cn/officeDocument/2013/wpsCustomData" mc:Ignorable="w14 w15 wp14">
+  <w:endnote w:type="separator" w:id="0">
+    <w:p>
+      <w:pPr>
+        <w:spacing w:line="240" w:lineRule="auto"/>
+      </w:pPr>
+      <w:r>
+        <w:separator/>
+      </w:r>
+    </w:p>
+  </w:endnote>
+  <w:endnote w:type="continuationSeparator" w:id="1">
+    <w:p>
+      <w:pPr>
+        <w:spacing w:line="240" w:lineRule="auto"/>
+      </w:pPr>
+      <w:r>
+        <w:continuationSeparator/>
+      </w:r>
+    </w:p>
+  </w:endnote>
+</w:endnotes>
+</file>
+
+<file path=word/footnotes.xml><?xml version="1.0" encoding="utf-8"?>
+<w:footnotes xmlns:wpc="http://schemas.microsoft.com/office/word/2010/wordprocessingCanvas" xmlns:mc="http://schemas.openxmlformats.org/markup-compatibility/2006" xmlns:o="urn:schemas-microsoft-com:office:office" xmlns:r="http://schemas.openxmlformats.org/officeDocument/2006/relationships" xmlns:m="http://schemas.openxmlformats.org/officeDocument/2006/math" xmlns:v="urn:schemas-microsoft-com:vml" xmlns:wp14="http://schemas.microsoft.com/office/word/2010/wordprocessingDrawing" xmlns:wp="http://schemas.openxmlformats.org/drawingml/2006/wordprocessingDrawing" xmlns:w="http://schemas.openxmlformats.org/wordprocessingml/2006/main" xmlns:w14="http://schemas.microsoft.com/office/word/2010/wordml" xmlns:w15="http://schemas.microsoft.com/office/word/2012/wordml" xmlns:w10="urn:schemas-microsoft-com:office:word" xmlns:wpg="http://schemas.microsoft.com/office/word/2010/wordprocessingGroup" xmlns:wpi="http://schemas.microsoft.com/office/word/2010/wordprocessingInk" xmlns:wne="http://schemas.microsoft.com/office/word/2006/wordml" xmlns:wps="http://schemas.microsoft.com/office/word/2010/wordprocessingShape" xmlns:wpsCustomData="http://www.wps.cn/officeDocument/2013/wpsCustomData" mc:Ignorable="w14 w15 wp14">
+  <w:footnote w:type="separator" w:id="0">
+    <w:p>
+      <w:pPr>
+        <w:spacing w:before="0" w:after="0" w:line="279" w:lineRule="auto"/>
+      </w:pPr>
+      <w:r>
+        <w:separator/>
+      </w:r>
+    </w:p>
+  </w:footnote>
+  <w:footnote w:type="continuationSeparator" w:id="1">
+    <w:p>
+      <w:pPr>
+        <w:spacing w:before="0" w:after="0" w:line="279" w:lineRule="auto"/>
+      </w:pPr>
+      <w:r>
+        <w:continuationSeparator/>
+      </w:r>
+    </w:p>
+  </w:footnote>
+</w:footnotes>
+</file>
+
 <file path=word/numbering.xml><?xml version="1.0" encoding="utf-8"?>
-<w:numbering xmlns:w="http://schemas.openxmlformats.org/wordprocessingml/2006/main">
-  <w:abstractNum xmlns:w="http://schemas.openxmlformats.org/wordprocessingml/2006/main" w:abstractNumId="7">
-    <w:nsid w:val="518285fe"/>
-    <w:multiLevelType xmlns:w="http://schemas.openxmlformats.org/wordprocessingml/2006/main" w:val="hybridMultilevel"/>
-    <w:lvl xmlns:w="http://schemas.openxmlformats.org/wordprocessingml/2006/main" w:ilvl="0">
+<w:numbering xmlns:wpc="http://schemas.microsoft.com/office/word/2010/wordprocessingCanvas" xmlns:mc="http://schemas.openxmlformats.org/markup-compatibility/2006" xmlns:o="urn:schemas-microsoft-com:office:office" xmlns:r="http://schemas.openxmlformats.org/officeDocument/2006/relationships" xmlns:m="http://schemas.openxmlformats.org/officeDocument/2006/math" xmlns:v="urn:schemas-microsoft-com:vml" xmlns:wp14="http://schemas.microsoft.com/office/word/2010/wordprocessingDrawing" xmlns:wp="http://schemas.openxmlformats.org/drawingml/2006/wordprocessingDrawing" xmlns:w10="urn:schemas-microsoft-com:office:word" xmlns:w="http://schemas.openxmlformats.org/wordprocessingml/2006/main" xmlns:w14="http://schemas.microsoft.com/office/word/2010/wordml" xmlns:wpg="http://schemas.microsoft.com/office/word/2010/wordprocessingGroup" xmlns:wpi="http://schemas.microsoft.com/office/word/2010/wordprocessingInk" xmlns:wne="http://schemas.microsoft.com/office/word/2006/wordml" xmlns:wps="http://schemas.microsoft.com/office/word/2010/wordprocessingShape" xmlns:wpsCustomData="http://www.wps.cn/officeDocument/2013/wpsCustomData" mc:Ignorable="w14 wp14">
+  <w:abstractNum w:abstractNumId="0">
+    <w:nsid w:val="20EED46C"/>
+    <w:multiLevelType w:val="multilevel"/>
+    <w:tmpl w:val="20EED46C"/>
+    <w:lvl w:ilvl="0" w:tentative="0">
       <w:start w:val="1"/>
       <w:numFmt w:val="bullet"/>
       <w:lvlText w:val=""/>
@@ -4208,7 +3220,7 @@
         <w:rFonts w:hint="default" w:ascii="Symbol" w:hAnsi="Symbol"/>
       </w:rPr>
     </w:lvl>
-    <w:lvl xmlns:w="http://schemas.openxmlformats.org/wordprocessingml/2006/main" w:ilvl="1">
+    <w:lvl w:ilvl="1" w:tentative="0">
       <w:start w:val="1"/>
       <w:numFmt w:val="bullet"/>
       <w:lvlText w:val="o"/>
@@ -4220,7 +3232,7 @@
         <w:rFonts w:hint="default" w:ascii="Courier New" w:hAnsi="Courier New"/>
       </w:rPr>
     </w:lvl>
-    <w:lvl xmlns:w="http://schemas.openxmlformats.org/wordprocessingml/2006/main" w:ilvl="2">
+    <w:lvl w:ilvl="2" w:tentative="0">
       <w:start w:val="1"/>
       <w:numFmt w:val="bullet"/>
       <w:lvlText w:val=""/>
@@ -4232,7 +3244,7 @@
         <w:rFonts w:hint="default" w:ascii="Wingdings" w:hAnsi="Wingdings"/>
       </w:rPr>
     </w:lvl>
-    <w:lvl xmlns:w="http://schemas.openxmlformats.org/wordprocessingml/2006/main" w:ilvl="3">
+    <w:lvl w:ilvl="3" w:tentative="0">
       <w:start w:val="1"/>
       <w:numFmt w:val="bullet"/>
       <w:lvlText w:val=""/>
@@ -4244,7 +3256,7 @@
         <w:rFonts w:hint="default" w:ascii="Symbol" w:hAnsi="Symbol"/>
       </w:rPr>
     </w:lvl>
-    <w:lvl xmlns:w="http://schemas.openxmlformats.org/wordprocessingml/2006/main" w:ilvl="4">
+    <w:lvl w:ilvl="4" w:tentative="0">
       <w:start w:val="1"/>
       <w:numFmt w:val="bullet"/>
       <w:lvlText w:val="o"/>
@@ -4256,7 +3268,7 @@
         <w:rFonts w:hint="default" w:ascii="Courier New" w:hAnsi="Courier New"/>
       </w:rPr>
     </w:lvl>
-    <w:lvl xmlns:w="http://schemas.openxmlformats.org/wordprocessingml/2006/main" w:ilvl="5">
+    <w:lvl w:ilvl="5" w:tentative="0">
       <w:start w:val="1"/>
       <w:numFmt w:val="bullet"/>
       <w:lvlText w:val=""/>
@@ -4268,7 +3280,7 @@
         <w:rFonts w:hint="default" w:ascii="Wingdings" w:hAnsi="Wingdings"/>
       </w:rPr>
     </w:lvl>
-    <w:lvl xmlns:w="http://schemas.openxmlformats.org/wordprocessingml/2006/main" w:ilvl="6">
+    <w:lvl w:ilvl="6" w:tentative="0">
       <w:start w:val="1"/>
       <w:numFmt w:val="bullet"/>
       <w:lvlText w:val=""/>
@@ -4280,7 +3292,7 @@
         <w:rFonts w:hint="default" w:ascii="Symbol" w:hAnsi="Symbol"/>
       </w:rPr>
     </w:lvl>
-    <w:lvl xmlns:w="http://schemas.openxmlformats.org/wordprocessingml/2006/main" w:ilvl="7">
+    <w:lvl w:ilvl="7" w:tentative="0">
       <w:start w:val="1"/>
       <w:numFmt w:val="bullet"/>
       <w:lvlText w:val="o"/>
@@ -4292,7 +3304,7 @@
         <w:rFonts w:hint="default" w:ascii="Courier New" w:hAnsi="Courier New"/>
       </w:rPr>
     </w:lvl>
-    <w:lvl xmlns:w="http://schemas.openxmlformats.org/wordprocessingml/2006/main" w:ilvl="8">
+    <w:lvl w:ilvl="8" w:tentative="0">
       <w:start w:val="1"/>
       <w:numFmt w:val="bullet"/>
       <w:lvlText w:val=""/>
@@ -4305,10 +3317,11 @@
       </w:rPr>
     </w:lvl>
   </w:abstractNum>
-  <w:abstractNum xmlns:w="http://schemas.openxmlformats.org/wordprocessingml/2006/main" w:abstractNumId="6">
-    <w:nsid w:val="5fe2deed"/>
-    <w:multiLevelType xmlns:w="http://schemas.openxmlformats.org/wordprocessingml/2006/main" w:val="hybridMultilevel"/>
-    <w:lvl xmlns:w="http://schemas.openxmlformats.org/wordprocessingml/2006/main" w:ilvl="0">
+  <w:abstractNum w:abstractNumId="1">
+    <w:nsid w:val="475F4447"/>
+    <w:multiLevelType w:val="multilevel"/>
+    <w:tmpl w:val="475F4447"/>
+    <w:lvl w:ilvl="0" w:tentative="0">
       <w:start w:val="1"/>
       <w:numFmt w:val="bullet"/>
       <w:lvlText w:val=""/>
@@ -4320,7 +3333,7 @@
         <w:rFonts w:hint="default" w:ascii="Symbol" w:hAnsi="Symbol"/>
       </w:rPr>
     </w:lvl>
-    <w:lvl xmlns:w="http://schemas.openxmlformats.org/wordprocessingml/2006/main" w:ilvl="1">
+    <w:lvl w:ilvl="1" w:tentative="0">
       <w:start w:val="1"/>
       <w:numFmt w:val="bullet"/>
       <w:lvlText w:val="o"/>
@@ -4332,7 +3345,7 @@
         <w:rFonts w:hint="default" w:ascii="Courier New" w:hAnsi="Courier New"/>
       </w:rPr>
     </w:lvl>
-    <w:lvl xmlns:w="http://schemas.openxmlformats.org/wordprocessingml/2006/main" w:ilvl="2">
+    <w:lvl w:ilvl="2" w:tentative="0">
       <w:start w:val="1"/>
       <w:numFmt w:val="bullet"/>
       <w:lvlText w:val=""/>
@@ -4344,7 +3357,7 @@
         <w:rFonts w:hint="default" w:ascii="Wingdings" w:hAnsi="Wingdings"/>
       </w:rPr>
     </w:lvl>
-    <w:lvl xmlns:w="http://schemas.openxmlformats.org/wordprocessingml/2006/main" w:ilvl="3">
+    <w:lvl w:ilvl="3" w:tentative="0">
       <w:start w:val="1"/>
       <w:numFmt w:val="bullet"/>
       <w:lvlText w:val=""/>
@@ -4356,7 +3369,7 @@
         <w:rFonts w:hint="default" w:ascii="Symbol" w:hAnsi="Symbol"/>
       </w:rPr>
     </w:lvl>
-    <w:lvl xmlns:w="http://schemas.openxmlformats.org/wordprocessingml/2006/main" w:ilvl="4">
+    <w:lvl w:ilvl="4" w:tentative="0">
       <w:start w:val="1"/>
       <w:numFmt w:val="bullet"/>
       <w:lvlText w:val="o"/>
@@ -4368,7 +3381,7 @@
         <w:rFonts w:hint="default" w:ascii="Courier New" w:hAnsi="Courier New"/>
       </w:rPr>
     </w:lvl>
-    <w:lvl xmlns:w="http://schemas.openxmlformats.org/wordprocessingml/2006/main" w:ilvl="5">
+    <w:lvl w:ilvl="5" w:tentative="0">
       <w:start w:val="1"/>
       <w:numFmt w:val="bullet"/>
       <w:lvlText w:val=""/>
@@ -4380,7 +3393,7 @@
         <w:rFonts w:hint="default" w:ascii="Wingdings" w:hAnsi="Wingdings"/>
       </w:rPr>
     </w:lvl>
-    <w:lvl xmlns:w="http://schemas.openxmlformats.org/wordprocessingml/2006/main" w:ilvl="6">
+    <w:lvl w:ilvl="6" w:tentative="0">
       <w:start w:val="1"/>
       <w:numFmt w:val="bullet"/>
       <w:lvlText w:val=""/>
@@ -4392,7 +3405,7 @@
         <w:rFonts w:hint="default" w:ascii="Symbol" w:hAnsi="Symbol"/>
       </w:rPr>
     </w:lvl>
-    <w:lvl xmlns:w="http://schemas.openxmlformats.org/wordprocessingml/2006/main" w:ilvl="7">
+    <w:lvl w:ilvl="7" w:tentative="0">
       <w:start w:val="1"/>
       <w:numFmt w:val="bullet"/>
       <w:lvlText w:val="o"/>
@@ -4404,7 +3417,7 @@
         <w:rFonts w:hint="default" w:ascii="Courier New" w:hAnsi="Courier New"/>
       </w:rPr>
     </w:lvl>
-    <w:lvl xmlns:w="http://schemas.openxmlformats.org/wordprocessingml/2006/main" w:ilvl="8">
+    <w:lvl w:ilvl="8" w:tentative="0">
       <w:start w:val="1"/>
       <w:numFmt w:val="bullet"/>
       <w:lvlText w:val=""/>
@@ -4417,10 +3430,11 @@
       </w:rPr>
     </w:lvl>
   </w:abstractNum>
-  <w:abstractNum xmlns:w="http://schemas.openxmlformats.org/wordprocessingml/2006/main" w:abstractNumId="5">
-    <w:nsid w:val="475f4447"/>
-    <w:multiLevelType xmlns:w="http://schemas.openxmlformats.org/wordprocessingml/2006/main" w:val="hybridMultilevel"/>
-    <w:lvl xmlns:w="http://schemas.openxmlformats.org/wordprocessingml/2006/main" w:ilvl="0">
+  <w:abstractNum w:abstractNumId="2">
+    <w:nsid w:val="518285FE"/>
+    <w:multiLevelType w:val="multilevel"/>
+    <w:tmpl w:val="518285FE"/>
+    <w:lvl w:ilvl="0" w:tentative="0">
       <w:start w:val="1"/>
       <w:numFmt w:val="bullet"/>
       <w:lvlText w:val=""/>
@@ -4432,7 +3446,7 @@
         <w:rFonts w:hint="default" w:ascii="Symbol" w:hAnsi="Symbol"/>
       </w:rPr>
     </w:lvl>
-    <w:lvl xmlns:w="http://schemas.openxmlformats.org/wordprocessingml/2006/main" w:ilvl="1">
+    <w:lvl w:ilvl="1" w:tentative="0">
       <w:start w:val="1"/>
       <w:numFmt w:val="bullet"/>
       <w:lvlText w:val="o"/>
@@ -4444,7 +3458,7 @@
         <w:rFonts w:hint="default" w:ascii="Courier New" w:hAnsi="Courier New"/>
       </w:rPr>
     </w:lvl>
-    <w:lvl xmlns:w="http://schemas.openxmlformats.org/wordprocessingml/2006/main" w:ilvl="2">
+    <w:lvl w:ilvl="2" w:tentative="0">
       <w:start w:val="1"/>
       <w:numFmt w:val="bullet"/>
       <w:lvlText w:val=""/>
@@ -4456,7 +3470,7 @@
         <w:rFonts w:hint="default" w:ascii="Wingdings" w:hAnsi="Wingdings"/>
       </w:rPr>
     </w:lvl>
-    <w:lvl xmlns:w="http://schemas.openxmlformats.org/wordprocessingml/2006/main" w:ilvl="3">
+    <w:lvl w:ilvl="3" w:tentative="0">
       <w:start w:val="1"/>
       <w:numFmt w:val="bullet"/>
       <w:lvlText w:val=""/>
@@ -4468,7 +3482,7 @@
         <w:rFonts w:hint="default" w:ascii="Symbol" w:hAnsi="Symbol"/>
       </w:rPr>
     </w:lvl>
-    <w:lvl xmlns:w="http://schemas.openxmlformats.org/wordprocessingml/2006/main" w:ilvl="4">
+    <w:lvl w:ilvl="4" w:tentative="0">
       <w:start w:val="1"/>
       <w:numFmt w:val="bullet"/>
       <w:lvlText w:val="o"/>
@@ -4480,7 +3494,7 @@
         <w:rFonts w:hint="default" w:ascii="Courier New" w:hAnsi="Courier New"/>
       </w:rPr>
     </w:lvl>
-    <w:lvl xmlns:w="http://schemas.openxmlformats.org/wordprocessingml/2006/main" w:ilvl="5">
+    <w:lvl w:ilvl="5" w:tentative="0">
       <w:start w:val="1"/>
       <w:numFmt w:val="bullet"/>
       <w:lvlText w:val=""/>
@@ -4492,7 +3506,7 @@
         <w:rFonts w:hint="default" w:ascii="Wingdings" w:hAnsi="Wingdings"/>
       </w:rPr>
     </w:lvl>
-    <w:lvl xmlns:w="http://schemas.openxmlformats.org/wordprocessingml/2006/main" w:ilvl="6">
+    <w:lvl w:ilvl="6" w:tentative="0">
       <w:start w:val="1"/>
       <w:numFmt w:val="bullet"/>
       <w:lvlText w:val=""/>
@@ -4504,7 +3518,7 @@
         <w:rFonts w:hint="default" w:ascii="Symbol" w:hAnsi="Symbol"/>
       </w:rPr>
     </w:lvl>
-    <w:lvl xmlns:w="http://schemas.openxmlformats.org/wordprocessingml/2006/main" w:ilvl="7">
+    <w:lvl w:ilvl="7" w:tentative="0">
       <w:start w:val="1"/>
       <w:numFmt w:val="bullet"/>
       <w:lvlText w:val="o"/>
@@ -4516,7 +3530,7 @@
         <w:rFonts w:hint="default" w:ascii="Courier New" w:hAnsi="Courier New"/>
       </w:rPr>
     </w:lvl>
-    <w:lvl xmlns:w="http://schemas.openxmlformats.org/wordprocessingml/2006/main" w:ilvl="8">
+    <w:lvl w:ilvl="8" w:tentative="0">
       <w:start w:val="1"/>
       <w:numFmt w:val="bullet"/>
       <w:lvlText w:val=""/>
@@ -4529,10 +3543,11 @@
       </w:rPr>
     </w:lvl>
   </w:abstractNum>
-  <w:abstractNum xmlns:w="http://schemas.openxmlformats.org/wordprocessingml/2006/main" w:abstractNumId="4">
-    <w:nsid w:val="58d1db66"/>
-    <w:multiLevelType xmlns:w="http://schemas.openxmlformats.org/wordprocessingml/2006/main" w:val="hybridMultilevel"/>
-    <w:lvl xmlns:w="http://schemas.openxmlformats.org/wordprocessingml/2006/main" w:ilvl="0">
+  <w:abstractNum w:abstractNumId="3">
+    <w:nsid w:val="52D0F52D"/>
+    <w:multiLevelType w:val="multilevel"/>
+    <w:tmpl w:val="52D0F52D"/>
+    <w:lvl w:ilvl="0" w:tentative="0">
       <w:start w:val="1"/>
       <w:numFmt w:val="bullet"/>
       <w:lvlText w:val=""/>
@@ -4544,7 +3559,7 @@
         <w:rFonts w:hint="default" w:ascii="Symbol" w:hAnsi="Symbol"/>
       </w:rPr>
     </w:lvl>
-    <w:lvl xmlns:w="http://schemas.openxmlformats.org/wordprocessingml/2006/main" w:ilvl="1">
+    <w:lvl w:ilvl="1" w:tentative="0">
       <w:start w:val="1"/>
       <w:numFmt w:val="bullet"/>
       <w:lvlText w:val="o"/>
@@ -4556,7 +3571,7 @@
         <w:rFonts w:hint="default" w:ascii="Courier New" w:hAnsi="Courier New"/>
       </w:rPr>
     </w:lvl>
-    <w:lvl xmlns:w="http://schemas.openxmlformats.org/wordprocessingml/2006/main" w:ilvl="2">
+    <w:lvl w:ilvl="2" w:tentative="0">
       <w:start w:val="1"/>
       <w:numFmt w:val="bullet"/>
       <w:lvlText w:val=""/>
@@ -4568,7 +3583,7 @@
         <w:rFonts w:hint="default" w:ascii="Wingdings" w:hAnsi="Wingdings"/>
       </w:rPr>
     </w:lvl>
-    <w:lvl xmlns:w="http://schemas.openxmlformats.org/wordprocessingml/2006/main" w:ilvl="3">
+    <w:lvl w:ilvl="3" w:tentative="0">
       <w:start w:val="1"/>
       <w:numFmt w:val="bullet"/>
       <w:lvlText w:val=""/>
@@ -4580,7 +3595,7 @@
         <w:rFonts w:hint="default" w:ascii="Symbol" w:hAnsi="Symbol"/>
       </w:rPr>
     </w:lvl>
-    <w:lvl xmlns:w="http://schemas.openxmlformats.org/wordprocessingml/2006/main" w:ilvl="4">
+    <w:lvl w:ilvl="4" w:tentative="0">
       <w:start w:val="1"/>
       <w:numFmt w:val="bullet"/>
       <w:lvlText w:val="o"/>
@@ -4592,7 +3607,7 @@
         <w:rFonts w:hint="default" w:ascii="Courier New" w:hAnsi="Courier New"/>
       </w:rPr>
     </w:lvl>
-    <w:lvl xmlns:w="http://schemas.openxmlformats.org/wordprocessingml/2006/main" w:ilvl="5">
+    <w:lvl w:ilvl="5" w:tentative="0">
       <w:start w:val="1"/>
       <w:numFmt w:val="bullet"/>
       <w:lvlText w:val=""/>
@@ -4604,7 +3619,7 @@
         <w:rFonts w:hint="default" w:ascii="Wingdings" w:hAnsi="Wingdings"/>
       </w:rPr>
     </w:lvl>
-    <w:lvl xmlns:w="http://schemas.openxmlformats.org/wordprocessingml/2006/main" w:ilvl="6">
+    <w:lvl w:ilvl="6" w:tentative="0">
       <w:start w:val="1"/>
       <w:numFmt w:val="bullet"/>
       <w:lvlText w:val=""/>
@@ -4616,7 +3631,7 @@
         <w:rFonts w:hint="default" w:ascii="Symbol" w:hAnsi="Symbol"/>
       </w:rPr>
     </w:lvl>
-    <w:lvl xmlns:w="http://schemas.openxmlformats.org/wordprocessingml/2006/main" w:ilvl="7">
+    <w:lvl w:ilvl="7" w:tentative="0">
       <w:start w:val="1"/>
       <w:numFmt w:val="bullet"/>
       <w:lvlText w:val="o"/>
@@ -4628,7 +3643,7 @@
         <w:rFonts w:hint="default" w:ascii="Courier New" w:hAnsi="Courier New"/>
       </w:rPr>
     </w:lvl>
-    <w:lvl xmlns:w="http://schemas.openxmlformats.org/wordprocessingml/2006/main" w:ilvl="8">
+    <w:lvl w:ilvl="8" w:tentative="0">
       <w:start w:val="1"/>
       <w:numFmt w:val="bullet"/>
       <w:lvlText w:val=""/>
@@ -4641,10 +3656,11 @@
       </w:rPr>
     </w:lvl>
   </w:abstractNum>
-  <w:abstractNum xmlns:w="http://schemas.openxmlformats.org/wordprocessingml/2006/main" w:abstractNumId="3">
-    <w:nsid w:val="543344f8"/>
-    <w:multiLevelType xmlns:w="http://schemas.openxmlformats.org/wordprocessingml/2006/main" w:val="hybridMultilevel"/>
-    <w:lvl xmlns:w="http://schemas.openxmlformats.org/wordprocessingml/2006/main" w:ilvl="0">
+  <w:abstractNum w:abstractNumId="4">
+    <w:nsid w:val="543344F8"/>
+    <w:multiLevelType w:val="multilevel"/>
+    <w:tmpl w:val="543344F8"/>
+    <w:lvl w:ilvl="0" w:tentative="0">
       <w:start w:val="1"/>
       <w:numFmt w:val="bullet"/>
       <w:lvlText w:val=""/>
@@ -4656,7 +3672,7 @@
         <w:rFonts w:hint="default" w:ascii="Symbol" w:hAnsi="Symbol"/>
       </w:rPr>
     </w:lvl>
-    <w:lvl xmlns:w="http://schemas.openxmlformats.org/wordprocessingml/2006/main" w:ilvl="1">
+    <w:lvl w:ilvl="1" w:tentative="0">
       <w:start w:val="1"/>
       <w:numFmt w:val="bullet"/>
       <w:lvlText w:val="o"/>
@@ -4668,7 +3684,7 @@
         <w:rFonts w:hint="default" w:ascii="Courier New" w:hAnsi="Courier New"/>
       </w:rPr>
     </w:lvl>
-    <w:lvl xmlns:w="http://schemas.openxmlformats.org/wordprocessingml/2006/main" w:ilvl="2">
+    <w:lvl w:ilvl="2" w:tentative="0">
       <w:start w:val="1"/>
       <w:numFmt w:val="bullet"/>
       <w:lvlText w:val=""/>
@@ -4680,7 +3696,7 @@
         <w:rFonts w:hint="default" w:ascii="Wingdings" w:hAnsi="Wingdings"/>
       </w:rPr>
     </w:lvl>
-    <w:lvl xmlns:w="http://schemas.openxmlformats.org/wordprocessingml/2006/main" w:ilvl="3">
+    <w:lvl w:ilvl="3" w:tentative="0">
       <w:start w:val="1"/>
       <w:numFmt w:val="bullet"/>
       <w:lvlText w:val=""/>
@@ -4692,7 +3708,7 @@
         <w:rFonts w:hint="default" w:ascii="Symbol" w:hAnsi="Symbol"/>
       </w:rPr>
     </w:lvl>
-    <w:lvl xmlns:w="http://schemas.openxmlformats.org/wordprocessingml/2006/main" w:ilvl="4">
+    <w:lvl w:ilvl="4" w:tentative="0">
       <w:start w:val="1"/>
       <w:numFmt w:val="bullet"/>
       <w:lvlText w:val="o"/>
@@ -4704,7 +3720,7 @@
         <w:rFonts w:hint="default" w:ascii="Courier New" w:hAnsi="Courier New"/>
       </w:rPr>
     </w:lvl>
-    <w:lvl xmlns:w="http://schemas.openxmlformats.org/wordprocessingml/2006/main" w:ilvl="5">
+    <w:lvl w:ilvl="5" w:tentative="0">
       <w:start w:val="1"/>
       <w:numFmt w:val="bullet"/>
       <w:lvlText w:val=""/>
@@ -4716,7 +3732,7 @@
         <w:rFonts w:hint="default" w:ascii="Wingdings" w:hAnsi="Wingdings"/>
       </w:rPr>
     </w:lvl>
-    <w:lvl xmlns:w="http://schemas.openxmlformats.org/wordprocessingml/2006/main" w:ilvl="6">
+    <w:lvl w:ilvl="6" w:tentative="0">
       <w:start w:val="1"/>
       <w:numFmt w:val="bullet"/>
       <w:lvlText w:val=""/>
@@ -4728,7 +3744,7 @@
         <w:rFonts w:hint="default" w:ascii="Symbol" w:hAnsi="Symbol"/>
       </w:rPr>
     </w:lvl>
-    <w:lvl xmlns:w="http://schemas.openxmlformats.org/wordprocessingml/2006/main" w:ilvl="7">
+    <w:lvl w:ilvl="7" w:tentative="0">
       <w:start w:val="1"/>
       <w:numFmt w:val="bullet"/>
       <w:lvlText w:val="o"/>
@@ -4740,7 +3756,7 @@
         <w:rFonts w:hint="default" w:ascii="Courier New" w:hAnsi="Courier New"/>
       </w:rPr>
     </w:lvl>
-    <w:lvl xmlns:w="http://schemas.openxmlformats.org/wordprocessingml/2006/main" w:ilvl="8">
+    <w:lvl w:ilvl="8" w:tentative="0">
       <w:start w:val="1"/>
       <w:numFmt w:val="bullet"/>
       <w:lvlText w:val=""/>
@@ -4753,10 +3769,11 @@
       </w:rPr>
     </w:lvl>
   </w:abstractNum>
-  <w:abstractNum xmlns:w="http://schemas.openxmlformats.org/wordprocessingml/2006/main" w:abstractNumId="2">
-    <w:nsid w:val="52d0f52d"/>
-    <w:multiLevelType xmlns:w="http://schemas.openxmlformats.org/wordprocessingml/2006/main" w:val="hybridMultilevel"/>
-    <w:lvl xmlns:w="http://schemas.openxmlformats.org/wordprocessingml/2006/main" w:ilvl="0">
+  <w:abstractNum w:abstractNumId="5">
+    <w:nsid w:val="58D1DB66"/>
+    <w:multiLevelType w:val="multilevel"/>
+    <w:tmpl w:val="58D1DB66"/>
+    <w:lvl w:ilvl="0" w:tentative="0">
       <w:start w:val="1"/>
       <w:numFmt w:val="bullet"/>
       <w:lvlText w:val=""/>
@@ -4768,7 +3785,7 @@
         <w:rFonts w:hint="default" w:ascii="Symbol" w:hAnsi="Symbol"/>
       </w:rPr>
     </w:lvl>
-    <w:lvl xmlns:w="http://schemas.openxmlformats.org/wordprocessingml/2006/main" w:ilvl="1">
+    <w:lvl w:ilvl="1" w:tentative="0">
       <w:start w:val="1"/>
       <w:numFmt w:val="bullet"/>
       <w:lvlText w:val="o"/>
@@ -4780,7 +3797,7 @@
         <w:rFonts w:hint="default" w:ascii="Courier New" w:hAnsi="Courier New"/>
       </w:rPr>
     </w:lvl>
-    <w:lvl xmlns:w="http://schemas.openxmlformats.org/wordprocessingml/2006/main" w:ilvl="2">
+    <w:lvl w:ilvl="2" w:tentative="0">
       <w:start w:val="1"/>
       <w:numFmt w:val="bullet"/>
       <w:lvlText w:val=""/>
@@ -4792,7 +3809,7 @@
         <w:rFonts w:hint="default" w:ascii="Wingdings" w:hAnsi="Wingdings"/>
       </w:rPr>
     </w:lvl>
-    <w:lvl xmlns:w="http://schemas.openxmlformats.org/wordprocessingml/2006/main" w:ilvl="3">
+    <w:lvl w:ilvl="3" w:tentative="0">
       <w:start w:val="1"/>
       <w:numFmt w:val="bullet"/>
       <w:lvlText w:val=""/>
@@ -4804,7 +3821,7 @@
         <w:rFonts w:hint="default" w:ascii="Symbol" w:hAnsi="Symbol"/>
       </w:rPr>
     </w:lvl>
-    <w:lvl xmlns:w="http://schemas.openxmlformats.org/wordprocessingml/2006/main" w:ilvl="4">
+    <w:lvl w:ilvl="4" w:tentative="0">
       <w:start w:val="1"/>
       <w:numFmt w:val="bullet"/>
       <w:lvlText w:val="o"/>
@@ -4816,7 +3833,7 @@
         <w:rFonts w:hint="default" w:ascii="Courier New" w:hAnsi="Courier New"/>
       </w:rPr>
     </w:lvl>
-    <w:lvl xmlns:w="http://schemas.openxmlformats.org/wordprocessingml/2006/main" w:ilvl="5">
+    <w:lvl w:ilvl="5" w:tentative="0">
       <w:start w:val="1"/>
       <w:numFmt w:val="bullet"/>
       <w:lvlText w:val=""/>
@@ -4828,7 +3845,7 @@
         <w:rFonts w:hint="default" w:ascii="Wingdings" w:hAnsi="Wingdings"/>
       </w:rPr>
     </w:lvl>
-    <w:lvl xmlns:w="http://schemas.openxmlformats.org/wordprocessingml/2006/main" w:ilvl="6">
+    <w:lvl w:ilvl="6" w:tentative="0">
       <w:start w:val="1"/>
       <w:numFmt w:val="bullet"/>
       <w:lvlText w:val=""/>
@@ -4840,7 +3857,7 @@
         <w:rFonts w:hint="default" w:ascii="Symbol" w:hAnsi="Symbol"/>
       </w:rPr>
     </w:lvl>
-    <w:lvl xmlns:w="http://schemas.openxmlformats.org/wordprocessingml/2006/main" w:ilvl="7">
+    <w:lvl w:ilvl="7" w:tentative="0">
       <w:start w:val="1"/>
       <w:numFmt w:val="bullet"/>
       <w:lvlText w:val="o"/>
@@ -4852,7 +3869,7 @@
         <w:rFonts w:hint="default" w:ascii="Courier New" w:hAnsi="Courier New"/>
       </w:rPr>
     </w:lvl>
-    <w:lvl xmlns:w="http://schemas.openxmlformats.org/wordprocessingml/2006/main" w:ilvl="8">
+    <w:lvl w:ilvl="8" w:tentative="0">
       <w:start w:val="1"/>
       <w:numFmt w:val="bullet"/>
       <w:lvlText w:val=""/>
@@ -4865,10 +3882,11 @@
       </w:rPr>
     </w:lvl>
   </w:abstractNum>
-  <w:abstractNum xmlns:w="http://schemas.openxmlformats.org/wordprocessingml/2006/main" w:abstractNumId="1">
-    <w:nsid w:val="20eed46c"/>
-    <w:multiLevelType xmlns:w="http://schemas.openxmlformats.org/wordprocessingml/2006/main" w:val="hybridMultilevel"/>
-    <w:lvl xmlns:w="http://schemas.openxmlformats.org/wordprocessingml/2006/main" w:ilvl="0">
+  <w:abstractNum w:abstractNumId="6">
+    <w:nsid w:val="5FE2DEED"/>
+    <w:multiLevelType w:val="multilevel"/>
+    <w:tmpl w:val="5FE2DEED"/>
+    <w:lvl w:ilvl="0" w:tentative="0">
       <w:start w:val="1"/>
       <w:numFmt w:val="bullet"/>
       <w:lvlText w:val=""/>
@@ -4880,7 +3898,7 @@
         <w:rFonts w:hint="default" w:ascii="Symbol" w:hAnsi="Symbol"/>
       </w:rPr>
     </w:lvl>
-    <w:lvl xmlns:w="http://schemas.openxmlformats.org/wordprocessingml/2006/main" w:ilvl="1">
+    <w:lvl w:ilvl="1" w:tentative="0">
       <w:start w:val="1"/>
       <w:numFmt w:val="bullet"/>
       <w:lvlText w:val="o"/>
@@ -4892,7 +3910,7 @@
         <w:rFonts w:hint="default" w:ascii="Courier New" w:hAnsi="Courier New"/>
       </w:rPr>
     </w:lvl>
-    <w:lvl xmlns:w="http://schemas.openxmlformats.org/wordprocessingml/2006/main" w:ilvl="2">
+    <w:lvl w:ilvl="2" w:tentative="0">
       <w:start w:val="1"/>
       <w:numFmt w:val="bullet"/>
       <w:lvlText w:val=""/>
@@ -4904,7 +3922,7 @@
         <w:rFonts w:hint="default" w:ascii="Wingdings" w:hAnsi="Wingdings"/>
       </w:rPr>
     </w:lvl>
-    <w:lvl xmlns:w="http://schemas.openxmlformats.org/wordprocessingml/2006/main" w:ilvl="3">
+    <w:lvl w:ilvl="3" w:tentative="0">
       <w:start w:val="1"/>
       <w:numFmt w:val="bullet"/>
       <w:lvlText w:val=""/>
@@ -4916,7 +3934,7 @@
         <w:rFonts w:hint="default" w:ascii="Symbol" w:hAnsi="Symbol"/>
       </w:rPr>
     </w:lvl>
-    <w:lvl xmlns:w="http://schemas.openxmlformats.org/wordprocessingml/2006/main" w:ilvl="4">
+    <w:lvl w:ilvl="4" w:tentative="0">
       <w:start w:val="1"/>
       <w:numFmt w:val="bullet"/>
       <w:lvlText w:val="o"/>
@@ -4928,7 +3946,7 @@
         <w:rFonts w:hint="default" w:ascii="Courier New" w:hAnsi="Courier New"/>
       </w:rPr>
     </w:lvl>
-    <w:lvl xmlns:w="http://schemas.openxmlformats.org/wordprocessingml/2006/main" w:ilvl="5">
+    <w:lvl w:ilvl="5" w:tentative="0">
       <w:start w:val="1"/>
       <w:numFmt w:val="bullet"/>
       <w:lvlText w:val=""/>
@@ -4940,7 +3958,7 @@
         <w:rFonts w:hint="default" w:ascii="Wingdings" w:hAnsi="Wingdings"/>
       </w:rPr>
     </w:lvl>
-    <w:lvl xmlns:w="http://schemas.openxmlformats.org/wordprocessingml/2006/main" w:ilvl="6">
+    <w:lvl w:ilvl="6" w:tentative="0">
       <w:start w:val="1"/>
       <w:numFmt w:val="bullet"/>
       <w:lvlText w:val=""/>
@@ -4952,7 +3970,7 @@
         <w:rFonts w:hint="default" w:ascii="Symbol" w:hAnsi="Symbol"/>
       </w:rPr>
     </w:lvl>
-    <w:lvl xmlns:w="http://schemas.openxmlformats.org/wordprocessingml/2006/main" w:ilvl="7">
+    <w:lvl w:ilvl="7" w:tentative="0">
       <w:start w:val="1"/>
       <w:numFmt w:val="bullet"/>
       <w:lvlText w:val="o"/>
@@ -4964,7 +3982,7 @@
         <w:rFonts w:hint="default" w:ascii="Courier New" w:hAnsi="Courier New"/>
       </w:rPr>
     </w:lvl>
-    <w:lvl xmlns:w="http://schemas.openxmlformats.org/wordprocessingml/2006/main" w:ilvl="8">
+    <w:lvl w:ilvl="8" w:tentative="0">
       <w:start w:val="1"/>
       <w:numFmt w:val="bullet"/>
       <w:lvlText w:val=""/>
@@ -4977,437 +3995,372 @@
       </w:rPr>
     </w:lvl>
   </w:abstractNum>
-  <w:num w:numId="7">
-    <w:abstractNumId w:val="7"/>
+  <w:num w:numId="1">
+    <w:abstractNumId w:val="0"/>
+  </w:num>
+  <w:num w:numId="2">
+    <w:abstractNumId w:val="3"/>
+  </w:num>
+  <w:num w:numId="3">
+    <w:abstractNumId w:val="4"/>
+  </w:num>
+  <w:num w:numId="4">
+    <w:abstractNumId w:val="5"/>
+  </w:num>
+  <w:num w:numId="5">
+    <w:abstractNumId w:val="1"/>
   </w:num>
   <w:num w:numId="6">
     <w:abstractNumId w:val="6"/>
   </w:num>
-  <w:num w:numId="5">
-    <w:abstractNumId w:val="5"/>
-  </w:num>
-  <w:num w:numId="4">
-    <w:abstractNumId w:val="4"/>
-  </w:num>
-  <w:num w:numId="3">
-    <w:abstractNumId w:val="3"/>
-  </w:num>
-  <w:num w:numId="2">
+  <w:num w:numId="7">
     <w:abstractNumId w:val="2"/>
-  </w:num>
-  <w:num w:numId="1">
-    <w:abstractNumId w:val="1"/>
   </w:num>
 </w:numbering>
 </file>
 
 <file path=word/styles.xml><?xml version="1.0" encoding="utf-8"?>
-<w:styles xmlns:wp14="http://schemas.microsoft.com/office/word/2010/wordprocessingDrawing" xmlns:mc="http://schemas.openxmlformats.org/markup-compatibility/2006" xmlns:r="http://schemas.openxmlformats.org/officeDocument/2006/relationships" xmlns:w="http://schemas.openxmlformats.org/wordprocessingml/2006/main" xmlns:w14="http://schemas.microsoft.com/office/word/2010/wordml" xmlns:w15="http://schemas.microsoft.com/office/word/2012/wordml" xmlns:w16se="http://schemas.microsoft.com/office/word/2015/wordml/symex" xmlns:w16cid="http://schemas.microsoft.com/office/word/2016/wordml/cid" xmlns:w16="http://schemas.microsoft.com/office/word/2018/wordml" xmlns:w16cex="http://schemas.microsoft.com/office/word/2018/wordml/cex" xmlns:w16sdtdh="http://schemas.microsoft.com/office/word/2020/wordml/sdtdatahash" xmlns:w16sdtfl="http://schemas.microsoft.com/office/word/2024/wordml/sdtformatlock" mc:Ignorable="w14 w15 wp14 w16se w16cid w16 w16cex w16sdtdh w16sdtfl">
+<w:styles xmlns:mc="http://schemas.openxmlformats.org/markup-compatibility/2006" xmlns:o="urn:schemas-microsoft-com:office:office" xmlns:r="http://schemas.openxmlformats.org/officeDocument/2006/relationships" xmlns:m="http://schemas.openxmlformats.org/officeDocument/2006/math" xmlns:v="urn:schemas-microsoft-com:vml" xmlns:w="http://schemas.openxmlformats.org/wordprocessingml/2006/main" xmlns:w14="http://schemas.microsoft.com/office/word/2010/wordml" xmlns:w10="urn:schemas-microsoft-com:office:word" xmlns:sl="http://schemas.openxmlformats.org/schemaLibrary/2006/main" xmlns:wpsCustomData="http://www.wps.cn/officeDocument/2013/wpsCustomData" mc:Ignorable="w14">
   <w:docDefaults>
     <w:rPrDefault>
       <w:rPr>
-        <w:rFonts w:asciiTheme="minorHAnsi" w:hAnsiTheme="minorHAnsi" w:eastAsiaTheme="minorEastAsia" w:cstheme="minorBidi"/>
-        <w:sz w:val="24"/>
-        <w:szCs w:val="24"/>
-        <w:lang w:val="en-US" w:eastAsia="ja-JP" w:bidi="ar-SA"/>
+        <w:rFonts w:ascii="Times New Roman" w:hAnsi="Times New Roman" w:eastAsia="SimSun" w:cs="Times New Roman"/>
       </w:rPr>
     </w:rPrDefault>
-    <w:pPrDefault>
-      <w:pPr>
-        <w:spacing w:after="160" w:line="279" w:lineRule="auto"/>
-      </w:pPr>
-    </w:pPrDefault>
+    <w:pPrDefault/>
   </w:docDefaults>
-  <w:latentStyles w:defLockedState="0" w:defUIPriority="99" w:defSemiHidden="0" w:defUnhideWhenUsed="0" w:defQFormat="0" w:count="371">
-    <w:lsdException w:name="Normal" w:uiPriority="0" w:qFormat="1"/>
-    <w:lsdException w:name="heading 1" w:uiPriority="9" w:qFormat="1"/>
-    <w:lsdException w:name="heading 2" w:uiPriority="9" w:semiHidden="1" w:unhideWhenUsed="1" w:qFormat="1"/>
-    <w:lsdException w:name="heading 3" w:uiPriority="9" w:semiHidden="1" w:unhideWhenUsed="1" w:qFormat="1"/>
-    <w:lsdException w:name="heading 4" w:uiPriority="9" w:semiHidden="1" w:unhideWhenUsed="1" w:qFormat="1"/>
-    <w:lsdException w:name="heading 5" w:uiPriority="9" w:semiHidden="1" w:unhideWhenUsed="1" w:qFormat="1"/>
-    <w:lsdException w:name="heading 6" w:uiPriority="9" w:semiHidden="1" w:unhideWhenUsed="1" w:qFormat="1"/>
-    <w:lsdException w:name="heading 7" w:uiPriority="9" w:semiHidden="1" w:unhideWhenUsed="1" w:qFormat="1"/>
-    <w:lsdException w:name="heading 8" w:uiPriority="9" w:semiHidden="1" w:unhideWhenUsed="1" w:qFormat="1"/>
-    <w:lsdException w:name="heading 9" w:uiPriority="9" w:semiHidden="1" w:unhideWhenUsed="1" w:qFormat="1"/>
-    <w:lsdException w:name="index 1" w:semiHidden="1" w:unhideWhenUsed="1"/>
-    <w:lsdException w:name="index 2" w:semiHidden="1" w:unhideWhenUsed="1"/>
-    <w:lsdException w:name="index 3" w:semiHidden="1" w:unhideWhenUsed="1"/>
-    <w:lsdException w:name="index 4" w:semiHidden="1" w:unhideWhenUsed="1"/>
-    <w:lsdException w:name="index 5" w:semiHidden="1" w:unhideWhenUsed="1"/>
-    <w:lsdException w:name="index 6" w:semiHidden="1" w:unhideWhenUsed="1"/>
-    <w:lsdException w:name="index 7" w:semiHidden="1" w:unhideWhenUsed="1"/>
-    <w:lsdException w:name="index 8" w:semiHidden="1" w:unhideWhenUsed="1"/>
-    <w:lsdException w:name="index 9" w:semiHidden="1" w:unhideWhenUsed="1"/>
-    <w:lsdException w:name="toc 1" w:uiPriority="39" w:semiHidden="1" w:unhideWhenUsed="1"/>
-    <w:lsdException w:name="toc 2" w:uiPriority="39" w:semiHidden="1" w:unhideWhenUsed="1"/>
-    <w:lsdException w:name="toc 3" w:uiPriority="39" w:semiHidden="1" w:unhideWhenUsed="1"/>
-    <w:lsdException w:name="toc 4" w:uiPriority="39" w:semiHidden="1" w:unhideWhenUsed="1"/>
-    <w:lsdException w:name="toc 5" w:uiPriority="39" w:semiHidden="1" w:unhideWhenUsed="1"/>
-    <w:lsdException w:name="toc 6" w:uiPriority="39" w:semiHidden="1" w:unhideWhenUsed="1"/>
-    <w:lsdException w:name="toc 7" w:uiPriority="39" w:semiHidden="1" w:unhideWhenUsed="1"/>
-    <w:lsdException w:name="toc 8" w:uiPriority="39" w:semiHidden="1" w:unhideWhenUsed="1"/>
-    <w:lsdException w:name="toc 9" w:uiPriority="39" w:semiHidden="1" w:unhideWhenUsed="1"/>
-    <w:lsdException w:name="Normal Indent" w:semiHidden="1" w:unhideWhenUsed="1"/>
-    <w:lsdException w:name="footnote text" w:semiHidden="1" w:unhideWhenUsed="1"/>
-    <w:lsdException w:name="annotation text" w:semiHidden="1" w:unhideWhenUsed="1"/>
-    <w:lsdException w:name="header" w:semiHidden="1" w:unhideWhenUsed="1"/>
-    <w:lsdException w:name="footer" w:semiHidden="1" w:unhideWhenUsed="1"/>
-    <w:lsdException w:name="index heading" w:semiHidden="1" w:unhideWhenUsed="1"/>
-    <w:lsdException w:name="caption" w:uiPriority="35" w:semiHidden="1" w:unhideWhenUsed="1" w:qFormat="1"/>
-    <w:lsdException w:name="table of figures" w:semiHidden="1" w:unhideWhenUsed="1"/>
-    <w:lsdException w:name="envelope address" w:semiHidden="1" w:unhideWhenUsed="1"/>
-    <w:lsdException w:name="envelope return" w:semiHidden="1" w:unhideWhenUsed="1"/>
-    <w:lsdException w:name="footnote reference" w:semiHidden="1" w:unhideWhenUsed="1"/>
-    <w:lsdException w:name="annotation reference" w:semiHidden="1" w:unhideWhenUsed="1"/>
-    <w:lsdException w:name="line number" w:semiHidden="1" w:unhideWhenUsed="1"/>
-    <w:lsdException w:name="page number" w:semiHidden="1" w:unhideWhenUsed="1"/>
-    <w:lsdException w:name="endnote reference" w:semiHidden="1" w:unhideWhenUsed="1"/>
-    <w:lsdException w:name="endnote text" w:semiHidden="1" w:unhideWhenUsed="1"/>
-    <w:lsdException w:name="table of authorities" w:semiHidden="1" w:unhideWhenUsed="1"/>
-    <w:lsdException w:name="macro" w:semiHidden="1" w:unhideWhenUsed="1"/>
-    <w:lsdException w:name="toa heading" w:semiHidden="1" w:unhideWhenUsed="1"/>
-    <w:lsdException w:name="List" w:semiHidden="1" w:unhideWhenUsed="1"/>
-    <w:lsdException w:name="List Bullet" w:semiHidden="1" w:unhideWhenUsed="1"/>
-    <w:lsdException w:name="List Number" w:semiHidden="1" w:unhideWhenUsed="1"/>
-    <w:lsdException w:name="List 2" w:semiHidden="1" w:unhideWhenUsed="1"/>
-    <w:lsdException w:name="List 3" w:semiHidden="1" w:unhideWhenUsed="1"/>
-    <w:lsdException w:name="List 4" w:semiHidden="1" w:unhideWhenUsed="1"/>
-    <w:lsdException w:name="List 5" w:semiHidden="1" w:unhideWhenUsed="1"/>
-    <w:lsdException w:name="List Bullet 2" w:semiHidden="1" w:unhideWhenUsed="1"/>
-    <w:lsdException w:name="List Bullet 3" w:semiHidden="1" w:unhideWhenUsed="1"/>
-    <w:lsdException w:name="List Bullet 4" w:semiHidden="1" w:unhideWhenUsed="1"/>
-    <w:lsdException w:name="List Bullet 5" w:semiHidden="1" w:unhideWhenUsed="1"/>
-    <w:lsdException w:name="List Number 2" w:semiHidden="1" w:unhideWhenUsed="1"/>
-    <w:lsdException w:name="List Number 3" w:semiHidden="1" w:unhideWhenUsed="1"/>
-    <w:lsdException w:name="List Number 4" w:semiHidden="1" w:unhideWhenUsed="1"/>
-    <w:lsdException w:name="List Number 5" w:semiHidden="1" w:unhideWhenUsed="1"/>
-    <w:lsdException w:name="Title" w:uiPriority="10" w:qFormat="1"/>
-    <w:lsdException w:name="Closing" w:semiHidden="1" w:unhideWhenUsed="1"/>
-    <w:lsdException w:name="Signature" w:semiHidden="1" w:unhideWhenUsed="1"/>
-    <w:lsdException w:name="Default Paragraph Font" w:uiPriority="1" w:semiHidden="1" w:unhideWhenUsed="1"/>
-    <w:lsdException w:name="Body Text" w:semiHidden="1" w:unhideWhenUsed="1"/>
-    <w:lsdException w:name="Body Text Indent" w:semiHidden="1" w:unhideWhenUsed="1"/>
-    <w:lsdException w:name="List Continue" w:semiHidden="1" w:unhideWhenUsed="1"/>
-    <w:lsdException w:name="List Continue 2" w:semiHidden="1" w:unhideWhenUsed="1"/>
-    <w:lsdException w:name="List Continue 3" w:semiHidden="1" w:unhideWhenUsed="1"/>
-    <w:lsdException w:name="List Continue 4" w:semiHidden="1" w:unhideWhenUsed="1"/>
-    <w:lsdException w:name="List Continue 5" w:semiHidden="1" w:unhideWhenUsed="1"/>
-    <w:lsdException w:name="Message Header" w:semiHidden="1" w:unhideWhenUsed="1"/>
-    <w:lsdException w:name="Subtitle" w:uiPriority="11" w:qFormat="1"/>
-    <w:lsdException w:name="Salutation" w:semiHidden="1" w:unhideWhenUsed="1"/>
-    <w:lsdException w:name="Date" w:semiHidden="1" w:unhideWhenUsed="1"/>
-    <w:lsdException w:name="Body Text First Indent" w:semiHidden="1" w:unhideWhenUsed="1"/>
-    <w:lsdException w:name="Body Text First Indent 2" w:semiHidden="1" w:unhideWhenUsed="1"/>
-    <w:lsdException w:name="Note Heading" w:semiHidden="1" w:unhideWhenUsed="1"/>
-    <w:lsdException w:name="Body Text 2" w:semiHidden="1" w:unhideWhenUsed="1"/>
-    <w:lsdException w:name="Body Text 3" w:semiHidden="1" w:unhideWhenUsed="1"/>
-    <w:lsdException w:name="Body Text Indent 2" w:semiHidden="1" w:unhideWhenUsed="1"/>
-    <w:lsdException w:name="Body Text Indent 3" w:semiHidden="1" w:unhideWhenUsed="1"/>
-    <w:lsdException w:name="Block Text" w:semiHidden="1" w:unhideWhenUsed="1"/>
-    <w:lsdException w:name="Hyperlink" w:semiHidden="1" w:unhideWhenUsed="1"/>
-    <w:lsdException w:name="FollowedHyperlink" w:semiHidden="1" w:unhideWhenUsed="1"/>
-    <w:lsdException w:name="Strong" w:uiPriority="22" w:qFormat="1"/>
-    <w:lsdException w:name="Emphasis" w:uiPriority="20" w:qFormat="1"/>
-    <w:lsdException w:name="Document Map" w:semiHidden="1" w:unhideWhenUsed="1"/>
-    <w:lsdException w:name="Plain Text" w:semiHidden="1" w:unhideWhenUsed="1"/>
-    <w:lsdException w:name="E-mail Signature" w:semiHidden="1" w:unhideWhenUsed="1"/>
-    <w:lsdException w:name="HTML Top of Form" w:semiHidden="1" w:unhideWhenUsed="1"/>
-    <w:lsdException w:name="HTML Bottom of Form" w:semiHidden="1" w:unhideWhenUsed="1"/>
-    <w:lsdException w:name="Normal (Web)" w:semiHidden="1" w:unhideWhenUsed="1"/>
-    <w:lsdException w:name="HTML Acronym" w:semiHidden="1" w:unhideWhenUsed="1"/>
-    <w:lsdException w:name="HTML Address" w:semiHidden="1" w:unhideWhenUsed="1"/>
-    <w:lsdException w:name="HTML Cite" w:semiHidden="1" w:unhideWhenUsed="1"/>
-    <w:lsdException w:name="HTML Code" w:semiHidden="1" w:unhideWhenUsed="1"/>
-    <w:lsdException w:name="HTML Definition" w:semiHidden="1" w:unhideWhenUsed="1"/>
-    <w:lsdException w:name="HTML Keyboard" w:semiHidden="1" w:unhideWhenUsed="1"/>
-    <w:lsdException w:name="HTML Preformatted" w:semiHidden="1" w:unhideWhenUsed="1"/>
-    <w:lsdException w:name="HTML Sample" w:semiHidden="1" w:unhideWhenUsed="1"/>
-    <w:lsdException w:name="HTML Typewriter" w:semiHidden="1" w:unhideWhenUsed="1"/>
-    <w:lsdException w:name="HTML Variable" w:semiHidden="1" w:unhideWhenUsed="1"/>
-    <w:lsdException w:name="Normal Table" w:semiHidden="1" w:unhideWhenUsed="1"/>
-    <w:lsdException w:name="annotation subject" w:semiHidden="1" w:unhideWhenUsed="1"/>
-    <w:lsdException w:name="No List" w:semiHidden="1" w:unhideWhenUsed="1"/>
-    <w:lsdException w:name="Outline List 1" w:semiHidden="1" w:unhideWhenUsed="1"/>
-    <w:lsdException w:name="Outline List 2" w:semiHidden="1" w:unhideWhenUsed="1"/>
-    <w:lsdException w:name="Outline List 3" w:semiHidden="1" w:unhideWhenUsed="1"/>
-    <w:lsdException w:name="Table Simple 1" w:semiHidden="1" w:unhideWhenUsed="1"/>
-    <w:lsdException w:name="Table Simple 2" w:semiHidden="1" w:unhideWhenUsed="1"/>
-    <w:lsdException w:name="Table Simple 3" w:semiHidden="1" w:unhideWhenUsed="1"/>
-    <w:lsdException w:name="Table Classic 1" w:semiHidden="1" w:unhideWhenUsed="1"/>
-    <w:lsdException w:name="Table Classic 2" w:semiHidden="1" w:unhideWhenUsed="1"/>
-    <w:lsdException w:name="Table Classic 3" w:semiHidden="1" w:unhideWhenUsed="1"/>
-    <w:lsdException w:name="Table Classic 4" w:semiHidden="1" w:unhideWhenUsed="1"/>
-    <w:lsdException w:name="Table Colorful 1" w:semiHidden="1" w:unhideWhenUsed="1"/>
-    <w:lsdException w:name="Table Colorful 2" w:semiHidden="1" w:unhideWhenUsed="1"/>
-    <w:lsdException w:name="Table Colorful 3" w:semiHidden="1" w:unhideWhenUsed="1"/>
-    <w:lsdException w:name="Table Columns 1" w:semiHidden="1" w:unhideWhenUsed="1"/>
-    <w:lsdException w:name="Table Columns 2" w:semiHidden="1" w:unhideWhenUsed="1"/>
-    <w:lsdException w:name="Table Columns 3" w:semiHidden="1" w:unhideWhenUsed="1"/>
-    <w:lsdException w:name="Table Columns 4" w:semiHidden="1" w:unhideWhenUsed="1"/>
-    <w:lsdException w:name="Table Columns 5" w:semiHidden="1" w:unhideWhenUsed="1"/>
-    <w:lsdException w:name="Table Grid 1" w:semiHidden="1" w:unhideWhenUsed="1"/>
-    <w:lsdException w:name="Table Grid 2" w:semiHidden="1" w:unhideWhenUsed="1"/>
-    <w:lsdException w:name="Table Grid 3" w:semiHidden="1" w:unhideWhenUsed="1"/>
-    <w:lsdException w:name="Table Grid 4" w:semiHidden="1" w:unhideWhenUsed="1"/>
-    <w:lsdException w:name="Table Grid 5" w:semiHidden="1" w:unhideWhenUsed="1"/>
-    <w:lsdException w:name="Table Grid 6" w:semiHidden="1" w:unhideWhenUsed="1"/>
-    <w:lsdException w:name="Table Grid 7" w:semiHidden="1" w:unhideWhenUsed="1"/>
-    <w:lsdException w:name="Table Grid 8" w:semiHidden="1" w:unhideWhenUsed="1"/>
-    <w:lsdException w:name="Table List 1" w:semiHidden="1" w:unhideWhenUsed="1"/>
-    <w:lsdException w:name="Table List 2" w:semiHidden="1" w:unhideWhenUsed="1"/>
-    <w:lsdException w:name="Table List 3" w:semiHidden="1" w:unhideWhenUsed="1"/>
-    <w:lsdException w:name="Table List 4" w:semiHidden="1" w:unhideWhenUsed="1"/>
-    <w:lsdException w:name="Table List 5" w:semiHidden="1" w:unhideWhenUsed="1"/>
-    <w:lsdException w:name="Table List 6" w:semiHidden="1" w:unhideWhenUsed="1"/>
-    <w:lsdException w:name="Table List 7" w:semiHidden="1" w:unhideWhenUsed="1"/>
-    <w:lsdException w:name="Table List 8" w:semiHidden="1" w:unhideWhenUsed="1"/>
-    <w:lsdException w:name="Table 3D effects 1" w:semiHidden="1" w:unhideWhenUsed="1"/>
-    <w:lsdException w:name="Table 3D effects 2" w:semiHidden="1" w:unhideWhenUsed="1"/>
-    <w:lsdException w:name="Table 3D effects 3" w:semiHidden="1" w:unhideWhenUsed="1"/>
-    <w:lsdException w:name="Table Contemporary" w:semiHidden="1" w:unhideWhenUsed="1"/>
-    <w:lsdException w:name="Table Elegant" w:semiHidden="1" w:unhideWhenUsed="1"/>
-    <w:lsdException w:name="Table Professional" w:semiHidden="1" w:unhideWhenUsed="1"/>
-    <w:lsdException w:name="Table Subtle 1" w:semiHidden="1" w:unhideWhenUsed="1"/>
-    <w:lsdException w:name="Table Subtle 2" w:semiHidden="1" w:unhideWhenUsed="1"/>
-    <w:lsdException w:name="Table Web 1" w:semiHidden="1" w:unhideWhenUsed="1"/>
-    <w:lsdException w:name="Table Web 2" w:semiHidden="1" w:unhideWhenUsed="1"/>
-    <w:lsdException w:name="Table Web 3" w:semiHidden="1" w:unhideWhenUsed="1"/>
-    <w:lsdException w:name="Balloon Text" w:semiHidden="1" w:unhideWhenUsed="1"/>
-    <w:lsdException w:name="Table Grid" w:uiPriority="39"/>
-    <w:lsdException w:name="Table Theme" w:semiHidden="1" w:unhideWhenUsed="1"/>
-    <w:lsdException w:name="Placeholder Text" w:semiHidden="1"/>
-    <w:lsdException w:name="No Spacing" w:uiPriority="1" w:qFormat="1"/>
-    <w:lsdException w:name="Light Shading" w:uiPriority="60"/>
-    <w:lsdException w:name="Light List" w:uiPriority="61"/>
-    <w:lsdException w:name="Light Grid" w:uiPriority="62"/>
-    <w:lsdException w:name="Medium Shading 1" w:uiPriority="63"/>
-    <w:lsdException w:name="Medium Shading 2" w:uiPriority="64"/>
-    <w:lsdException w:name="Medium List 1" w:uiPriority="65"/>
-    <w:lsdException w:name="Medium List 2" w:uiPriority="66"/>
-    <w:lsdException w:name="Medium Grid 1" w:uiPriority="67"/>
-    <w:lsdException w:name="Medium Grid 2" w:uiPriority="68"/>
-    <w:lsdException w:name="Medium Grid 3" w:uiPriority="69"/>
-    <w:lsdException w:name="Dark List" w:uiPriority="70"/>
-    <w:lsdException w:name="Colorful Shading" w:uiPriority="71"/>
-    <w:lsdException w:name="Colorful List" w:uiPriority="72"/>
-    <w:lsdException w:name="Colorful Grid" w:uiPriority="73"/>
-    <w:lsdException w:name="Light Shading Accent 1" w:uiPriority="60"/>
-    <w:lsdException w:name="Light List Accent 1" w:uiPriority="61"/>
-    <w:lsdException w:name="Light Grid Accent 1" w:uiPriority="62"/>
-    <w:lsdException w:name="Medium Shading 1 Accent 1" w:uiPriority="63"/>
-    <w:lsdException w:name="Medium Shading 2 Accent 1" w:uiPriority="64"/>
-    <w:lsdException w:name="Medium List 1 Accent 1" w:uiPriority="65"/>
-    <w:lsdException w:name="Revision" w:semiHidden="1"/>
-    <w:lsdException w:name="List Paragraph" w:uiPriority="34" w:qFormat="1"/>
-    <w:lsdException w:name="Quote" w:uiPriority="29" w:qFormat="1"/>
-    <w:lsdException w:name="Intense Quote" w:uiPriority="30" w:qFormat="1"/>
-    <w:lsdException w:name="Medium List 2 Accent 1" w:uiPriority="66"/>
-    <w:lsdException w:name="Medium Grid 1 Accent 1" w:uiPriority="67"/>
-    <w:lsdException w:name="Medium Grid 2 Accent 1" w:uiPriority="68"/>
-    <w:lsdException w:name="Medium Grid 3 Accent 1" w:uiPriority="69"/>
-    <w:lsdException w:name="Dark List Accent 1" w:uiPriority="70"/>
-    <w:lsdException w:name="Colorful Shading Accent 1" w:uiPriority="71"/>
-    <w:lsdException w:name="Colorful List Accent 1" w:uiPriority="72"/>
-    <w:lsdException w:name="Colorful Grid Accent 1" w:uiPriority="73"/>
-    <w:lsdException w:name="Light Shading Accent 2" w:uiPriority="60"/>
-    <w:lsdException w:name="Light List Accent 2" w:uiPriority="61"/>
-    <w:lsdException w:name="Light Grid Accent 2" w:uiPriority="62"/>
-    <w:lsdException w:name="Medium Shading 1 Accent 2" w:uiPriority="63"/>
-    <w:lsdException w:name="Medium Shading 2 Accent 2" w:uiPriority="64"/>
-    <w:lsdException w:name="Medium List 1 Accent 2" w:uiPriority="65"/>
-    <w:lsdException w:name="Medium List 2 Accent 2" w:uiPriority="66"/>
-    <w:lsdException w:name="Medium Grid 1 Accent 2" w:uiPriority="67"/>
-    <w:lsdException w:name="Medium Grid 2 Accent 2" w:uiPriority="68"/>
-    <w:lsdException w:name="Medium Grid 3 Accent 2" w:uiPriority="69"/>
-    <w:lsdException w:name="Dark List Accent 2" w:uiPriority="70"/>
-    <w:lsdException w:name="Colorful Shading Accent 2" w:uiPriority="71"/>
-    <w:lsdException w:name="Colorful List Accent 2" w:uiPriority="72"/>
-    <w:lsdException w:name="Colorful Grid Accent 2" w:uiPriority="73"/>
-    <w:lsdException w:name="Light Shading Accent 3" w:uiPriority="60"/>
-    <w:lsdException w:name="Light List Accent 3" w:uiPriority="61"/>
-    <w:lsdException w:name="Light Grid Accent 3" w:uiPriority="62"/>
-    <w:lsdException w:name="Medium Shading 1 Accent 3" w:uiPriority="63"/>
-    <w:lsdException w:name="Medium Shading 2 Accent 3" w:uiPriority="64"/>
-    <w:lsdException w:name="Medium List 1 Accent 3" w:uiPriority="65"/>
-    <w:lsdException w:name="Medium List 2 Accent 3" w:uiPriority="66"/>
-    <w:lsdException w:name="Medium Grid 1 Accent 3" w:uiPriority="67"/>
-    <w:lsdException w:name="Medium Grid 2 Accent 3" w:uiPriority="68"/>
-    <w:lsdException w:name="Medium Grid 3 Accent 3" w:uiPriority="69"/>
-    <w:lsdException w:name="Dark List Accent 3" w:uiPriority="70"/>
-    <w:lsdException w:name="Colorful Shading Accent 3" w:uiPriority="71"/>
-    <w:lsdException w:name="Colorful List Accent 3" w:uiPriority="72"/>
-    <w:lsdException w:name="Colorful Grid Accent 3" w:uiPriority="73"/>
-    <w:lsdException w:name="Light Shading Accent 4" w:uiPriority="60"/>
-    <w:lsdException w:name="Light List Accent 4" w:uiPriority="61"/>
-    <w:lsdException w:name="Light Grid Accent 4" w:uiPriority="62"/>
-    <w:lsdException w:name="Medium Shading 1 Accent 4" w:uiPriority="63"/>
-    <w:lsdException w:name="Medium Shading 2 Accent 4" w:uiPriority="64"/>
-    <w:lsdException w:name="Medium List 1 Accent 4" w:uiPriority="65"/>
-    <w:lsdException w:name="Medium List 2 Accent 4" w:uiPriority="66"/>
-    <w:lsdException w:name="Medium Grid 1 Accent 4" w:uiPriority="67"/>
-    <w:lsdException w:name="Medium Grid 2 Accent 4" w:uiPriority="68"/>
-    <w:lsdException w:name="Medium Grid 3 Accent 4" w:uiPriority="69"/>
-    <w:lsdException w:name="Dark List Accent 4" w:uiPriority="70"/>
-    <w:lsdException w:name="Colorful Shading Accent 4" w:uiPriority="71"/>
-    <w:lsdException w:name="Colorful List Accent 4" w:uiPriority="72"/>
-    <w:lsdException w:name="Colorful Grid Accent 4" w:uiPriority="73"/>
-    <w:lsdException w:name="Light Shading Accent 5" w:uiPriority="60"/>
-    <w:lsdException w:name="Light List Accent 5" w:uiPriority="61"/>
-    <w:lsdException w:name="Light Grid Accent 5" w:uiPriority="62"/>
-    <w:lsdException w:name="Medium Shading 1 Accent 5" w:uiPriority="63"/>
-    <w:lsdException w:name="Medium Shading 2 Accent 5" w:uiPriority="64"/>
-    <w:lsdException w:name="Medium List 1 Accent 5" w:uiPriority="65"/>
-    <w:lsdException w:name="Medium List 2 Accent 5" w:uiPriority="66"/>
-    <w:lsdException w:name="Medium Grid 1 Accent 5" w:uiPriority="67"/>
-    <w:lsdException w:name="Medium Grid 2 Accent 5" w:uiPriority="68"/>
-    <w:lsdException w:name="Medium Grid 3 Accent 5" w:uiPriority="69"/>
-    <w:lsdException w:name="Dark List Accent 5" w:uiPriority="70"/>
-    <w:lsdException w:name="Colorful Shading Accent 5" w:uiPriority="71"/>
-    <w:lsdException w:name="Colorful List Accent 5" w:uiPriority="72"/>
-    <w:lsdException w:name="Colorful Grid Accent 5" w:uiPriority="73"/>
-    <w:lsdException w:name="Light Shading Accent 6" w:uiPriority="60"/>
-    <w:lsdException w:name="Light List Accent 6" w:uiPriority="61"/>
-    <w:lsdException w:name="Light Grid Accent 6" w:uiPriority="62"/>
-    <w:lsdException w:name="Medium Shading 1 Accent 6" w:uiPriority="63"/>
-    <w:lsdException w:name="Medium Shading 2 Accent 6" w:uiPriority="64"/>
-    <w:lsdException w:name="Medium List 1 Accent 6" w:uiPriority="65"/>
-    <w:lsdException w:name="Medium List 2 Accent 6" w:uiPriority="66"/>
-    <w:lsdException w:name="Medium Grid 1 Accent 6" w:uiPriority="67"/>
-    <w:lsdException w:name="Medium Grid 2 Accent 6" w:uiPriority="68"/>
-    <w:lsdException w:name="Medium Grid 3 Accent 6" w:uiPriority="69"/>
-    <w:lsdException w:name="Dark List Accent 6" w:uiPriority="70"/>
-    <w:lsdException w:name="Colorful Shading Accent 6" w:uiPriority="71"/>
-    <w:lsdException w:name="Colorful List Accent 6" w:uiPriority="72"/>
-    <w:lsdException w:name="Colorful Grid Accent 6" w:uiPriority="73"/>
-    <w:lsdException w:name="Subtle Emphasis" w:uiPriority="19" w:qFormat="1"/>
-    <w:lsdException w:name="Intense Emphasis" w:uiPriority="21" w:qFormat="1"/>
-    <w:lsdException w:name="Subtle Reference" w:uiPriority="31" w:qFormat="1"/>
-    <w:lsdException w:name="Intense Reference" w:uiPriority="32" w:qFormat="1"/>
-    <w:lsdException w:name="Book Title" w:uiPriority="33" w:qFormat="1"/>
-    <w:lsdException w:name="Bibliography" w:uiPriority="37" w:semiHidden="1" w:unhideWhenUsed="1"/>
-    <w:lsdException w:name="TOC Heading" w:uiPriority="39" w:semiHidden="1" w:unhideWhenUsed="1" w:qFormat="1"/>
-    <w:lsdException w:name="Plain Table 1" w:uiPriority="41"/>
-    <w:lsdException w:name="Plain Table 2" w:uiPriority="42"/>
-    <w:lsdException w:name="Plain Table 3" w:uiPriority="43"/>
-    <w:lsdException w:name="Plain Table 4" w:uiPriority="44"/>
-    <w:lsdException w:name="Plain Table 5" w:uiPriority="45"/>
-    <w:lsdException w:name="Grid Table Light" w:uiPriority="40"/>
-    <w:lsdException w:name="Grid Table 1 Light" w:uiPriority="46"/>
-    <w:lsdException w:name="Grid Table 2" w:uiPriority="47"/>
-    <w:lsdException w:name="Grid Table 3" w:uiPriority="48"/>
-    <w:lsdException w:name="Grid Table 4" w:uiPriority="49"/>
-    <w:lsdException w:name="Grid Table 5 Dark" w:uiPriority="50"/>
-    <w:lsdException w:name="Grid Table 6 Colorful" w:uiPriority="51"/>
-    <w:lsdException w:name="Grid Table 7 Colorful" w:uiPriority="52"/>
-    <w:lsdException w:name="Grid Table 1 Light Accent 1" w:uiPriority="46"/>
-    <w:lsdException w:name="Grid Table 2 Accent 1" w:uiPriority="47"/>
-    <w:lsdException w:name="Grid Table 3 Accent 1" w:uiPriority="48"/>
-    <w:lsdException w:name="Grid Table 4 Accent 1" w:uiPriority="49"/>
-    <w:lsdException w:name="Grid Table 5 Dark Accent 1" w:uiPriority="50"/>
-    <w:lsdException w:name="Grid Table 6 Colorful Accent 1" w:uiPriority="51"/>
-    <w:lsdException w:name="Grid Table 7 Colorful Accent 1" w:uiPriority="52"/>
-    <w:lsdException w:name="Grid Table 1 Light Accent 2" w:uiPriority="46"/>
-    <w:lsdException w:name="Grid Table 2 Accent 2" w:uiPriority="47"/>
-    <w:lsdException w:name="Grid Table 3 Accent 2" w:uiPriority="48"/>
-    <w:lsdException w:name="Grid Table 4 Accent 2" w:uiPriority="49"/>
-    <w:lsdException w:name="Grid Table 5 Dark Accent 2" w:uiPriority="50"/>
-    <w:lsdException w:name="Grid Table 6 Colorful Accent 2" w:uiPriority="51"/>
-    <w:lsdException w:name="Grid Table 7 Colorful Accent 2" w:uiPriority="52"/>
-    <w:lsdException w:name="Grid Table 1 Light Accent 3" w:uiPriority="46"/>
-    <w:lsdException w:name="Grid Table 2 Accent 3" w:uiPriority="47"/>
-    <w:lsdException w:name="Grid Table 3 Accent 3" w:uiPriority="48"/>
-    <w:lsdException w:name="Grid Table 4 Accent 3" w:uiPriority="49"/>
-    <w:lsdException w:name="Grid Table 5 Dark Accent 3" w:uiPriority="50"/>
-    <w:lsdException w:name="Grid Table 6 Colorful Accent 3" w:uiPriority="51"/>
-    <w:lsdException w:name="Grid Table 7 Colorful Accent 3" w:uiPriority="52"/>
-    <w:lsdException w:name="Grid Table 1 Light Accent 4" w:uiPriority="46"/>
-    <w:lsdException w:name="Grid Table 2 Accent 4" w:uiPriority="47"/>
-    <w:lsdException w:name="Grid Table 3 Accent 4" w:uiPriority="48"/>
-    <w:lsdException w:name="Grid Table 4 Accent 4" w:uiPriority="49"/>
-    <w:lsdException w:name="Grid Table 5 Dark Accent 4" w:uiPriority="50"/>
-    <w:lsdException w:name="Grid Table 6 Colorful Accent 4" w:uiPriority="51"/>
-    <w:lsdException w:name="Grid Table 7 Colorful Accent 4" w:uiPriority="52"/>
-    <w:lsdException w:name="Grid Table 1 Light Accent 5" w:uiPriority="46"/>
-    <w:lsdException w:name="Grid Table 2 Accent 5" w:uiPriority="47"/>
-    <w:lsdException w:name="Grid Table 3 Accent 5" w:uiPriority="48"/>
-    <w:lsdException w:name="Grid Table 4 Accent 5" w:uiPriority="49"/>
-    <w:lsdException w:name="Grid Table 5 Dark Accent 5" w:uiPriority="50"/>
-    <w:lsdException w:name="Grid Table 6 Colorful Accent 5" w:uiPriority="51"/>
-    <w:lsdException w:name="Grid Table 7 Colorful Accent 5" w:uiPriority="52"/>
-    <w:lsdException w:name="Grid Table 1 Light Accent 6" w:uiPriority="46"/>
-    <w:lsdException w:name="Grid Table 2 Accent 6" w:uiPriority="47"/>
-    <w:lsdException w:name="Grid Table 3 Accent 6" w:uiPriority="48"/>
-    <w:lsdException w:name="Grid Table 4 Accent 6" w:uiPriority="49"/>
-    <w:lsdException w:name="Grid Table 5 Dark Accent 6" w:uiPriority="50"/>
-    <w:lsdException w:name="Grid Table 6 Colorful Accent 6" w:uiPriority="51"/>
-    <w:lsdException w:name="Grid Table 7 Colorful Accent 6" w:uiPriority="52"/>
-    <w:lsdException w:name="List Table 1 Light" w:uiPriority="46"/>
-    <w:lsdException w:name="List Table 2" w:uiPriority="47"/>
-    <w:lsdException w:name="List Table 3" w:uiPriority="48"/>
-    <w:lsdException w:name="List Table 4" w:uiPriority="49"/>
-    <w:lsdException w:name="List Table 5 Dark" w:uiPriority="50"/>
-    <w:lsdException w:name="List Table 6 Colorful" w:uiPriority="51"/>
-    <w:lsdException w:name="List Table 7 Colorful" w:uiPriority="52"/>
-    <w:lsdException w:name="List Table 1 Light Accent 1" w:uiPriority="46"/>
-    <w:lsdException w:name="List Table 2 Accent 1" w:uiPriority="47"/>
-    <w:lsdException w:name="List Table 3 Accent 1" w:uiPriority="48"/>
-    <w:lsdException w:name="List Table 4 Accent 1" w:uiPriority="49"/>
-    <w:lsdException w:name="List Table 5 Dark Accent 1" w:uiPriority="50"/>
-    <w:lsdException w:name="List Table 6 Colorful Accent 1" w:uiPriority="51"/>
-    <w:lsdException w:name="List Table 7 Colorful Accent 1" w:uiPriority="52"/>
-    <w:lsdException w:name="List Table 1 Light Accent 2" w:uiPriority="46"/>
-    <w:lsdException w:name="List Table 2 Accent 2" w:uiPriority="47"/>
-    <w:lsdException w:name="List Table 3 Accent 2" w:uiPriority="48"/>
-    <w:lsdException w:name="List Table 4 Accent 2" w:uiPriority="49"/>
-    <w:lsdException w:name="List Table 5 Dark Accent 2" w:uiPriority="50"/>
-    <w:lsdException w:name="List Table 6 Colorful Accent 2" w:uiPriority="51"/>
-    <w:lsdException w:name="List Table 7 Colorful Accent 2" w:uiPriority="52"/>
-    <w:lsdException w:name="List Table 1 Light Accent 3" w:uiPriority="46"/>
-    <w:lsdException w:name="List Table 2 Accent 3" w:uiPriority="47"/>
-    <w:lsdException w:name="List Table 3 Accent 3" w:uiPriority="48"/>
-    <w:lsdException w:name="List Table 4 Accent 3" w:uiPriority="49"/>
-    <w:lsdException w:name="List Table 5 Dark Accent 3" w:uiPriority="50"/>
-    <w:lsdException w:name="List Table 6 Colorful Accent 3" w:uiPriority="51"/>
-    <w:lsdException w:name="List Table 7 Colorful Accent 3" w:uiPriority="52"/>
-    <w:lsdException w:name="List Table 1 Light Accent 4" w:uiPriority="46"/>
-    <w:lsdException w:name="List Table 2 Accent 4" w:uiPriority="47"/>
-    <w:lsdException w:name="List Table 3 Accent 4" w:uiPriority="48"/>
-    <w:lsdException w:name="List Table 4 Accent 4" w:uiPriority="49"/>
-    <w:lsdException w:name="List Table 5 Dark Accent 4" w:uiPriority="50"/>
-    <w:lsdException w:name="List Table 6 Colorful Accent 4" w:uiPriority="51"/>
-    <w:lsdException w:name="List Table 7 Colorful Accent 4" w:uiPriority="52"/>
-    <w:lsdException w:name="List Table 1 Light Accent 5" w:uiPriority="46"/>
-    <w:lsdException w:name="List Table 2 Accent 5" w:uiPriority="47"/>
-    <w:lsdException w:name="List Table 3 Accent 5" w:uiPriority="48"/>
-    <w:lsdException w:name="List Table 4 Accent 5" w:uiPriority="49"/>
-    <w:lsdException w:name="List Table 5 Dark Accent 5" w:uiPriority="50"/>
-    <w:lsdException w:name="List Table 6 Colorful Accent 5" w:uiPriority="51"/>
-    <w:lsdException w:name="List Table 7 Colorful Accent 5" w:uiPriority="52"/>
-    <w:lsdException w:name="List Table 1 Light Accent 6" w:uiPriority="46"/>
-    <w:lsdException w:name="List Table 2 Accent 6" w:uiPriority="47"/>
-    <w:lsdException w:name="List Table 3 Accent 6" w:uiPriority="48"/>
-    <w:lsdException w:name="List Table 4 Accent 6" w:uiPriority="49"/>
-    <w:lsdException w:name="List Table 5 Dark Accent 6" w:uiPriority="50"/>
-    <w:lsdException w:name="List Table 6 Colorful Accent 6" w:uiPriority="51"/>
-    <w:lsdException w:name="List Table 7 Colorful Accent 6" w:uiPriority="52"/>
+  <w:latentStyles w:count="260" w:defQFormat="0" w:defUnhideWhenUsed="1" w:defSemiHidden="1" w:defUIPriority="99" w:defLockedState="0">
+    <w:lsdException w:qFormat="1" w:unhideWhenUsed="0" w:uiPriority="0" w:semiHidden="0" w:name="Normal"/>
+    <w:lsdException w:qFormat="1" w:unhideWhenUsed="0" w:uiPriority="9" w:semiHidden="0" w:name="heading 1"/>
+    <w:lsdException w:qFormat="1" w:uiPriority="9" w:semiHidden="0" w:name="heading 2"/>
+    <w:lsdException w:qFormat="1" w:uiPriority="9" w:name="heading 3"/>
+    <w:lsdException w:qFormat="1" w:uiPriority="9" w:name="heading 4"/>
+    <w:lsdException w:qFormat="1" w:uiPriority="9" w:name="heading 5"/>
+    <w:lsdException w:qFormat="1" w:uiPriority="9" w:name="heading 6"/>
+    <w:lsdException w:qFormat="1" w:uiPriority="9" w:name="heading 7"/>
+    <w:lsdException w:qFormat="1" w:uiPriority="9" w:name="heading 8"/>
+    <w:lsdException w:qFormat="1" w:uiPriority="9" w:name="heading 9"/>
+    <w:lsdException w:uiPriority="99" w:name="index 1"/>
+    <w:lsdException w:uiPriority="99" w:name="index 2"/>
+    <w:lsdException w:uiPriority="99" w:name="index 3"/>
+    <w:lsdException w:uiPriority="99" w:name="index 4"/>
+    <w:lsdException w:uiPriority="99" w:name="index 5"/>
+    <w:lsdException w:uiPriority="99" w:name="index 6"/>
+    <w:lsdException w:uiPriority="99" w:name="index 7"/>
+    <w:lsdException w:uiPriority="99" w:name="index 8"/>
+    <w:lsdException w:uiPriority="99" w:name="index 9"/>
+    <w:lsdException w:uiPriority="39" w:name="toc 1"/>
+    <w:lsdException w:uiPriority="39" w:name="toc 2"/>
+    <w:lsdException w:uiPriority="39" w:name="toc 3"/>
+    <w:lsdException w:uiPriority="39" w:name="toc 4"/>
+    <w:lsdException w:uiPriority="39" w:name="toc 5"/>
+    <w:lsdException w:uiPriority="39" w:name="toc 6"/>
+    <w:lsdException w:uiPriority="39" w:name="toc 7"/>
+    <w:lsdException w:uiPriority="39" w:name="toc 8"/>
+    <w:lsdException w:uiPriority="39" w:name="toc 9"/>
+    <w:lsdException w:uiPriority="99" w:name="Normal Indent"/>
+    <w:lsdException w:uiPriority="99" w:name="footnote text"/>
+    <w:lsdException w:uiPriority="99" w:name="annotation text"/>
+    <w:lsdException w:uiPriority="99" w:name="header"/>
+    <w:lsdException w:uiPriority="99" w:name="footer"/>
+    <w:lsdException w:uiPriority="99" w:name="index heading"/>
+    <w:lsdException w:qFormat="1" w:uiPriority="35" w:name="caption"/>
+    <w:lsdException w:uiPriority="99" w:name="table of figures"/>
+    <w:lsdException w:uiPriority="99" w:name="envelope address"/>
+    <w:lsdException w:uiPriority="99" w:name="envelope return"/>
+    <w:lsdException w:uiPriority="99" w:name="footnote reference"/>
+    <w:lsdException w:uiPriority="99" w:name="annotation reference"/>
+    <w:lsdException w:uiPriority="99" w:name="line number"/>
+    <w:lsdException w:uiPriority="99" w:name="page number"/>
+    <w:lsdException w:uiPriority="99" w:name="endnote reference"/>
+    <w:lsdException w:uiPriority="99" w:name="endnote text"/>
+    <w:lsdException w:uiPriority="99" w:name="table of authorities"/>
+    <w:lsdException w:uiPriority="99" w:name="macro"/>
+    <w:lsdException w:uiPriority="99" w:name="toa heading"/>
+    <w:lsdException w:uiPriority="99" w:name="List"/>
+    <w:lsdException w:uiPriority="99" w:name="List Bullet"/>
+    <w:lsdException w:uiPriority="99" w:name="List Number"/>
+    <w:lsdException w:uiPriority="99" w:name="List 2"/>
+    <w:lsdException w:uiPriority="99" w:name="List 3"/>
+    <w:lsdException w:uiPriority="99" w:name="List 4"/>
+    <w:lsdException w:uiPriority="99" w:name="List 5"/>
+    <w:lsdException w:uiPriority="99" w:name="List Bullet 2"/>
+    <w:lsdException w:uiPriority="99" w:name="List Bullet 3"/>
+    <w:lsdException w:uiPriority="99" w:name="List Bullet 4"/>
+    <w:lsdException w:uiPriority="99" w:name="List Bullet 5"/>
+    <w:lsdException w:uiPriority="99" w:name="List Number 2"/>
+    <w:lsdException w:uiPriority="99" w:name="List Number 3"/>
+    <w:lsdException w:uiPriority="99" w:name="List Number 4"/>
+    <w:lsdException w:uiPriority="99" w:name="List Number 5"/>
+    <w:lsdException w:qFormat="1" w:unhideWhenUsed="0" w:uiPriority="10" w:semiHidden="0" w:name="Title"/>
+    <w:lsdException w:uiPriority="99" w:name="Closing"/>
+    <w:lsdException w:uiPriority="99" w:name="Signature"/>
+    <w:lsdException w:uiPriority="1" w:name="Default Paragraph Font"/>
+    <w:lsdException w:uiPriority="99" w:name="Body Text"/>
+    <w:lsdException w:uiPriority="99" w:name="Body Text Indent"/>
+    <w:lsdException w:uiPriority="99" w:name="List Continue"/>
+    <w:lsdException w:uiPriority="99" w:name="List Continue 2"/>
+    <w:lsdException w:uiPriority="99" w:name="List Continue 3"/>
+    <w:lsdException w:uiPriority="99" w:name="List Continue 4"/>
+    <w:lsdException w:uiPriority="99" w:name="List Continue 5"/>
+    <w:lsdException w:uiPriority="99" w:name="Message Header"/>
+    <w:lsdException w:qFormat="1" w:unhideWhenUsed="0" w:uiPriority="11" w:semiHidden="0" w:name="Subtitle"/>
+    <w:lsdException w:uiPriority="99" w:name="Salutation"/>
+    <w:lsdException w:uiPriority="99" w:name="Date"/>
+    <w:lsdException w:uiPriority="99" w:name="Body Text First Indent"/>
+    <w:lsdException w:uiPriority="99" w:name="Body Text First Indent 2"/>
+    <w:lsdException w:uiPriority="99" w:name="Note Heading"/>
+    <w:lsdException w:uiPriority="99" w:name="Body Text 2"/>
+    <w:lsdException w:uiPriority="99" w:name="Body Text 3"/>
+    <w:lsdException w:uiPriority="99" w:name="Body Text Indent 2"/>
+    <w:lsdException w:uiPriority="99" w:name="Body Text Indent 3"/>
+    <w:lsdException w:uiPriority="99" w:name="Block Text"/>
+    <w:lsdException w:uiPriority="99" w:name="Hyperlink"/>
+    <w:lsdException w:uiPriority="99" w:name="FollowedHyperlink"/>
+    <w:lsdException w:qFormat="1" w:unhideWhenUsed="0" w:uiPriority="22" w:semiHidden="0" w:name="Strong"/>
+    <w:lsdException w:qFormat="1" w:unhideWhenUsed="0" w:uiPriority="20" w:semiHidden="0" w:name="Emphasis"/>
+    <w:lsdException w:uiPriority="99" w:name="Document Map"/>
+    <w:lsdException w:uiPriority="99" w:name="Plain Text"/>
+    <w:lsdException w:uiPriority="99" w:name="E-mail Signature"/>
+    <w:lsdException w:uiPriority="99" w:name="Normal (Web)"/>
+    <w:lsdException w:uiPriority="99" w:name="HTML Acronym"/>
+    <w:lsdException w:uiPriority="99" w:name="HTML Address"/>
+    <w:lsdException w:uiPriority="99" w:name="HTML Cite"/>
+    <w:lsdException w:uiPriority="99" w:name="HTML Code"/>
+    <w:lsdException w:uiPriority="99" w:name="HTML Definition"/>
+    <w:lsdException w:uiPriority="99" w:name="HTML Keyboard"/>
+    <w:lsdException w:uiPriority="99" w:name="HTML Preformatted"/>
+    <w:lsdException w:uiPriority="99" w:name="HTML Sample"/>
+    <w:lsdException w:uiPriority="99" w:name="HTML Typewriter"/>
+    <w:lsdException w:uiPriority="99" w:name="HTML Variable"/>
+    <w:lsdException w:uiPriority="99" w:name="Normal Table"/>
+    <w:lsdException w:uiPriority="99" w:name="annotation subject"/>
+    <w:lsdException w:uiPriority="99" w:name="Table Simple 1"/>
+    <w:lsdException w:uiPriority="99" w:name="Table Simple 2"/>
+    <w:lsdException w:uiPriority="99" w:name="Table Simple 3"/>
+    <w:lsdException w:uiPriority="99" w:name="Table Classic 1"/>
+    <w:lsdException w:uiPriority="99" w:name="Table Classic 2"/>
+    <w:lsdException w:uiPriority="99" w:name="Table Classic 3"/>
+    <w:lsdException w:uiPriority="99" w:name="Table Classic 4"/>
+    <w:lsdException w:uiPriority="99" w:name="Table Colorful 1"/>
+    <w:lsdException w:uiPriority="99" w:name="Table Colorful 2"/>
+    <w:lsdException w:uiPriority="99" w:name="Table Colorful 3"/>
+    <w:lsdException w:uiPriority="99" w:name="Table Columns 1"/>
+    <w:lsdException w:uiPriority="99" w:name="Table Columns 2"/>
+    <w:lsdException w:uiPriority="99" w:name="Table Columns 3"/>
+    <w:lsdException w:uiPriority="99" w:name="Table Columns 4"/>
+    <w:lsdException w:uiPriority="99" w:name="Table Columns 5"/>
+    <w:lsdException w:uiPriority="99" w:name="Table Grid 1"/>
+    <w:lsdException w:uiPriority="99" w:name="Table Grid 2"/>
+    <w:lsdException w:uiPriority="99" w:name="Table Grid 3"/>
+    <w:lsdException w:uiPriority="99" w:name="Table Grid 4"/>
+    <w:lsdException w:uiPriority="99" w:name="Table Grid 5"/>
+    <w:lsdException w:uiPriority="99" w:name="Table Grid 6"/>
+    <w:lsdException w:uiPriority="99" w:name="Table Grid 7"/>
+    <w:lsdException w:uiPriority="99" w:name="Table Grid 8"/>
+    <w:lsdException w:uiPriority="99" w:name="Table List 1"/>
+    <w:lsdException w:uiPriority="99" w:name="Table List 2"/>
+    <w:lsdException w:uiPriority="99" w:name="Table List 3"/>
+    <w:lsdException w:uiPriority="99" w:name="Table List 4"/>
+    <w:lsdException w:uiPriority="99" w:name="Table List 5"/>
+    <w:lsdException w:uiPriority="99" w:name="Table List 6"/>
+    <w:lsdException w:uiPriority="99" w:name="Table List 7"/>
+    <w:lsdException w:uiPriority="99" w:name="Table List 8"/>
+    <w:lsdException w:uiPriority="99" w:name="Table 3D effects 1"/>
+    <w:lsdException w:uiPriority="99" w:name="Table 3D effects 2"/>
+    <w:lsdException w:uiPriority="99" w:name="Table 3D effects 3"/>
+    <w:lsdException w:uiPriority="99" w:name="Table Contemporary"/>
+    <w:lsdException w:uiPriority="99" w:name="Table Elegant"/>
+    <w:lsdException w:uiPriority="99" w:name="Table Professional"/>
+    <w:lsdException w:uiPriority="99" w:name="Table Subtle 1"/>
+    <w:lsdException w:uiPriority="99" w:name="Table Subtle 2"/>
+    <w:lsdException w:uiPriority="99" w:name="Table Web 1"/>
+    <w:lsdException w:uiPriority="99" w:name="Table Web 2"/>
+    <w:lsdException w:uiPriority="99" w:name="Table Web 3"/>
+    <w:lsdException w:uiPriority="99" w:name="Balloon Text"/>
+    <w:lsdException w:unhideWhenUsed="0" w:uiPriority="39" w:semiHidden="0" w:name="Table Grid"/>
+    <w:lsdException w:uiPriority="99" w:name="Table Theme"/>
+    <w:lsdException w:unhideWhenUsed="0" w:uiPriority="60" w:semiHidden="0" w:name="Light Shading"/>
+    <w:lsdException w:unhideWhenUsed="0" w:uiPriority="61" w:semiHidden="0" w:name="Light List"/>
+    <w:lsdException w:unhideWhenUsed="0" w:uiPriority="62" w:semiHidden="0" w:name="Light Grid"/>
+    <w:lsdException w:unhideWhenUsed="0" w:uiPriority="63" w:semiHidden="0" w:name="Medium Shading 1"/>
+    <w:lsdException w:unhideWhenUsed="0" w:uiPriority="64" w:semiHidden="0" w:name="Medium Shading 2"/>
+    <w:lsdException w:unhideWhenUsed="0" w:uiPriority="65" w:semiHidden="0" w:name="Medium List 1"/>
+    <w:lsdException w:unhideWhenUsed="0" w:uiPriority="66" w:semiHidden="0" w:name="Medium List 2"/>
+    <w:lsdException w:unhideWhenUsed="0" w:uiPriority="67" w:semiHidden="0" w:name="Medium Grid 1"/>
+    <w:lsdException w:unhideWhenUsed="0" w:uiPriority="68" w:semiHidden="0" w:name="Medium Grid 2"/>
+    <w:lsdException w:unhideWhenUsed="0" w:uiPriority="69" w:semiHidden="0" w:name="Medium Grid 3"/>
+    <w:lsdException w:unhideWhenUsed="0" w:uiPriority="70" w:semiHidden="0" w:name="Dark List"/>
+    <w:lsdException w:unhideWhenUsed="0" w:uiPriority="71" w:semiHidden="0" w:name="Colorful Shading"/>
+    <w:lsdException w:unhideWhenUsed="0" w:uiPriority="72" w:semiHidden="0" w:name="Colorful List"/>
+    <w:lsdException w:unhideWhenUsed="0" w:uiPriority="73" w:semiHidden="0" w:name="Colorful Grid"/>
+    <w:lsdException w:unhideWhenUsed="0" w:uiPriority="60" w:semiHidden="0" w:name="Light Shading Accent 1"/>
+    <w:lsdException w:unhideWhenUsed="0" w:uiPriority="61" w:semiHidden="0" w:name="Light List Accent 1"/>
+    <w:lsdException w:unhideWhenUsed="0" w:uiPriority="62" w:semiHidden="0" w:name="Light Grid Accent 1"/>
+    <w:lsdException w:unhideWhenUsed="0" w:uiPriority="63" w:semiHidden="0" w:name="Medium Shading 1 Accent 1"/>
+    <w:lsdException w:unhideWhenUsed="0" w:uiPriority="64" w:semiHidden="0" w:name="Medium Shading 2 Accent 1"/>
+    <w:lsdException w:unhideWhenUsed="0" w:uiPriority="65" w:semiHidden="0" w:name="Medium List 1 Accent 1"/>
+    <w:lsdException w:qFormat="1" w:unhideWhenUsed="0" w:uiPriority="34" w:semiHidden="0" w:name="List Paragraph"/>
+    <w:lsdException w:unhideWhenUsed="0" w:uiPriority="66" w:semiHidden="0" w:name="Medium List 2 Accent 1"/>
+    <w:lsdException w:unhideWhenUsed="0" w:uiPriority="67" w:semiHidden="0" w:name="Medium Grid 1 Accent 1"/>
+    <w:lsdException w:unhideWhenUsed="0" w:uiPriority="68" w:semiHidden="0" w:name="Medium Grid 2 Accent 1"/>
+    <w:lsdException w:unhideWhenUsed="0" w:uiPriority="69" w:semiHidden="0" w:name="Medium Grid 3 Accent 1"/>
+    <w:lsdException w:unhideWhenUsed="0" w:uiPriority="70" w:semiHidden="0" w:name="Dark List Accent 1"/>
+    <w:lsdException w:unhideWhenUsed="0" w:uiPriority="71" w:semiHidden="0" w:name="Colorful Shading Accent 1"/>
+    <w:lsdException w:unhideWhenUsed="0" w:uiPriority="72" w:semiHidden="0" w:name="Colorful List Accent 1"/>
+    <w:lsdException w:unhideWhenUsed="0" w:uiPriority="73" w:semiHidden="0" w:name="Colorful Grid Accent 1"/>
+    <w:lsdException w:unhideWhenUsed="0" w:uiPriority="60" w:semiHidden="0" w:name="Light Shading Accent 2"/>
+    <w:lsdException w:unhideWhenUsed="0" w:uiPriority="61" w:semiHidden="0" w:name="Light List Accent 2"/>
+    <w:lsdException w:unhideWhenUsed="0" w:uiPriority="62" w:semiHidden="0" w:name="Light Grid Accent 2"/>
+    <w:lsdException w:unhideWhenUsed="0" w:uiPriority="63" w:semiHidden="0" w:name="Medium Shading 1 Accent 2"/>
+    <w:lsdException w:unhideWhenUsed="0" w:uiPriority="64" w:semiHidden="0" w:name="Medium Shading 2 Accent 2"/>
+    <w:lsdException w:unhideWhenUsed="0" w:uiPriority="65" w:semiHidden="0" w:name="Medium List 1 Accent 2"/>
+    <w:lsdException w:unhideWhenUsed="0" w:uiPriority="66" w:semiHidden="0" w:name="Medium List 2 Accent 2"/>
+    <w:lsdException w:unhideWhenUsed="0" w:uiPriority="67" w:semiHidden="0" w:name="Medium Grid 1 Accent 2"/>
+    <w:lsdException w:unhideWhenUsed="0" w:uiPriority="68" w:semiHidden="0" w:name="Medium Grid 2 Accent 2"/>
+    <w:lsdException w:unhideWhenUsed="0" w:uiPriority="69" w:semiHidden="0" w:name="Medium Grid 3 Accent 2"/>
+    <w:lsdException w:unhideWhenUsed="0" w:uiPriority="70" w:semiHidden="0" w:name="Dark List Accent 2"/>
+    <w:lsdException w:unhideWhenUsed="0" w:uiPriority="71" w:semiHidden="0" w:name="Colorful Shading Accent 2"/>
+    <w:lsdException w:unhideWhenUsed="0" w:uiPriority="72" w:semiHidden="0" w:name="Colorful List Accent 2"/>
+    <w:lsdException w:unhideWhenUsed="0" w:uiPriority="73" w:semiHidden="0" w:name="Colorful Grid Accent 2"/>
+    <w:lsdException w:unhideWhenUsed="0" w:uiPriority="60" w:semiHidden="0" w:name="Light Shading Accent 3"/>
+    <w:lsdException w:unhideWhenUsed="0" w:uiPriority="61" w:semiHidden="0" w:name="Light List Accent 3"/>
+    <w:lsdException w:unhideWhenUsed="0" w:uiPriority="62" w:semiHidden="0" w:name="Light Grid Accent 3"/>
+    <w:lsdException w:unhideWhenUsed="0" w:uiPriority="63" w:semiHidden="0" w:name="Medium Shading 1 Accent 3"/>
+    <w:lsdException w:unhideWhenUsed="0" w:uiPriority="64" w:semiHidden="0" w:name="Medium Shading 2 Accent 3"/>
+    <w:lsdException w:unhideWhenUsed="0" w:uiPriority="65" w:semiHidden="0" w:name="Medium List 1 Accent 3"/>
+    <w:lsdException w:unhideWhenUsed="0" w:uiPriority="66" w:semiHidden="0" w:name="Medium List 2 Accent 3"/>
+    <w:lsdException w:unhideWhenUsed="0" w:uiPriority="67" w:semiHidden="0" w:name="Medium Grid 1 Accent 3"/>
+    <w:lsdException w:unhideWhenUsed="0" w:uiPriority="68" w:semiHidden="0" w:name="Medium Grid 2 Accent 3"/>
+    <w:lsdException w:unhideWhenUsed="0" w:uiPriority="69" w:semiHidden="0" w:name="Medium Grid 3 Accent 3"/>
+    <w:lsdException w:unhideWhenUsed="0" w:uiPriority="70" w:semiHidden="0" w:name="Dark List Accent 3"/>
+    <w:lsdException w:unhideWhenUsed="0" w:uiPriority="71" w:semiHidden="0" w:name="Colorful Shading Accent 3"/>
+    <w:lsdException w:unhideWhenUsed="0" w:uiPriority="72" w:semiHidden="0" w:name="Colorful List Accent 3"/>
+    <w:lsdException w:unhideWhenUsed="0" w:uiPriority="73" w:semiHidden="0" w:name="Colorful Grid Accent 3"/>
+    <w:lsdException w:unhideWhenUsed="0" w:uiPriority="60" w:semiHidden="0" w:name="Light Shading Accent 4"/>
+    <w:lsdException w:unhideWhenUsed="0" w:uiPriority="61" w:semiHidden="0" w:name="Light List Accent 4"/>
+    <w:lsdException w:unhideWhenUsed="0" w:uiPriority="62" w:semiHidden="0" w:name="Light Grid Accent 4"/>
+    <w:lsdException w:unhideWhenUsed="0" w:uiPriority="63" w:semiHidden="0" w:name="Medium Shading 1 Accent 4"/>
+    <w:lsdException w:unhideWhenUsed="0" w:uiPriority="64" w:semiHidden="0" w:name="Medium Shading 2 Accent 4"/>
+    <w:lsdException w:unhideWhenUsed="0" w:uiPriority="65" w:semiHidden="0" w:name="Medium List 1 Accent 4"/>
+    <w:lsdException w:unhideWhenUsed="0" w:uiPriority="66" w:semiHidden="0" w:name="Medium List 2 Accent 4"/>
+    <w:lsdException w:unhideWhenUsed="0" w:uiPriority="67" w:semiHidden="0" w:name="Medium Grid 1 Accent 4"/>
+    <w:lsdException w:unhideWhenUsed="0" w:uiPriority="68" w:semiHidden="0" w:name="Medium Grid 2 Accent 4"/>
+    <w:lsdException w:unhideWhenUsed="0" w:uiPriority="69" w:semiHidden="0" w:name="Medium Grid 3 Accent 4"/>
+    <w:lsdException w:unhideWhenUsed="0" w:uiPriority="70" w:semiHidden="0" w:name="Dark List Accent 4"/>
+    <w:lsdException w:unhideWhenUsed="0" w:uiPriority="71" w:semiHidden="0" w:name="Colorful Shading Accent 4"/>
+    <w:lsdException w:unhideWhenUsed="0" w:uiPriority="72" w:semiHidden="0" w:name="Colorful List Accent 4"/>
+    <w:lsdException w:unhideWhenUsed="0" w:uiPriority="73" w:semiHidden="0" w:name="Colorful Grid Accent 4"/>
+    <w:lsdException w:unhideWhenUsed="0" w:uiPriority="60" w:semiHidden="0" w:name="Light Shading Accent 5"/>
+    <w:lsdException w:unhideWhenUsed="0" w:uiPriority="61" w:semiHidden="0" w:name="Light List Accent 5"/>
+    <w:lsdException w:unhideWhenUsed="0" w:uiPriority="62" w:semiHidden="0" w:name="Light Grid Accent 5"/>
+    <w:lsdException w:unhideWhenUsed="0" w:uiPriority="63" w:semiHidden="0" w:name="Medium Shading 1 Accent 5"/>
+    <w:lsdException w:unhideWhenUsed="0" w:uiPriority="64" w:semiHidden="0" w:name="Medium Shading 2 Accent 5"/>
+    <w:lsdException w:unhideWhenUsed="0" w:uiPriority="65" w:semiHidden="0" w:name="Medium List 1 Accent 5"/>
+    <w:lsdException w:unhideWhenUsed="0" w:uiPriority="66" w:semiHidden="0" w:name="Medium List 2 Accent 5"/>
+    <w:lsdException w:unhideWhenUsed="0" w:uiPriority="67" w:semiHidden="0" w:name="Medium Grid 1 Accent 5"/>
+    <w:lsdException w:unhideWhenUsed="0" w:uiPriority="68" w:semiHidden="0" w:name="Medium Grid 2 Accent 5"/>
+    <w:lsdException w:unhideWhenUsed="0" w:uiPriority="69" w:semiHidden="0" w:name="Medium Grid 3 Accent 5"/>
+    <w:lsdException w:unhideWhenUsed="0" w:uiPriority="70" w:semiHidden="0" w:name="Dark List Accent 5"/>
+    <w:lsdException w:unhideWhenUsed="0" w:uiPriority="71" w:semiHidden="0" w:name="Colorful Shading Accent 5"/>
+    <w:lsdException w:unhideWhenUsed="0" w:uiPriority="72" w:semiHidden="0" w:name="Colorful List Accent 5"/>
+    <w:lsdException w:unhideWhenUsed="0" w:uiPriority="73" w:semiHidden="0" w:name="Colorful Grid Accent 5"/>
+    <w:lsdException w:unhideWhenUsed="0" w:uiPriority="60" w:semiHidden="0" w:name="Light Shading Accent 6"/>
+    <w:lsdException w:unhideWhenUsed="0" w:uiPriority="61" w:semiHidden="0" w:name="Light List Accent 6"/>
+    <w:lsdException w:unhideWhenUsed="0" w:uiPriority="62" w:semiHidden="0" w:name="Light Grid Accent 6"/>
+    <w:lsdException w:unhideWhenUsed="0" w:uiPriority="63" w:semiHidden="0" w:name="Medium Shading 1 Accent 6"/>
+    <w:lsdException w:unhideWhenUsed="0" w:uiPriority="64" w:semiHidden="0" w:name="Medium Shading 2 Accent 6"/>
+    <w:lsdException w:unhideWhenUsed="0" w:uiPriority="65" w:semiHidden="0" w:name="Medium List 1 Accent 6"/>
+    <w:lsdException w:unhideWhenUsed="0" w:uiPriority="66" w:semiHidden="0" w:name="Medium List 2 Accent 6"/>
+    <w:lsdException w:unhideWhenUsed="0" w:uiPriority="67" w:semiHidden="0" w:name="Medium Grid 1 Accent 6"/>
+    <w:lsdException w:unhideWhenUsed="0" w:uiPriority="68" w:semiHidden="0" w:name="Medium Grid 2 Accent 6"/>
+    <w:lsdException w:unhideWhenUsed="0" w:uiPriority="69" w:semiHidden="0" w:name="Medium Grid 3 Accent 6"/>
+    <w:lsdException w:unhideWhenUsed="0" w:uiPriority="70" w:semiHidden="0" w:name="Dark List Accent 6"/>
+    <w:lsdException w:unhideWhenUsed="0" w:uiPriority="71" w:semiHidden="0" w:name="Colorful Shading Accent 6"/>
+    <w:lsdException w:unhideWhenUsed="0" w:uiPriority="72" w:semiHidden="0" w:name="Colorful List Accent 6"/>
+    <w:lsdException w:unhideWhenUsed="0" w:uiPriority="73" w:semiHidden="0" w:name="Colorful Grid Accent 6"/>
   </w:latentStyles>
-  <w:style w:type="paragraph" w:styleId="Normal" w:default="1">
+  <w:style w:type="paragraph" w:default="1" w:styleId="1">
     <w:name w:val="Normal"/>
     <w:qFormat/>
+    <w:uiPriority w:val="0"/>
+    <w:pPr>
+      <w:spacing w:after="160" w:line="279" w:lineRule="auto"/>
+    </w:pPr>
+    <w:rPr>
+      <w:rFonts w:asciiTheme="minorHAnsi" w:hAnsiTheme="minorHAnsi" w:eastAsiaTheme="minorEastAsia" w:cstheme="minorBidi"/>
+      <w:sz w:val="24"/>
+      <w:szCs w:val="24"/>
+      <w:lang w:val="en-US" w:eastAsia="ja-JP" w:bidi="ar-SA"/>
+    </w:rPr>
   </w:style>
-  <w:style w:type="character" w:styleId="DefaultParagraphFont" w:default="1">
+  <w:style w:type="paragraph" w:styleId="2">
+    <w:name w:val="heading 1"/>
+    <w:basedOn w:val="1"/>
+    <w:next w:val="1"/>
+    <w:qFormat/>
+    <w:uiPriority w:val="9"/>
+    <w:pPr>
+      <w:keepNext/>
+      <w:keepLines/>
+      <w:spacing w:before="360" w:after="80"/>
+      <w:outlineLvl w:val="0"/>
+    </w:pPr>
+    <w:rPr>
+      <w:rFonts w:asciiTheme="majorAscii" w:hAnsiTheme="majorAscii" w:eastAsiaTheme="majorEastAsia" w:cstheme="majorBidi"/>
+      <w:color w:val="156082" w:themeColor="accent1" w:themeTint="FF"/>
+      <w:sz w:val="40"/>
+      <w:szCs w:val="40"/>
+      <w14:textFill>
+        <w14:solidFill>
+          <w14:schemeClr w14:val="accent1">
+            <w14:lumMod w14:val="100000"/>
+            <w14:lumOff w14:val="0"/>
+          </w14:schemeClr>
+        </w14:solidFill>
+      </w14:textFill>
+    </w:rPr>
+  </w:style>
+  <w:style w:type="paragraph" w:styleId="3">
+    <w:name w:val="heading 2"/>
+    <w:basedOn w:val="1"/>
+    <w:next w:val="1"/>
+    <w:unhideWhenUsed/>
+    <w:qFormat/>
+    <w:uiPriority w:val="9"/>
+    <w:pPr>
+      <w:keepNext/>
+      <w:keepLines/>
+      <w:spacing w:before="160" w:after="80"/>
+      <w:outlineLvl w:val="1"/>
+    </w:pPr>
+    <w:rPr>
+      <w:rFonts w:asciiTheme="majorAscii" w:hAnsiTheme="majorAscii" w:eastAsiaTheme="majorEastAsia" w:cstheme="majorBidi"/>
+      <w:color w:val="156082" w:themeColor="accent1" w:themeTint="FF"/>
+      <w:sz w:val="32"/>
+      <w:szCs w:val="32"/>
+      <w14:textFill>
+        <w14:solidFill>
+          <w14:schemeClr w14:val="accent1">
+            <w14:lumMod w14:val="100000"/>
+            <w14:lumOff w14:val="0"/>
+          </w14:schemeClr>
+        </w14:solidFill>
+      </w14:textFill>
+    </w:rPr>
+  </w:style>
+  <w:style w:type="character" w:default="1" w:styleId="4">
     <w:name w:val="Default Paragraph Font"/>
-    <w:uiPriority w:val="1"/>
     <w:semiHidden/>
     <w:unhideWhenUsed/>
+    <w:uiPriority w:val="1"/>
   </w:style>
-  <w:style w:type="table" w:styleId="TableNormal" w:default="1">
+  <w:style w:type="table" w:default="1" w:styleId="5">
     <w:name w:val="Normal Table"/>
-    <w:uiPriority w:val="99"/>
     <w:semiHidden/>
     <w:unhideWhenUsed/>
+    <w:uiPriority w:val="99"/>
     <w:tblPr>
-      <w:tblInd w:w="0" w:type="dxa"/>
       <w:tblCellMar>
         <w:top w:w="0" w:type="dxa"/>
         <w:left w:w="108" w:type="dxa"/>
@@ -5416,61 +4369,29 @@
       </w:tblCellMar>
     </w:tblPr>
   </w:style>
-  <w:style w:type="numbering" w:styleId="NoList" w:default="1">
-    <w:name w:val="No List"/>
-    <w:uiPriority w:val="99"/>
+  <w:style w:type="paragraph" w:styleId="6">
+    <w:name w:val="Normal (Web)"/>
     <w:semiHidden/>
     <w:unhideWhenUsed/>
+    <w:uiPriority w:val="99"/>
+    <w:pPr>
+      <w:spacing w:before="0" w:beforeAutospacing="1" w:after="0" w:afterAutospacing="1"/>
+      <w:ind w:left="0" w:right="0"/>
+      <w:jc w:val="left"/>
+    </w:pPr>
+    <w:rPr>
+      <w:kern w:val="0"/>
+      <w:sz w:val="24"/>
+      <w:szCs w:val="24"/>
+      <w:lang w:val="en-US" w:eastAsia="zh-CN" w:bidi="ar"/>
+    </w:rPr>
   </w:style>
-  <w:style w:type="paragraph" w:styleId="Heading2">
-    <w:uiPriority w:val="9"/>
-    <w:name w:val="heading 2"/>
-    <w:basedOn w:val="Normal"/>
-    <w:next w:val="Normal"/>
-    <w:unhideWhenUsed/>
+  <w:style w:type="paragraph" w:styleId="7">
+    <w:name w:val="List Paragraph"/>
+    <w:basedOn w:val="1"/>
     <w:qFormat/>
-    <w:rsid w:val="0FEF4D0B"/>
-    <w:rPr>
-      <w:rFonts w:ascii="Aptos Display" w:hAnsi="Aptos Display" w:eastAsia="" w:cs="" w:asciiTheme="majorAscii" w:hAnsiTheme="majorAscii" w:eastAsiaTheme="majorEastAsia" w:cstheme="majorBidi"/>
-      <w:color w:val="0F4761" w:themeColor="accent1" w:themeTint="FF" w:themeShade="BF"/>
-      <w:sz w:val="32"/>
-      <w:szCs w:val="32"/>
-    </w:rPr>
+    <w:uiPriority w:val="34"/>
     <w:pPr>
-      <w:keepNext w:val="1"/>
-      <w:keepLines w:val="1"/>
-      <w:spacing w:before="160" w:after="80"/>
-      <w:outlineLvl w:val="1"/>
-    </w:pPr>
-  </w:style>
-  <w:style w:type="paragraph" w:styleId="Heading1">
-    <w:uiPriority w:val="9"/>
-    <w:name w:val="heading 1"/>
-    <w:basedOn w:val="Normal"/>
-    <w:next w:val="Normal"/>
-    <w:qFormat/>
-    <w:rsid w:val="0FEF4D0B"/>
-    <w:rPr>
-      <w:rFonts w:ascii="Aptos Display" w:hAnsi="Aptos Display" w:eastAsia="" w:cs="" w:asciiTheme="majorAscii" w:hAnsiTheme="majorAscii" w:eastAsiaTheme="majorEastAsia" w:cstheme="majorBidi"/>
-      <w:color w:val="0F4761" w:themeColor="accent1" w:themeTint="FF" w:themeShade="BF"/>
-      <w:sz w:val="40"/>
-      <w:szCs w:val="40"/>
-    </w:rPr>
-    <w:pPr>
-      <w:keepNext w:val="1"/>
-      <w:keepLines w:val="1"/>
-      <w:spacing w:before="360" w:after="80"/>
-      <w:outlineLvl w:val="0"/>
-    </w:pPr>
-  </w:style>
-  <w:style w:type="paragraph" w:styleId="ListParagraph">
-    <w:uiPriority w:val="34"/>
-    <w:name w:val="List Paragraph"/>
-    <w:basedOn w:val="Normal"/>
-    <w:qFormat/>
-    <w:rsid w:val="0FEF4D0B"/>
-    <w:pPr>
-      <w:spacing/>
       <w:ind w:left="720"/>
       <w:contextualSpacing/>
     </w:pPr>
@@ -5479,7 +4400,7 @@
 </file>
 
 <file path=word/theme/theme1.xml><?xml version="1.0" encoding="utf-8"?>
-<a:theme xmlns:thm15="http://schemas.microsoft.com/office/thememl/2012/main" xmlns:a="http://schemas.openxmlformats.org/drawingml/2006/main" name="Office Theme">
+<a:theme xmlns:a="http://schemas.openxmlformats.org/drawingml/2006/main" name="Office Theme">
   <a:themeElements>
     <a:clrScheme name="Office">
       <a:dk1>
@@ -5521,7 +4442,7 @@
     </a:clrScheme>
     <a:fontScheme name="Office">
       <a:majorFont>
-        <a:latin typeface="Aptos Display" panose="02110004020202020204"/>
+        <a:latin typeface="Aptos Display"/>
         <a:ea typeface=""/>
         <a:cs typeface=""/>
         <a:font script="Jpan" typeface="ＭＳ ゴシック"/>
@@ -5556,7 +4477,7 @@
         <a:font script="Geor" typeface="Sylfaen"/>
       </a:majorFont>
       <a:minorFont>
-        <a:latin typeface="Aptos" panose="02110004020202020204"/>
+        <a:latin typeface="Aptos"/>
         <a:ea typeface=""/>
         <a:cs typeface=""/>
         <a:font script="Jpan" typeface="ＭＳ 明朝"/>
@@ -5730,11 +4651,5 @@
     </a:fmtScheme>
   </a:themeElements>
   <a:objectDefaults/>
-  <a:extraClrSchemeLst/>
-  <a:extLst>
-    <a:ext uri="{05A4C25C-085E-4340-85A3-A5531E510DB2}">
-      <thm15:themeFamily xmlns:thm15="http://schemas.microsoft.com/office/thememl/2012/main" name="Office Theme" id="{62F939B6-93AF-4DB8-9C6B-D6C7DFDC589F}" vid="{4A3C46E8-61CC-4603-A589-7422A47A8E4A}"/>
-    </a:ext>
-  </a:extLst>
 </a:theme>
 </file>